--- a/Tuan4/HaHoangAnh_23688631_Tuan4.docx
+++ b/Tuan4/HaHoangAnh_23688631_Tuan4.docx
@@ -3,23 +3,62 @@
 <w:document xmlns:wpc="http://schemas.microsoft.com/office/word/2010/wordprocessingCanvas" xmlns:cx="http://schemas.microsoft.com/office/drawing/2014/chartex" xmlns:cx1="http://schemas.microsoft.com/office/drawing/2015/9/8/chartex" xmlns:cx2="http://schemas.microsoft.com/office/drawing/2015/10/21/chartex" xmlns:cx3="http://schemas.microsoft.com/office/drawing/2016/5/9/chartex" xmlns:cx4="http://schemas.microsoft.com/office/drawing/2016/5/10/chartex" xmlns:cx5="http://schemas.microsoft.com/office/drawing/2016/5/11/chartex" xmlns:cx6="http://schemas.microsoft.com/office/drawing/2016/5/12/chartex" xmlns:cx7="http://schemas.microsoft.com/office/drawing/2016/5/13/chartex" xmlns:cx8="http://schemas.microsoft.com/office/drawing/2016/5/14/chartex" xmlns:mc="http://schemas.openxmlformats.org/markup-compatibility/2006" xmlns:aink="http://schemas.microsoft.com/office/drawing/2016/ink" xmlns:am3d="http://schemas.microsoft.com/office/drawing/2017/model3d" xmlns:o="urn:schemas-microsoft-com:office:office" xmlns:oel="http://schemas.microsoft.com/office/2019/extlst" xmlns:r="http://schemas.openxmlformats.org/officeDocument/2006/relationships" xmlns:m="http://schemas.openxmlformats.org/officeDocument/2006/math" xmlns:v="urn:schemas-microsoft-com:vml" xmlns:wp14="http://schemas.microsoft.com/office/word/2010/wordprocessingDrawing" xmlns:wp="http://schemas.openxmlformats.org/drawingml/2006/wordprocessingDrawing" xmlns:w10="urn:schemas-microsoft-com:office:word" xmlns:w="http://schemas.openxmlformats.org/wordprocessingml/2006/main" xmlns:w14="http://schemas.microsoft.com/office/word/2010/wordml" xmlns:w15="http://schemas.microsoft.com/office/word/2012/wordml" xmlns:w16cei="http://schemas.microsoft.com/office/word/2026/wordml/cei" xmlns:w16cex="http://schemas.microsoft.com/office/word/2018/wordml/cex" xmlns:w16cid="http://schemas.microsoft.com/office/word/2016/wordml/cid" xmlns:w16="http://schemas.microsoft.com/office/word/2018/wordml" xmlns:w16du="http://schemas.microsoft.com/office/word/2023/wordml/word16du" xmlns:w16sdtdh="http://schemas.microsoft.com/office/word/2020/wordml/sdtdatahash" xmlns:w16sdtfl="http://schemas.microsoft.com/office/word/2024/wordml/sdtformatlock" xmlns:w16se="http://schemas.microsoft.com/office/word/2015/wordml/symex" xmlns:wpg="http://schemas.microsoft.com/office/word/2010/wordprocessingGroup" xmlns:wpi="http://schemas.microsoft.com/office/word/2010/wordprocessingInk" xmlns:wne="http://schemas.microsoft.com/office/word/2006/wordml" xmlns:wps="http://schemas.microsoft.com/office/word/2010/wordprocessingShape" mc:Ignorable="w14 w15 w16se w16cid w16 w16cex w16sdtdh w16sdtfl w16du wp14">
   <w:body>
     <w:p>
+      <w:pPr>
+        <w:rPr>
+          <w:rFonts w:ascii="Times New Roman" w:hAnsi="Times New Roman" w:cs="Times New Roman"/>
+          <w:sz w:val="28"/>
+          <w:szCs w:val="28"/>
+        </w:rPr>
+      </w:pPr>
       <w:r>
+        <w:rPr>
+          <w:rFonts w:ascii="Times New Roman" w:hAnsi="Times New Roman" w:cs="Times New Roman"/>
+          <w:sz w:val="28"/>
+          <w:szCs w:val="28"/>
+        </w:rPr>
         <w:t>Tên: Hà Hoàng Anh</w:t>
       </w:r>
     </w:p>
     <w:p>
+      <w:pPr>
+        <w:rPr>
+          <w:rFonts w:ascii="Times New Roman" w:hAnsi="Times New Roman" w:cs="Times New Roman"/>
+          <w:sz w:val="28"/>
+          <w:szCs w:val="28"/>
+        </w:rPr>
+      </w:pPr>
       <w:r>
+        <w:rPr>
+          <w:rFonts w:ascii="Times New Roman" w:hAnsi="Times New Roman" w:cs="Times New Roman"/>
+          <w:sz w:val="28"/>
+          <w:szCs w:val="28"/>
+        </w:rPr>
         <w:t>MSSV: 23688631</w:t>
       </w:r>
     </w:p>
     <w:p>
+      <w:pPr>
+        <w:rPr>
+          <w:rFonts w:ascii="Times New Roman" w:hAnsi="Times New Roman" w:cs="Times New Roman"/>
+          <w:sz w:val="28"/>
+          <w:szCs w:val="28"/>
+        </w:rPr>
+      </w:pPr>
       <w:r>
+        <w:rPr>
+          <w:rFonts w:ascii="Times New Roman" w:hAnsi="Times New Roman" w:cs="Times New Roman"/>
+          <w:sz w:val="28"/>
+          <w:szCs w:val="28"/>
+        </w:rPr>
         <w:t xml:space="preserve">Link github: </w:t>
       </w:r>
       <w:hyperlink r:id="rId5" w:history="1">
         <w:r>
           <w:rPr>
             <w:rStyle w:val="Hyperlink"/>
+            <w:rFonts w:ascii="Times New Roman" w:hAnsi="Times New Roman" w:cs="Times New Roman"/>
+            <w:sz w:val="28"/>
+            <w:szCs w:val="28"/>
           </w:rPr>
           <w:t>https://github.com/anhhoang19122005/React_Native_TH/tree/master/Tuan4/bookstore-online</w:t>
         </w:r>
@@ -437,7 +476,6 @@
               <w:rPr>
                 <w:rFonts w:ascii="Consolas" w:hAnsi="Consolas"/>
               </w:rPr>
-              <w:lastRenderedPageBreak/>
               <w:t>            &lt;FloatingCartButton count={cartCount} onPress={onPressCart}/&gt;</w:t>
             </w:r>
           </w:p>
@@ -837,11 +875,15 @@
             <w:pPr>
               <w:rPr>
                 <w:rFonts w:ascii="Times New Roman" w:hAnsi="Times New Roman" w:cs="Times New Roman"/>
-              </w:rPr>
-            </w:pPr>
-            <w:r>
-              <w:rPr>
-                <w:rFonts w:ascii="Times New Roman" w:hAnsi="Times New Roman" w:cs="Times New Roman"/>
+                <w:sz w:val="26"/>
+                <w:szCs w:val="26"/>
+              </w:rPr>
+            </w:pPr>
+            <w:r>
+              <w:rPr>
+                <w:rFonts w:ascii="Times New Roman" w:hAnsi="Times New Roman" w:cs="Times New Roman"/>
+                <w:sz w:val="26"/>
+                <w:szCs w:val="26"/>
               </w:rPr>
               <w:t>Trước hết, chúng ta dùng một View lớn làm khung chính của màn hình và đặt style là screen với flex: 1. Nghĩa là nó chiếm hết toàn bộ không gian màn hình. Màu nền trắng giúp giao diện sạch và dễ nhìn.</w:t>
             </w:r>
@@ -850,18 +892,24 @@
             <w:pPr>
               <w:rPr>
                 <w:rFonts w:ascii="Times New Roman" w:hAnsi="Times New Roman" w:cs="Times New Roman"/>
-              </w:rPr>
-            </w:pPr>
-          </w:p>
-          <w:p>
-            <w:pPr>
-              <w:rPr>
-                <w:rFonts w:ascii="Times New Roman" w:hAnsi="Times New Roman" w:cs="Times New Roman"/>
-              </w:rPr>
-            </w:pPr>
-            <w:r>
-              <w:rPr>
-                <w:rFonts w:ascii="Times New Roman" w:hAnsi="Times New Roman" w:cs="Times New Roman"/>
+                <w:sz w:val="26"/>
+                <w:szCs w:val="26"/>
+              </w:rPr>
+            </w:pPr>
+          </w:p>
+          <w:p>
+            <w:pPr>
+              <w:rPr>
+                <w:rFonts w:ascii="Times New Roman" w:hAnsi="Times New Roman" w:cs="Times New Roman"/>
+                <w:sz w:val="26"/>
+                <w:szCs w:val="26"/>
+              </w:rPr>
+            </w:pPr>
+            <w:r>
+              <w:rPr>
+                <w:rFonts w:ascii="Times New Roman" w:hAnsi="Times New Roman" w:cs="Times New Roman"/>
+                <w:sz w:val="26"/>
+                <w:szCs w:val="26"/>
               </w:rPr>
               <w:t>Phần đầu màn hình là Header. Header ở đây được đặt ngoài ScrollView để không bị cuộn theo khi người dùng kéo nội dung. Điều này có nghĩa là tiêu đề hoặc thanh điều hướng luôn ở trên cùng, không bị trôi xuống khi danh sách sách dài.</w:t>
             </w:r>
@@ -870,18 +918,24 @@
             <w:pPr>
               <w:rPr>
                 <w:rFonts w:ascii="Times New Roman" w:hAnsi="Times New Roman" w:cs="Times New Roman"/>
-              </w:rPr>
-            </w:pPr>
-          </w:p>
-          <w:p>
-            <w:pPr>
-              <w:rPr>
-                <w:rFonts w:ascii="Times New Roman" w:hAnsi="Times New Roman" w:cs="Times New Roman"/>
-              </w:rPr>
-            </w:pPr>
-            <w:r>
-              <w:rPr>
-                <w:rFonts w:ascii="Times New Roman" w:hAnsi="Times New Roman" w:cs="Times New Roman"/>
+                <w:sz w:val="26"/>
+                <w:szCs w:val="26"/>
+              </w:rPr>
+            </w:pPr>
+          </w:p>
+          <w:p>
+            <w:pPr>
+              <w:rPr>
+                <w:rFonts w:ascii="Times New Roman" w:hAnsi="Times New Roman" w:cs="Times New Roman"/>
+                <w:sz w:val="26"/>
+                <w:szCs w:val="26"/>
+              </w:rPr>
+            </w:pPr>
+            <w:r>
+              <w:rPr>
+                <w:rFonts w:ascii="Times New Roman" w:hAnsi="Times New Roman" w:cs="Times New Roman"/>
+                <w:sz w:val="26"/>
+                <w:szCs w:val="26"/>
               </w:rPr>
               <w:t>Tiếp theo là ScrollView. Đây là phần chứa nội dung có thể cuộn, như danh mục sách và các sản phẩm. Chúng ta đặt style là scroll và flex: 1 để nó chiếm phần còn lại của màn hình. contentContainerStyle padding: 16 giúp tạo khoảng cách từ mép màn hình. paddingBottom: 140 là để dành chỗ cho nút giỏ hàng nổi ở phía dưới, tránh bị che mất nội dung.</w:t>
             </w:r>
@@ -890,18 +944,24 @@
             <w:pPr>
               <w:rPr>
                 <w:rFonts w:ascii="Times New Roman" w:hAnsi="Times New Roman" w:cs="Times New Roman"/>
-              </w:rPr>
-            </w:pPr>
-          </w:p>
-          <w:p>
-            <w:pPr>
-              <w:rPr>
-                <w:rFonts w:ascii="Times New Roman" w:hAnsi="Times New Roman" w:cs="Times New Roman"/>
-              </w:rPr>
-            </w:pPr>
-            <w:r>
-              <w:rPr>
-                <w:rFonts w:ascii="Times New Roman" w:hAnsi="Times New Roman" w:cs="Times New Roman"/>
+                <w:sz w:val="26"/>
+                <w:szCs w:val="26"/>
+              </w:rPr>
+            </w:pPr>
+          </w:p>
+          <w:p>
+            <w:pPr>
+              <w:rPr>
+                <w:rFonts w:ascii="Times New Roman" w:hAnsi="Times New Roman" w:cs="Times New Roman"/>
+                <w:sz w:val="26"/>
+                <w:szCs w:val="26"/>
+              </w:rPr>
+            </w:pPr>
+            <w:r>
+              <w:rPr>
+                <w:rFonts w:ascii="Times New Roman" w:hAnsi="Times New Roman" w:cs="Times New Roman"/>
+                <w:sz w:val="26"/>
+                <w:szCs w:val="26"/>
               </w:rPr>
               <w:t>Trong ScrollView, đầu tiên là một tiêu đề “Danh mục”, sau đó là CategoryChips. Đây thường là các chip hoặc nút lọc danh mục, ví dụ như: Văn học, Kỹ năng, Thiếu nhi… Người dùng có thể chọn mục để lọc sách.</w:t>
             </w:r>
@@ -910,18 +970,24 @@
             <w:pPr>
               <w:rPr>
                 <w:rFonts w:ascii="Times New Roman" w:hAnsi="Times New Roman" w:cs="Times New Roman"/>
-              </w:rPr>
-            </w:pPr>
-          </w:p>
-          <w:p>
-            <w:pPr>
-              <w:rPr>
-                <w:rFonts w:ascii="Times New Roman" w:hAnsi="Times New Roman" w:cs="Times New Roman"/>
-              </w:rPr>
-            </w:pPr>
-            <w:r>
-              <w:rPr>
-                <w:rFonts w:ascii="Times New Roman" w:hAnsi="Times New Roman" w:cs="Times New Roman"/>
+                <w:sz w:val="26"/>
+                <w:szCs w:val="26"/>
+              </w:rPr>
+            </w:pPr>
+          </w:p>
+          <w:p>
+            <w:pPr>
+              <w:rPr>
+                <w:rFonts w:ascii="Times New Roman" w:hAnsi="Times New Roman" w:cs="Times New Roman"/>
+                <w:sz w:val="26"/>
+                <w:szCs w:val="26"/>
+              </w:rPr>
+            </w:pPr>
+            <w:r>
+              <w:rPr>
+                <w:rFonts w:ascii="Times New Roman" w:hAnsi="Times New Roman" w:cs="Times New Roman"/>
+                <w:sz w:val="26"/>
+                <w:szCs w:val="26"/>
               </w:rPr>
               <w:t>Tiếp theo là tiêu đề “Sách nổi bật”, rồi BookGrid. BookGrid dùng để hiển thị danh sách sách theo lưới, mỗi ô sách có hình ảnh, tên, giá và có thể bấm vào. Hàm onPressBook được truyền vào để xử lý khi người dùng chạm vào một cuốn sách.</w:t>
             </w:r>
@@ -930,19 +996,26 @@
             <w:pPr>
               <w:rPr>
                 <w:rFonts w:ascii="Times New Roman" w:hAnsi="Times New Roman" w:cs="Times New Roman"/>
-              </w:rPr>
-            </w:pPr>
-          </w:p>
-          <w:p>
-            <w:pPr>
-              <w:rPr>
-                <w:rFonts w:ascii="Times New Roman" w:hAnsi="Times New Roman" w:cs="Times New Roman"/>
-              </w:rPr>
-            </w:pPr>
-            <w:r>
-              <w:rPr>
-                <w:rFonts w:ascii="Times New Roman" w:hAnsi="Times New Roman" w:cs="Times New Roman"/>
-              </w:rPr>
+                <w:sz w:val="26"/>
+                <w:szCs w:val="26"/>
+              </w:rPr>
+            </w:pPr>
+          </w:p>
+          <w:p>
+            <w:pPr>
+              <w:rPr>
+                <w:rFonts w:ascii="Times New Roman" w:hAnsi="Times New Roman" w:cs="Times New Roman"/>
+                <w:sz w:val="26"/>
+                <w:szCs w:val="26"/>
+              </w:rPr>
+            </w:pPr>
+            <w:r>
+              <w:rPr>
+                <w:rFonts w:ascii="Times New Roman" w:hAnsi="Times New Roman" w:cs="Times New Roman"/>
+                <w:sz w:val="26"/>
+                <w:szCs w:val="26"/>
+              </w:rPr>
+              <w:lastRenderedPageBreak/>
               <w:t>Phần cuối cùng là FloatingCartButton. Đây là nút giỏ hàng nổi, đặt ở vị trí tuyệt đối tương đối với màn hình. Vì nó nằm ngoài ScrollView nên nó sẽ đứng yên khi người dùng cuộn trang. count={cartCount} cho biết số lượng sách trong giỏ hàng, còn onPress={onPressCart} sẽ xử lý khi người dùng nhấn vào.</w:t>
             </w:r>
           </w:p>
@@ -1393,6 +1466,7 @@
               <w:rPr>
                 <w:rFonts w:ascii="Consolas" w:hAnsi="Consolas"/>
               </w:rPr>
+              <w:lastRenderedPageBreak/>
               <w:t>              &lt;Pressable style={styles.addButton} onPress={onAddToCart}&gt;</w:t>
             </w:r>
           </w:p>
@@ -1445,93 +1519,522 @@
               <w:rPr>
                 <w:rFonts w:ascii="Consolas" w:hAnsi="Consolas"/>
               </w:rPr>
+              <w:t>        &lt;/View&gt;</w:t>
+            </w:r>
+          </w:p>
+          <w:p>
+            <w:pPr>
+              <w:rPr>
+                <w:rFonts w:ascii="Consolas" w:hAnsi="Consolas"/>
+              </w:rPr>
+            </w:pPr>
+            <w:r>
+              <w:rPr>
+                <w:rFonts w:ascii="Consolas" w:hAnsi="Consolas"/>
+              </w:rPr>
+              <w:t>    )</w:t>
+            </w:r>
+          </w:p>
+          <w:p>
+            <w:pPr>
+              <w:rPr>
+                <w:rFonts w:ascii="Consolas" w:hAnsi="Consolas"/>
+              </w:rPr>
+            </w:pPr>
+            <w:r>
+              <w:rPr>
+                <w:rFonts w:ascii="Consolas" w:hAnsi="Consolas"/>
+              </w:rPr>
+              <w:t>}</w:t>
+            </w:r>
+          </w:p>
+          <w:p>
+            <w:pPr>
+              <w:rPr>
+                <w:rFonts w:ascii="Consolas" w:hAnsi="Consolas"/>
+              </w:rPr>
+            </w:pPr>
+          </w:p>
+          <w:p>
+            <w:pPr>
+              <w:rPr>
+                <w:rFonts w:ascii="Consolas" w:hAnsi="Consolas"/>
+              </w:rPr>
+            </w:pPr>
+            <w:r>
+              <w:rPr>
+                <w:rFonts w:ascii="Consolas" w:hAnsi="Consolas"/>
+              </w:rPr>
+              <w:t>const styles = StyleSheet.create({</w:t>
+            </w:r>
+          </w:p>
+          <w:p>
+            <w:pPr>
+              <w:rPr>
+                <w:rFonts w:ascii="Consolas" w:hAnsi="Consolas"/>
+              </w:rPr>
+            </w:pPr>
+            <w:r>
+              <w:rPr>
+                <w:rFonts w:ascii="Consolas" w:hAnsi="Consolas"/>
+              </w:rPr>
+              <w:t>  screen: {</w:t>
+            </w:r>
+          </w:p>
+          <w:p>
+            <w:pPr>
+              <w:rPr>
+                <w:rFonts w:ascii="Consolas" w:hAnsi="Consolas"/>
+              </w:rPr>
+            </w:pPr>
+            <w:r>
+              <w:rPr>
+                <w:rFonts w:ascii="Consolas" w:hAnsi="Consolas"/>
+              </w:rPr>
+              <w:t>    flex: 1,</w:t>
+            </w:r>
+          </w:p>
+          <w:p>
+            <w:pPr>
+              <w:rPr>
+                <w:rFonts w:ascii="Consolas" w:hAnsi="Consolas"/>
+              </w:rPr>
+            </w:pPr>
+            <w:r>
+              <w:rPr>
+                <w:rFonts w:ascii="Consolas" w:hAnsi="Consolas"/>
+              </w:rPr>
+              <w:t>    backgroundColor: "#FFFFFF",</w:t>
+            </w:r>
+          </w:p>
+          <w:p>
+            <w:pPr>
+              <w:rPr>
+                <w:rFonts w:ascii="Consolas" w:hAnsi="Consolas"/>
+              </w:rPr>
+            </w:pPr>
+            <w:r>
+              <w:rPr>
+                <w:rFonts w:ascii="Consolas" w:hAnsi="Consolas"/>
+              </w:rPr>
+              <w:t>  },</w:t>
+            </w:r>
+          </w:p>
+          <w:p>
+            <w:pPr>
+              <w:rPr>
+                <w:rFonts w:ascii="Consolas" w:hAnsi="Consolas"/>
+              </w:rPr>
+            </w:pPr>
+            <w:r>
+              <w:rPr>
+                <w:rFonts w:ascii="Consolas" w:hAnsi="Consolas"/>
+              </w:rPr>
+              <w:t>  backButton: {</w:t>
+            </w:r>
+          </w:p>
+          <w:p>
+            <w:pPr>
+              <w:rPr>
+                <w:rFonts w:ascii="Consolas" w:hAnsi="Consolas"/>
+              </w:rPr>
+            </w:pPr>
+            <w:r>
+              <w:rPr>
+                <w:rFonts w:ascii="Consolas" w:hAnsi="Consolas"/>
+              </w:rPr>
+              <w:t>    paddingHorizontal: 16,</w:t>
+            </w:r>
+          </w:p>
+          <w:p>
+            <w:pPr>
+              <w:rPr>
+                <w:rFonts w:ascii="Consolas" w:hAnsi="Consolas"/>
+              </w:rPr>
+            </w:pPr>
+            <w:r>
+              <w:rPr>
+                <w:rFonts w:ascii="Consolas" w:hAnsi="Consolas"/>
+              </w:rPr>
+              <w:t>    paddingVertical: 12,</w:t>
+            </w:r>
+          </w:p>
+          <w:p>
+            <w:pPr>
+              <w:rPr>
+                <w:rFonts w:ascii="Consolas" w:hAnsi="Consolas"/>
+              </w:rPr>
+            </w:pPr>
+            <w:r>
+              <w:rPr>
+                <w:rFonts w:ascii="Consolas" w:hAnsi="Consolas"/>
+              </w:rPr>
+              <w:t>  },</w:t>
+            </w:r>
+          </w:p>
+          <w:p>
+            <w:pPr>
+              <w:rPr>
+                <w:rFonts w:ascii="Consolas" w:hAnsi="Consolas"/>
+              </w:rPr>
+            </w:pPr>
+            <w:r>
+              <w:rPr>
+                <w:rFonts w:ascii="Consolas" w:hAnsi="Consolas"/>
+              </w:rPr>
+              <w:t>  backText: {</w:t>
+            </w:r>
+          </w:p>
+          <w:p>
+            <w:pPr>
+              <w:rPr>
+                <w:rFonts w:ascii="Consolas" w:hAnsi="Consolas"/>
+              </w:rPr>
+            </w:pPr>
+            <w:r>
+              <w:rPr>
+                <w:rFonts w:ascii="Consolas" w:hAnsi="Consolas"/>
+              </w:rPr>
+              <w:t>    color: "#4338CA",</w:t>
+            </w:r>
+          </w:p>
+          <w:p>
+            <w:pPr>
+              <w:rPr>
+                <w:rFonts w:ascii="Consolas" w:hAnsi="Consolas"/>
+              </w:rPr>
+            </w:pPr>
+            <w:r>
+              <w:rPr>
+                <w:rFonts w:ascii="Consolas" w:hAnsi="Consolas"/>
+              </w:rPr>
+              <w:t>    fontWeight: "600",</w:t>
+            </w:r>
+          </w:p>
+          <w:p>
+            <w:pPr>
+              <w:rPr>
+                <w:rFonts w:ascii="Consolas" w:hAnsi="Consolas"/>
+              </w:rPr>
+            </w:pPr>
+            <w:r>
+              <w:rPr>
+                <w:rFonts w:ascii="Consolas" w:hAnsi="Consolas"/>
+              </w:rPr>
+              <w:t>  },</w:t>
+            </w:r>
+          </w:p>
+          <w:p>
+            <w:pPr>
+              <w:rPr>
+                <w:rFonts w:ascii="Consolas" w:hAnsi="Consolas"/>
+              </w:rPr>
+            </w:pPr>
+            <w:r>
+              <w:rPr>
+                <w:rFonts w:ascii="Consolas" w:hAnsi="Consolas"/>
+              </w:rPr>
+              <w:t>  scroll: {</w:t>
+            </w:r>
+          </w:p>
+          <w:p>
+            <w:pPr>
+              <w:rPr>
+                <w:rFonts w:ascii="Consolas" w:hAnsi="Consolas"/>
+              </w:rPr>
+            </w:pPr>
+            <w:r>
+              <w:rPr>
+                <w:rFonts w:ascii="Consolas" w:hAnsi="Consolas"/>
+              </w:rPr>
+              <w:t>    flex: 1,</w:t>
+            </w:r>
+          </w:p>
+          <w:p>
+            <w:pPr>
+              <w:rPr>
+                <w:rFonts w:ascii="Consolas" w:hAnsi="Consolas"/>
+              </w:rPr>
+            </w:pPr>
+            <w:r>
+              <w:rPr>
+                <w:rFonts w:ascii="Consolas" w:hAnsi="Consolas"/>
+              </w:rPr>
+              <w:t>  },</w:t>
+            </w:r>
+          </w:p>
+          <w:p>
+            <w:pPr>
+              <w:rPr>
+                <w:rFonts w:ascii="Consolas" w:hAnsi="Consolas"/>
+              </w:rPr>
+            </w:pPr>
+            <w:r>
+              <w:rPr>
+                <w:rFonts w:ascii="Consolas" w:hAnsi="Consolas"/>
+              </w:rPr>
+              <w:t>  scrollContent: {</w:t>
+            </w:r>
+          </w:p>
+          <w:p>
+            <w:pPr>
+              <w:rPr>
+                <w:rFonts w:ascii="Consolas" w:hAnsi="Consolas"/>
+              </w:rPr>
+            </w:pPr>
+            <w:r>
+              <w:rPr>
+                <w:rFonts w:ascii="Consolas" w:hAnsi="Consolas"/>
+              </w:rPr>
+              <w:t>    paddingHorizontal: 20,</w:t>
+            </w:r>
+          </w:p>
+          <w:p>
+            <w:pPr>
+              <w:rPr>
+                <w:rFonts w:ascii="Consolas" w:hAnsi="Consolas"/>
+              </w:rPr>
+            </w:pPr>
+            <w:r>
+              <w:rPr>
+                <w:rFonts w:ascii="Consolas" w:hAnsi="Consolas"/>
+              </w:rPr>
+              <w:t>    paddingBottom: 24,</w:t>
+            </w:r>
+          </w:p>
+          <w:p>
+            <w:pPr>
+              <w:rPr>
+                <w:rFonts w:ascii="Consolas" w:hAnsi="Consolas"/>
+              </w:rPr>
+            </w:pPr>
+            <w:r>
+              <w:rPr>
+                <w:rFonts w:ascii="Consolas" w:hAnsi="Consolas"/>
+              </w:rPr>
+              <w:t>  },</w:t>
+            </w:r>
+          </w:p>
+          <w:p>
+            <w:pPr>
+              <w:rPr>
+                <w:rFonts w:ascii="Consolas" w:hAnsi="Consolas"/>
+              </w:rPr>
+            </w:pPr>
+            <w:r>
+              <w:rPr>
+                <w:rFonts w:ascii="Consolas" w:hAnsi="Consolas"/>
+              </w:rPr>
+              <w:t>  cover: {</w:t>
+            </w:r>
+          </w:p>
+          <w:p>
+            <w:pPr>
+              <w:rPr>
+                <w:rFonts w:ascii="Consolas" w:hAnsi="Consolas"/>
+              </w:rPr>
+            </w:pPr>
+            <w:r>
+              <w:rPr>
+                <w:rFonts w:ascii="Consolas" w:hAnsi="Consolas"/>
+              </w:rPr>
+              <w:t>    alignSelf: "center", // căn giữa riêng ảnh, không phụ thuộc alignItems của cha</w:t>
+            </w:r>
+          </w:p>
+          <w:p>
+            <w:pPr>
+              <w:rPr>
+                <w:rFonts w:ascii="Consolas" w:hAnsi="Consolas"/>
+              </w:rPr>
+            </w:pPr>
+            <w:r>
+              <w:rPr>
+                <w:rFonts w:ascii="Consolas" w:hAnsi="Consolas"/>
+              </w:rPr>
+              <w:t>    width: "70%",</w:t>
+            </w:r>
+          </w:p>
+          <w:p>
+            <w:pPr>
+              <w:rPr>
+                <w:rFonts w:ascii="Consolas" w:hAnsi="Consolas"/>
+              </w:rPr>
+            </w:pPr>
+            <w:r>
+              <w:rPr>
+                <w:rFonts w:ascii="Consolas" w:hAnsi="Consolas"/>
+              </w:rPr>
+              <w:t>    aspectRatio: 3 / 4, // giữ tỉ lệ ảnh dù width theo %</w:t>
+            </w:r>
+          </w:p>
+          <w:p>
+            <w:pPr>
+              <w:rPr>
+                <w:rFonts w:ascii="Consolas" w:hAnsi="Consolas"/>
+              </w:rPr>
+            </w:pPr>
+            <w:r>
+              <w:rPr>
+                <w:rFonts w:ascii="Consolas" w:hAnsi="Consolas"/>
+              </w:rPr>
+              <w:t>    borderRadius: 12,</w:t>
+            </w:r>
+          </w:p>
+          <w:p>
+            <w:pPr>
+              <w:rPr>
+                <w:rFonts w:ascii="Consolas" w:hAnsi="Consolas"/>
+              </w:rPr>
+            </w:pPr>
+            <w:r>
+              <w:rPr>
+                <w:rFonts w:ascii="Consolas" w:hAnsi="Consolas"/>
+              </w:rPr>
+              <w:t>    backgroundColor: "#EEF2F7",</w:t>
+            </w:r>
+          </w:p>
+          <w:p>
+            <w:pPr>
+              <w:rPr>
+                <w:rFonts w:ascii="Consolas" w:hAnsi="Consolas"/>
+              </w:rPr>
+            </w:pPr>
+            <w:r>
+              <w:rPr>
+                <w:rFonts w:ascii="Consolas" w:hAnsi="Consolas"/>
+              </w:rPr>
+              <w:t>  },</w:t>
+            </w:r>
+          </w:p>
+          <w:p>
+            <w:pPr>
+              <w:rPr>
+                <w:rFonts w:ascii="Consolas" w:hAnsi="Consolas"/>
+              </w:rPr>
+            </w:pPr>
+            <w:r>
+              <w:rPr>
+                <w:rFonts w:ascii="Consolas" w:hAnsi="Consolas"/>
+              </w:rPr>
+              <w:t>  title: {</w:t>
+            </w:r>
+          </w:p>
+          <w:p>
+            <w:pPr>
+              <w:rPr>
+                <w:rFonts w:ascii="Consolas" w:hAnsi="Consolas"/>
+              </w:rPr>
+            </w:pPr>
+            <w:r>
+              <w:rPr>
+                <w:rFonts w:ascii="Consolas" w:hAnsi="Consolas"/>
+              </w:rPr>
+              <w:t>    marginTop: 20,</w:t>
+            </w:r>
+          </w:p>
+          <w:p>
+            <w:pPr>
+              <w:rPr>
+                <w:rFonts w:ascii="Consolas" w:hAnsi="Consolas"/>
+              </w:rPr>
+            </w:pPr>
+            <w:r>
+              <w:rPr>
+                <w:rFonts w:ascii="Consolas" w:hAnsi="Consolas"/>
+              </w:rPr>
+              <w:t>    fontSize: 20,</w:t>
+            </w:r>
+          </w:p>
+          <w:p>
+            <w:pPr>
+              <w:rPr>
+                <w:rFonts w:ascii="Consolas" w:hAnsi="Consolas"/>
+              </w:rPr>
+            </w:pPr>
+            <w:r>
+              <w:rPr>
+                <w:rFonts w:ascii="Consolas" w:hAnsi="Consolas"/>
+              </w:rPr>
+              <w:t>    fontWeight: "800",</w:t>
+            </w:r>
+          </w:p>
+          <w:p>
+            <w:pPr>
+              <w:rPr>
+                <w:rFonts w:ascii="Consolas" w:hAnsi="Consolas"/>
+              </w:rPr>
+            </w:pPr>
+            <w:r>
+              <w:rPr>
+                <w:rFonts w:ascii="Consolas" w:hAnsi="Consolas"/>
+              </w:rPr>
+              <w:t>    color: "#111827",</w:t>
+            </w:r>
+          </w:p>
+          <w:p>
+            <w:pPr>
+              <w:rPr>
+                <w:rFonts w:ascii="Consolas" w:hAnsi="Consolas"/>
+              </w:rPr>
+            </w:pPr>
+            <w:r>
+              <w:rPr>
+                <w:rFonts w:ascii="Consolas" w:hAnsi="Consolas"/>
+              </w:rPr>
+              <w:t>  },</w:t>
+            </w:r>
+          </w:p>
+          <w:p>
+            <w:pPr>
+              <w:rPr>
+                <w:rFonts w:ascii="Consolas" w:hAnsi="Consolas"/>
+              </w:rPr>
+            </w:pPr>
+            <w:r>
+              <w:rPr>
+                <w:rFonts w:ascii="Consolas" w:hAnsi="Consolas"/>
+              </w:rPr>
+              <w:t>  author: {</w:t>
+            </w:r>
+          </w:p>
+          <w:p>
+            <w:pPr>
+              <w:rPr>
+                <w:rFonts w:ascii="Consolas" w:hAnsi="Consolas"/>
+              </w:rPr>
+            </w:pPr>
+            <w:r>
+              <w:rPr>
+                <w:rFonts w:ascii="Consolas" w:hAnsi="Consolas"/>
+              </w:rPr>
+              <w:t>    marginTop: 4,</w:t>
+            </w:r>
+          </w:p>
+          <w:p>
+            <w:pPr>
+              <w:rPr>
+                <w:rFonts w:ascii="Consolas" w:hAnsi="Consolas"/>
+              </w:rPr>
+            </w:pPr>
+            <w:r>
+              <w:rPr>
+                <w:rFonts w:ascii="Consolas" w:hAnsi="Consolas"/>
+              </w:rPr>
               <w:lastRenderedPageBreak/>
-              <w:t>        &lt;/View&gt;</w:t>
-            </w:r>
-          </w:p>
-          <w:p>
-            <w:pPr>
-              <w:rPr>
-                <w:rFonts w:ascii="Consolas" w:hAnsi="Consolas"/>
-              </w:rPr>
-            </w:pPr>
-            <w:r>
-              <w:rPr>
-                <w:rFonts w:ascii="Consolas" w:hAnsi="Consolas"/>
-              </w:rPr>
-              <w:t>    )</w:t>
-            </w:r>
-          </w:p>
-          <w:p>
-            <w:pPr>
-              <w:rPr>
-                <w:rFonts w:ascii="Consolas" w:hAnsi="Consolas"/>
-              </w:rPr>
-            </w:pPr>
-            <w:r>
-              <w:rPr>
-                <w:rFonts w:ascii="Consolas" w:hAnsi="Consolas"/>
-              </w:rPr>
-              <w:t>}</w:t>
-            </w:r>
-          </w:p>
-          <w:p>
-            <w:pPr>
-              <w:rPr>
-                <w:rFonts w:ascii="Consolas" w:hAnsi="Consolas"/>
-              </w:rPr>
-            </w:pPr>
-          </w:p>
-          <w:p>
-            <w:pPr>
-              <w:rPr>
-                <w:rFonts w:ascii="Consolas" w:hAnsi="Consolas"/>
-              </w:rPr>
-            </w:pPr>
-            <w:r>
-              <w:rPr>
-                <w:rFonts w:ascii="Consolas" w:hAnsi="Consolas"/>
-              </w:rPr>
-              <w:t>const styles = StyleSheet.create({</w:t>
-            </w:r>
-          </w:p>
-          <w:p>
-            <w:pPr>
-              <w:rPr>
-                <w:rFonts w:ascii="Consolas" w:hAnsi="Consolas"/>
-              </w:rPr>
-            </w:pPr>
-            <w:r>
-              <w:rPr>
-                <w:rFonts w:ascii="Consolas" w:hAnsi="Consolas"/>
-              </w:rPr>
-              <w:t>  screen: {</w:t>
-            </w:r>
-          </w:p>
-          <w:p>
-            <w:pPr>
-              <w:rPr>
-                <w:rFonts w:ascii="Consolas" w:hAnsi="Consolas"/>
-              </w:rPr>
-            </w:pPr>
-            <w:r>
-              <w:rPr>
-                <w:rFonts w:ascii="Consolas" w:hAnsi="Consolas"/>
-              </w:rPr>
-              <w:t>    flex: 1,</w:t>
-            </w:r>
-          </w:p>
-          <w:p>
-            <w:pPr>
-              <w:rPr>
-                <w:rFonts w:ascii="Consolas" w:hAnsi="Consolas"/>
-              </w:rPr>
-            </w:pPr>
-            <w:r>
-              <w:rPr>
-                <w:rFonts w:ascii="Consolas" w:hAnsi="Consolas"/>
-              </w:rPr>
-              <w:t>    backgroundColor: "#FFFFFF",</w:t>
+              <w:t>    fontSize: 14,</w:t>
+            </w:r>
+          </w:p>
+          <w:p>
+            <w:pPr>
+              <w:rPr>
+                <w:rFonts w:ascii="Consolas" w:hAnsi="Consolas"/>
+              </w:rPr>
+            </w:pPr>
+            <w:r>
+              <w:rPr>
+                <w:rFonts w:ascii="Consolas" w:hAnsi="Consolas"/>
+              </w:rPr>
+              <w:t>    color: "#5B6B7F",</w:t>
             </w:r>
           </w:p>
           <w:p>
@@ -1557,435 +2060,6 @@
               <w:rPr>
                 <w:rFonts w:ascii="Consolas" w:hAnsi="Consolas"/>
               </w:rPr>
-              <w:t>  backButton: {</w:t>
-            </w:r>
-          </w:p>
-          <w:p>
-            <w:pPr>
-              <w:rPr>
-                <w:rFonts w:ascii="Consolas" w:hAnsi="Consolas"/>
-              </w:rPr>
-            </w:pPr>
-            <w:r>
-              <w:rPr>
-                <w:rFonts w:ascii="Consolas" w:hAnsi="Consolas"/>
-              </w:rPr>
-              <w:t>    paddingHorizontal: 16,</w:t>
-            </w:r>
-          </w:p>
-          <w:p>
-            <w:pPr>
-              <w:rPr>
-                <w:rFonts w:ascii="Consolas" w:hAnsi="Consolas"/>
-              </w:rPr>
-            </w:pPr>
-            <w:r>
-              <w:rPr>
-                <w:rFonts w:ascii="Consolas" w:hAnsi="Consolas"/>
-              </w:rPr>
-              <w:t>    paddingVertical: 12,</w:t>
-            </w:r>
-          </w:p>
-          <w:p>
-            <w:pPr>
-              <w:rPr>
-                <w:rFonts w:ascii="Consolas" w:hAnsi="Consolas"/>
-              </w:rPr>
-            </w:pPr>
-            <w:r>
-              <w:rPr>
-                <w:rFonts w:ascii="Consolas" w:hAnsi="Consolas"/>
-              </w:rPr>
-              <w:t>  },</w:t>
-            </w:r>
-          </w:p>
-          <w:p>
-            <w:pPr>
-              <w:rPr>
-                <w:rFonts w:ascii="Consolas" w:hAnsi="Consolas"/>
-              </w:rPr>
-            </w:pPr>
-            <w:r>
-              <w:rPr>
-                <w:rFonts w:ascii="Consolas" w:hAnsi="Consolas"/>
-              </w:rPr>
-              <w:t>  backText: {</w:t>
-            </w:r>
-          </w:p>
-          <w:p>
-            <w:pPr>
-              <w:rPr>
-                <w:rFonts w:ascii="Consolas" w:hAnsi="Consolas"/>
-              </w:rPr>
-            </w:pPr>
-            <w:r>
-              <w:rPr>
-                <w:rFonts w:ascii="Consolas" w:hAnsi="Consolas"/>
-              </w:rPr>
-              <w:t>    color: "#4338CA",</w:t>
-            </w:r>
-          </w:p>
-          <w:p>
-            <w:pPr>
-              <w:rPr>
-                <w:rFonts w:ascii="Consolas" w:hAnsi="Consolas"/>
-              </w:rPr>
-            </w:pPr>
-            <w:r>
-              <w:rPr>
-                <w:rFonts w:ascii="Consolas" w:hAnsi="Consolas"/>
-              </w:rPr>
-              <w:t>    fontWeight: "600",</w:t>
-            </w:r>
-          </w:p>
-          <w:p>
-            <w:pPr>
-              <w:rPr>
-                <w:rFonts w:ascii="Consolas" w:hAnsi="Consolas"/>
-              </w:rPr>
-            </w:pPr>
-            <w:r>
-              <w:rPr>
-                <w:rFonts w:ascii="Consolas" w:hAnsi="Consolas"/>
-              </w:rPr>
-              <w:t>  },</w:t>
-            </w:r>
-          </w:p>
-          <w:p>
-            <w:pPr>
-              <w:rPr>
-                <w:rFonts w:ascii="Consolas" w:hAnsi="Consolas"/>
-              </w:rPr>
-            </w:pPr>
-            <w:r>
-              <w:rPr>
-                <w:rFonts w:ascii="Consolas" w:hAnsi="Consolas"/>
-              </w:rPr>
-              <w:t>  scroll: {</w:t>
-            </w:r>
-          </w:p>
-          <w:p>
-            <w:pPr>
-              <w:rPr>
-                <w:rFonts w:ascii="Consolas" w:hAnsi="Consolas"/>
-              </w:rPr>
-            </w:pPr>
-            <w:r>
-              <w:rPr>
-                <w:rFonts w:ascii="Consolas" w:hAnsi="Consolas"/>
-              </w:rPr>
-              <w:t>    flex: 1,</w:t>
-            </w:r>
-          </w:p>
-          <w:p>
-            <w:pPr>
-              <w:rPr>
-                <w:rFonts w:ascii="Consolas" w:hAnsi="Consolas"/>
-              </w:rPr>
-            </w:pPr>
-            <w:r>
-              <w:rPr>
-                <w:rFonts w:ascii="Consolas" w:hAnsi="Consolas"/>
-              </w:rPr>
-              <w:t>  },</w:t>
-            </w:r>
-          </w:p>
-          <w:p>
-            <w:pPr>
-              <w:rPr>
-                <w:rFonts w:ascii="Consolas" w:hAnsi="Consolas"/>
-              </w:rPr>
-            </w:pPr>
-            <w:r>
-              <w:rPr>
-                <w:rFonts w:ascii="Consolas" w:hAnsi="Consolas"/>
-              </w:rPr>
-              <w:t>  scrollContent: {</w:t>
-            </w:r>
-          </w:p>
-          <w:p>
-            <w:pPr>
-              <w:rPr>
-                <w:rFonts w:ascii="Consolas" w:hAnsi="Consolas"/>
-              </w:rPr>
-            </w:pPr>
-            <w:r>
-              <w:rPr>
-                <w:rFonts w:ascii="Consolas" w:hAnsi="Consolas"/>
-              </w:rPr>
-              <w:t>    paddingHorizontal: 20,</w:t>
-            </w:r>
-          </w:p>
-          <w:p>
-            <w:pPr>
-              <w:rPr>
-                <w:rFonts w:ascii="Consolas" w:hAnsi="Consolas"/>
-              </w:rPr>
-            </w:pPr>
-            <w:r>
-              <w:rPr>
-                <w:rFonts w:ascii="Consolas" w:hAnsi="Consolas"/>
-              </w:rPr>
-              <w:t>    paddingBottom: 24,</w:t>
-            </w:r>
-          </w:p>
-          <w:p>
-            <w:pPr>
-              <w:rPr>
-                <w:rFonts w:ascii="Consolas" w:hAnsi="Consolas"/>
-              </w:rPr>
-            </w:pPr>
-            <w:r>
-              <w:rPr>
-                <w:rFonts w:ascii="Consolas" w:hAnsi="Consolas"/>
-              </w:rPr>
-              <w:t>  },</w:t>
-            </w:r>
-          </w:p>
-          <w:p>
-            <w:pPr>
-              <w:rPr>
-                <w:rFonts w:ascii="Consolas" w:hAnsi="Consolas"/>
-              </w:rPr>
-            </w:pPr>
-            <w:r>
-              <w:rPr>
-                <w:rFonts w:ascii="Consolas" w:hAnsi="Consolas"/>
-              </w:rPr>
-              <w:t>  cover: {</w:t>
-            </w:r>
-          </w:p>
-          <w:p>
-            <w:pPr>
-              <w:rPr>
-                <w:rFonts w:ascii="Consolas" w:hAnsi="Consolas"/>
-              </w:rPr>
-            </w:pPr>
-            <w:r>
-              <w:rPr>
-                <w:rFonts w:ascii="Consolas" w:hAnsi="Consolas"/>
-              </w:rPr>
-              <w:t>    alignSelf: "center", // căn giữa riêng ảnh, không phụ thuộc alignItems của cha</w:t>
-            </w:r>
-          </w:p>
-          <w:p>
-            <w:pPr>
-              <w:rPr>
-                <w:rFonts w:ascii="Consolas" w:hAnsi="Consolas"/>
-              </w:rPr>
-            </w:pPr>
-            <w:r>
-              <w:rPr>
-                <w:rFonts w:ascii="Consolas" w:hAnsi="Consolas"/>
-              </w:rPr>
-              <w:t>    width: "70%",</w:t>
-            </w:r>
-          </w:p>
-          <w:p>
-            <w:pPr>
-              <w:rPr>
-                <w:rFonts w:ascii="Consolas" w:hAnsi="Consolas"/>
-              </w:rPr>
-            </w:pPr>
-            <w:r>
-              <w:rPr>
-                <w:rFonts w:ascii="Consolas" w:hAnsi="Consolas"/>
-              </w:rPr>
-              <w:t>    aspectRatio: 3 / 4, // giữ tỉ lệ ảnh dù width theo %</w:t>
-            </w:r>
-          </w:p>
-          <w:p>
-            <w:pPr>
-              <w:rPr>
-                <w:rFonts w:ascii="Consolas" w:hAnsi="Consolas"/>
-              </w:rPr>
-            </w:pPr>
-            <w:r>
-              <w:rPr>
-                <w:rFonts w:ascii="Consolas" w:hAnsi="Consolas"/>
-              </w:rPr>
-              <w:t>    borderRadius: 12,</w:t>
-            </w:r>
-          </w:p>
-          <w:p>
-            <w:pPr>
-              <w:rPr>
-                <w:rFonts w:ascii="Consolas" w:hAnsi="Consolas"/>
-              </w:rPr>
-            </w:pPr>
-            <w:r>
-              <w:rPr>
-                <w:rFonts w:ascii="Consolas" w:hAnsi="Consolas"/>
-              </w:rPr>
-              <w:t>    backgroundColor: "#EEF2F7",</w:t>
-            </w:r>
-          </w:p>
-          <w:p>
-            <w:pPr>
-              <w:rPr>
-                <w:rFonts w:ascii="Consolas" w:hAnsi="Consolas"/>
-              </w:rPr>
-            </w:pPr>
-            <w:r>
-              <w:rPr>
-                <w:rFonts w:ascii="Consolas" w:hAnsi="Consolas"/>
-              </w:rPr>
-              <w:t>  },</w:t>
-            </w:r>
-          </w:p>
-          <w:p>
-            <w:pPr>
-              <w:rPr>
-                <w:rFonts w:ascii="Consolas" w:hAnsi="Consolas"/>
-              </w:rPr>
-            </w:pPr>
-            <w:r>
-              <w:rPr>
-                <w:rFonts w:ascii="Consolas" w:hAnsi="Consolas"/>
-              </w:rPr>
-              <w:t>  title: {</w:t>
-            </w:r>
-          </w:p>
-          <w:p>
-            <w:pPr>
-              <w:rPr>
-                <w:rFonts w:ascii="Consolas" w:hAnsi="Consolas"/>
-              </w:rPr>
-            </w:pPr>
-            <w:r>
-              <w:rPr>
-                <w:rFonts w:ascii="Consolas" w:hAnsi="Consolas"/>
-              </w:rPr>
-              <w:t>    marginTop: 20,</w:t>
-            </w:r>
-          </w:p>
-          <w:p>
-            <w:pPr>
-              <w:rPr>
-                <w:rFonts w:ascii="Consolas" w:hAnsi="Consolas"/>
-              </w:rPr>
-            </w:pPr>
-            <w:r>
-              <w:rPr>
-                <w:rFonts w:ascii="Consolas" w:hAnsi="Consolas"/>
-              </w:rPr>
-              <w:t>    fontSize: 20,</w:t>
-            </w:r>
-          </w:p>
-          <w:p>
-            <w:pPr>
-              <w:rPr>
-                <w:rFonts w:ascii="Consolas" w:hAnsi="Consolas"/>
-              </w:rPr>
-            </w:pPr>
-            <w:r>
-              <w:rPr>
-                <w:rFonts w:ascii="Consolas" w:hAnsi="Consolas"/>
-              </w:rPr>
-              <w:t>    fontWeight: "800",</w:t>
-            </w:r>
-          </w:p>
-          <w:p>
-            <w:pPr>
-              <w:rPr>
-                <w:rFonts w:ascii="Consolas" w:hAnsi="Consolas"/>
-              </w:rPr>
-            </w:pPr>
-            <w:r>
-              <w:rPr>
-                <w:rFonts w:ascii="Consolas" w:hAnsi="Consolas"/>
-              </w:rPr>
-              <w:t>    color: "#111827",</w:t>
-            </w:r>
-          </w:p>
-          <w:p>
-            <w:pPr>
-              <w:rPr>
-                <w:rFonts w:ascii="Consolas" w:hAnsi="Consolas"/>
-              </w:rPr>
-            </w:pPr>
-            <w:r>
-              <w:rPr>
-                <w:rFonts w:ascii="Consolas" w:hAnsi="Consolas"/>
-              </w:rPr>
-              <w:t>  },</w:t>
-            </w:r>
-          </w:p>
-          <w:p>
-            <w:pPr>
-              <w:rPr>
-                <w:rFonts w:ascii="Consolas" w:hAnsi="Consolas"/>
-              </w:rPr>
-            </w:pPr>
-            <w:r>
-              <w:rPr>
-                <w:rFonts w:ascii="Consolas" w:hAnsi="Consolas"/>
-              </w:rPr>
-              <w:t>  author: {</w:t>
-            </w:r>
-          </w:p>
-          <w:p>
-            <w:pPr>
-              <w:rPr>
-                <w:rFonts w:ascii="Consolas" w:hAnsi="Consolas"/>
-              </w:rPr>
-            </w:pPr>
-            <w:r>
-              <w:rPr>
-                <w:rFonts w:ascii="Consolas" w:hAnsi="Consolas"/>
-              </w:rPr>
-              <w:t>    marginTop: 4,</w:t>
-            </w:r>
-          </w:p>
-          <w:p>
-            <w:pPr>
-              <w:rPr>
-                <w:rFonts w:ascii="Consolas" w:hAnsi="Consolas"/>
-              </w:rPr>
-            </w:pPr>
-            <w:r>
-              <w:rPr>
-                <w:rFonts w:ascii="Consolas" w:hAnsi="Consolas"/>
-              </w:rPr>
-              <w:t>    fontSize: 14,</w:t>
-            </w:r>
-          </w:p>
-          <w:p>
-            <w:pPr>
-              <w:rPr>
-                <w:rFonts w:ascii="Consolas" w:hAnsi="Consolas"/>
-              </w:rPr>
-            </w:pPr>
-            <w:r>
-              <w:rPr>
-                <w:rFonts w:ascii="Consolas" w:hAnsi="Consolas"/>
-              </w:rPr>
-              <w:t>    color: "#5B6B7F",</w:t>
-            </w:r>
-          </w:p>
-          <w:p>
-            <w:pPr>
-              <w:rPr>
-                <w:rFonts w:ascii="Consolas" w:hAnsi="Consolas"/>
-              </w:rPr>
-            </w:pPr>
-            <w:r>
-              <w:rPr>
-                <w:rFonts w:ascii="Consolas" w:hAnsi="Consolas"/>
-              </w:rPr>
-              <w:t>  },</w:t>
-            </w:r>
-          </w:p>
-          <w:p>
-            <w:pPr>
-              <w:rPr>
-                <w:rFonts w:ascii="Consolas" w:hAnsi="Consolas"/>
-              </w:rPr>
-            </w:pPr>
-            <w:r>
-              <w:rPr>
-                <w:rFonts w:ascii="Consolas" w:hAnsi="Consolas"/>
-              </w:rPr>
               <w:t>  price: {</w:t>
             </w:r>
           </w:p>
@@ -2025,7 +2099,6 @@
               <w:rPr>
                 <w:rFonts w:ascii="Consolas" w:hAnsi="Consolas"/>
               </w:rPr>
-              <w:lastRenderedPageBreak/>
               <w:t>    fontWeight: "700",</w:t>
             </w:r>
           </w:p>
@@ -2589,29 +2662,39 @@
             <w:pPr>
               <w:rPr>
                 <w:rFonts w:ascii="Times New Roman" w:hAnsi="Times New Roman" w:cs="Times New Roman"/>
-              </w:rPr>
-            </w:pPr>
-            <w:r>
-              <w:rPr>
-                <w:rFonts w:ascii="Times New Roman" w:hAnsi="Times New Roman" w:cs="Times New Roman"/>
+                <w:sz w:val="26"/>
+                <w:szCs w:val="26"/>
+              </w:rPr>
+            </w:pPr>
+            <w:r>
+              <w:rPr>
+                <w:rFonts w:ascii="Times New Roman" w:hAnsi="Times New Roman" w:cs="Times New Roman"/>
+                <w:sz w:val="26"/>
+                <w:szCs w:val="26"/>
               </w:rPr>
               <w:t>Đây</w:t>
             </w:r>
             <w:r>
               <w:rPr>
                 <w:rFonts w:ascii="Times New Roman" w:hAnsi="Times New Roman" w:cs="Times New Roman"/>
+                <w:sz w:val="26"/>
+                <w:szCs w:val="26"/>
               </w:rPr>
               <w:t xml:space="preserve"> là màn hình chi tiết sản phẩm</w:t>
             </w:r>
             <w:r>
               <w:rPr>
                 <w:rFonts w:ascii="Times New Roman" w:hAnsi="Times New Roman" w:cs="Times New Roman"/>
+                <w:sz w:val="26"/>
+                <w:szCs w:val="26"/>
               </w:rPr>
               <w:t>,</w:t>
             </w:r>
             <w:r>
               <w:rPr>
                 <w:rFonts w:ascii="Times New Roman" w:hAnsi="Times New Roman" w:cs="Times New Roman"/>
+                <w:sz w:val="26"/>
+                <w:szCs w:val="26"/>
               </w:rPr>
               <w:t xml:space="preserve"> khi người dùng bấm vào một cuốn sách trên trang chủ, màn hình này sẽ hiển thị toàn bộ thông tin chi tiết của cuốn sách đó.</w:t>
             </w:r>
@@ -2620,11 +2703,15 @@
             <w:pPr>
               <w:rPr>
                 <w:rFonts w:ascii="Times New Roman" w:hAnsi="Times New Roman" w:cs="Times New Roman"/>
-              </w:rPr>
-            </w:pPr>
-            <w:r>
-              <w:rPr>
-                <w:rFonts w:ascii="Times New Roman" w:hAnsi="Times New Roman" w:cs="Times New Roman"/>
+                <w:sz w:val="26"/>
+                <w:szCs w:val="26"/>
+              </w:rPr>
+            </w:pPr>
+            <w:r>
+              <w:rPr>
+                <w:rFonts w:ascii="Times New Roman" w:hAnsi="Times New Roman" w:cs="Times New Roman"/>
+                <w:sz w:val="26"/>
+                <w:szCs w:val="26"/>
               </w:rPr>
               <w:t>Đầu tiên, component nhận vào 3 prop:</w:t>
             </w:r>
@@ -2637,11 +2724,15 @@
               </w:numPr>
               <w:rPr>
                 <w:rFonts w:ascii="Times New Roman" w:hAnsi="Times New Roman" w:cs="Times New Roman"/>
-              </w:rPr>
-            </w:pPr>
-            <w:r>
-              <w:rPr>
-                <w:rFonts w:ascii="Times New Roman" w:hAnsi="Times New Roman" w:cs="Times New Roman"/>
+                <w:sz w:val="26"/>
+                <w:szCs w:val="26"/>
+              </w:rPr>
+            </w:pPr>
+            <w:r>
+              <w:rPr>
+                <w:rFonts w:ascii="Times New Roman" w:hAnsi="Times New Roman" w:cs="Times New Roman"/>
+                <w:sz w:val="26"/>
+                <w:szCs w:val="26"/>
               </w:rPr>
               <w:t>book: thông tin của cuốn sách đang được chọn</w:t>
             </w:r>
@@ -2654,11 +2745,15 @@
               </w:numPr>
               <w:rPr>
                 <w:rFonts w:ascii="Times New Roman" w:hAnsi="Times New Roman" w:cs="Times New Roman"/>
-              </w:rPr>
-            </w:pPr>
-            <w:r>
-              <w:rPr>
-                <w:rFonts w:ascii="Times New Roman" w:hAnsi="Times New Roman" w:cs="Times New Roman"/>
+                <w:sz w:val="26"/>
+                <w:szCs w:val="26"/>
+              </w:rPr>
+            </w:pPr>
+            <w:r>
+              <w:rPr>
+                <w:rFonts w:ascii="Times New Roman" w:hAnsi="Times New Roman" w:cs="Times New Roman"/>
+                <w:sz w:val="26"/>
+                <w:szCs w:val="26"/>
               </w:rPr>
               <w:t>onBack: hàm xử lý khi người dùng bấm nút quay lại</w:t>
             </w:r>
@@ -2671,11 +2766,15 @@
               </w:numPr>
               <w:rPr>
                 <w:rFonts w:ascii="Times New Roman" w:hAnsi="Times New Roman" w:cs="Times New Roman"/>
-              </w:rPr>
-            </w:pPr>
-            <w:r>
-              <w:rPr>
-                <w:rFonts w:ascii="Times New Roman" w:hAnsi="Times New Roman" w:cs="Times New Roman"/>
+                <w:sz w:val="26"/>
+                <w:szCs w:val="26"/>
+              </w:rPr>
+            </w:pPr>
+            <w:r>
+              <w:rPr>
+                <w:rFonts w:ascii="Times New Roman" w:hAnsi="Times New Roman" w:cs="Times New Roman"/>
+                <w:sz w:val="26"/>
+                <w:szCs w:val="26"/>
               </w:rPr>
               <w:t>onAddToCart: hàm xử lý khi người dùng bấm “Thêm vào giỏ”</w:t>
             </w:r>
@@ -2684,11 +2783,15 @@
             <w:pPr>
               <w:rPr>
                 <w:rFonts w:ascii="Times New Roman" w:hAnsi="Times New Roman" w:cs="Times New Roman"/>
-              </w:rPr>
-            </w:pPr>
-            <w:r>
-              <w:rPr>
-                <w:rFonts w:ascii="Times New Roman" w:hAnsi="Times New Roman" w:cs="Times New Roman"/>
+                <w:sz w:val="26"/>
+                <w:szCs w:val="26"/>
+              </w:rPr>
+            </w:pPr>
+            <w:r>
+              <w:rPr>
+                <w:rFonts w:ascii="Times New Roman" w:hAnsi="Times New Roman" w:cs="Times New Roman"/>
+                <w:sz w:val="26"/>
+                <w:szCs w:val="26"/>
               </w:rPr>
               <w:t>Cấu trúc tổng thể của màn hình là một View lớn có kiểu screen, flex: 1, nền trắng. Đây là khung chính của màn hình, chiếm toàn bộ không gian hiển thị.</w:t>
             </w:r>
@@ -2697,11 +2800,15 @@
             <w:pPr>
               <w:rPr>
                 <w:rFonts w:ascii="Times New Roman" w:hAnsi="Times New Roman" w:cs="Times New Roman"/>
-              </w:rPr>
-            </w:pPr>
-            <w:r>
-              <w:rPr>
-                <w:rFonts w:ascii="Times New Roman" w:hAnsi="Times New Roman" w:cs="Times New Roman"/>
+                <w:sz w:val="26"/>
+                <w:szCs w:val="26"/>
+              </w:rPr>
+            </w:pPr>
+            <w:r>
+              <w:rPr>
+                <w:rFonts w:ascii="Times New Roman" w:hAnsi="Times New Roman" w:cs="Times New Roman"/>
+                <w:sz w:val="26"/>
+                <w:szCs w:val="26"/>
               </w:rPr>
               <w:t>Phần đầu tiên là nút quay lại:</w:t>
             </w:r>
@@ -2714,11 +2821,15 @@
               </w:numPr>
               <w:rPr>
                 <w:rFonts w:ascii="Times New Roman" w:hAnsi="Times New Roman" w:cs="Times New Roman"/>
-              </w:rPr>
-            </w:pPr>
-            <w:r>
-              <w:rPr>
-                <w:rFonts w:ascii="Times New Roman" w:hAnsi="Times New Roman" w:cs="Times New Roman"/>
+                <w:sz w:val="26"/>
+                <w:szCs w:val="26"/>
+              </w:rPr>
+            </w:pPr>
+            <w:r>
+              <w:rPr>
+                <w:rFonts w:ascii="Times New Roman" w:hAnsi="Times New Roman" w:cs="Times New Roman"/>
+                <w:sz w:val="26"/>
+                <w:szCs w:val="26"/>
               </w:rPr>
               <w:t>Dùng Pressable để tạo vùng bấm</w:t>
             </w:r>
@@ -2731,11 +2842,15 @@
               </w:numPr>
               <w:rPr>
                 <w:rFonts w:ascii="Times New Roman" w:hAnsi="Times New Roman" w:cs="Times New Roman"/>
-              </w:rPr>
-            </w:pPr>
-            <w:r>
-              <w:rPr>
-                <w:rFonts w:ascii="Times New Roman" w:hAnsi="Times New Roman" w:cs="Times New Roman"/>
+                <w:sz w:val="26"/>
+                <w:szCs w:val="26"/>
+              </w:rPr>
+            </w:pPr>
+            <w:r>
+              <w:rPr>
+                <w:rFonts w:ascii="Times New Roman" w:hAnsi="Times New Roman" w:cs="Times New Roman"/>
+                <w:sz w:val="26"/>
+                <w:szCs w:val="26"/>
               </w:rPr>
               <w:t>Khi nhấn vào, gọi onBack</w:t>
             </w:r>
@@ -2748,11 +2863,15 @@
               </w:numPr>
               <w:rPr>
                 <w:rFonts w:ascii="Times New Roman" w:hAnsi="Times New Roman" w:cs="Times New Roman"/>
-              </w:rPr>
-            </w:pPr>
-            <w:r>
-              <w:rPr>
-                <w:rFonts w:ascii="Times New Roman" w:hAnsi="Times New Roman" w:cs="Times New Roman"/>
+                <w:sz w:val="26"/>
+                <w:szCs w:val="26"/>
+              </w:rPr>
+            </w:pPr>
+            <w:r>
+              <w:rPr>
+                <w:rFonts w:ascii="Times New Roman" w:hAnsi="Times New Roman" w:cs="Times New Roman"/>
+                <w:sz w:val="26"/>
+                <w:szCs w:val="26"/>
               </w:rPr>
               <w:t>Text bên trong là “← Quay lại”</w:t>
             </w:r>
@@ -2765,11 +2884,15 @@
               </w:numPr>
               <w:rPr>
                 <w:rFonts w:ascii="Times New Roman" w:hAnsi="Times New Roman" w:cs="Times New Roman"/>
-              </w:rPr>
-            </w:pPr>
-            <w:r>
-              <w:rPr>
-                <w:rFonts w:ascii="Times New Roman" w:hAnsi="Times New Roman" w:cs="Times New Roman"/>
+                <w:sz w:val="26"/>
+                <w:szCs w:val="26"/>
+              </w:rPr>
+            </w:pPr>
+            <w:r>
+              <w:rPr>
+                <w:rFonts w:ascii="Times New Roman" w:hAnsi="Times New Roman" w:cs="Times New Roman"/>
+                <w:sz w:val="26"/>
+                <w:szCs w:val="26"/>
               </w:rPr>
               <w:t>Màu chữ là tím đậm, kiểu chữ đậm, giúp người dùng dễ nhận ra đây là nút điều hướng.</w:t>
             </w:r>
@@ -2778,11 +2901,15 @@
             <w:pPr>
               <w:rPr>
                 <w:rFonts w:ascii="Times New Roman" w:hAnsi="Times New Roman" w:cs="Times New Roman"/>
-              </w:rPr>
-            </w:pPr>
-            <w:r>
-              <w:rPr>
-                <w:rFonts w:ascii="Times New Roman" w:hAnsi="Times New Roman" w:cs="Times New Roman"/>
+                <w:sz w:val="26"/>
+                <w:szCs w:val="26"/>
+              </w:rPr>
+            </w:pPr>
+            <w:r>
+              <w:rPr>
+                <w:rFonts w:ascii="Times New Roman" w:hAnsi="Times New Roman" w:cs="Times New Roman"/>
+                <w:sz w:val="26"/>
+                <w:szCs w:val="26"/>
               </w:rPr>
               <w:t>Sau đó là ScrollView. ScrollView dùng để chứa các nội dung dài có thể cuộn xuống, ví dụ như ảnh bìa, tên sách, tác giả, giá, mô tả. Chúng ta đặt style scroll với flex: 1 để phần nội dung này chiếm không gian còn lại của màn hình. Ngoài ra, contentContainerStyle giúp tạo khoảng cách trái phải cho nội dung.</w:t>
             </w:r>
@@ -2791,11 +2918,15 @@
             <w:pPr>
               <w:rPr>
                 <w:rFonts w:ascii="Times New Roman" w:hAnsi="Times New Roman" w:cs="Times New Roman"/>
-              </w:rPr>
-            </w:pPr>
-            <w:r>
-              <w:rPr>
-                <w:rFonts w:ascii="Times New Roman" w:hAnsi="Times New Roman" w:cs="Times New Roman"/>
+                <w:sz w:val="26"/>
+                <w:szCs w:val="26"/>
+              </w:rPr>
+            </w:pPr>
+            <w:r>
+              <w:rPr>
+                <w:rFonts w:ascii="Times New Roman" w:hAnsi="Times New Roman" w:cs="Times New Roman"/>
+                <w:sz w:val="26"/>
+                <w:szCs w:val="26"/>
               </w:rPr>
               <w:t>Trong ScrollView, đầu tiên là ảnh bìa sách:</w:t>
             </w:r>
@@ -2808,11 +2939,15 @@
               </w:numPr>
               <w:rPr>
                 <w:rFonts w:ascii="Times New Roman" w:hAnsi="Times New Roman" w:cs="Times New Roman"/>
-              </w:rPr>
-            </w:pPr>
-            <w:r>
-              <w:rPr>
-                <w:rFonts w:ascii="Times New Roman" w:hAnsi="Times New Roman" w:cs="Times New Roman"/>
+                <w:sz w:val="26"/>
+                <w:szCs w:val="26"/>
+              </w:rPr>
+            </w:pPr>
+            <w:r>
+              <w:rPr>
+                <w:rFonts w:ascii="Times New Roman" w:hAnsi="Times New Roman" w:cs="Times New Roman"/>
+                <w:sz w:val="26"/>
+                <w:szCs w:val="26"/>
               </w:rPr>
               <w:t>Dùng Image</w:t>
             </w:r>
@@ -2825,11 +2960,15 @@
               </w:numPr>
               <w:rPr>
                 <w:rFonts w:ascii="Times New Roman" w:hAnsi="Times New Roman" w:cs="Times New Roman"/>
-              </w:rPr>
-            </w:pPr>
-            <w:r>
-              <w:rPr>
-                <w:rFonts w:ascii="Times New Roman" w:hAnsi="Times New Roman" w:cs="Times New Roman"/>
+                <w:sz w:val="26"/>
+                <w:szCs w:val="26"/>
+              </w:rPr>
+            </w:pPr>
+            <w:r>
+              <w:rPr>
+                <w:rFonts w:ascii="Times New Roman" w:hAnsi="Times New Roman" w:cs="Times New Roman"/>
+                <w:sz w:val="26"/>
+                <w:szCs w:val="26"/>
               </w:rPr>
               <w:t>source={{ uri: book.cover }}</w:t>
             </w:r>
@@ -2842,11 +2981,15 @@
               </w:numPr>
               <w:rPr>
                 <w:rFonts w:ascii="Times New Roman" w:hAnsi="Times New Roman" w:cs="Times New Roman"/>
-              </w:rPr>
-            </w:pPr>
-            <w:r>
-              <w:rPr>
-                <w:rFonts w:ascii="Times New Roman" w:hAnsi="Times New Roman" w:cs="Times New Roman"/>
+                <w:sz w:val="26"/>
+                <w:szCs w:val="26"/>
+              </w:rPr>
+            </w:pPr>
+            <w:r>
+              <w:rPr>
+                <w:rFonts w:ascii="Times New Roman" w:hAnsi="Times New Roman" w:cs="Times New Roman"/>
+                <w:sz w:val="26"/>
+                <w:szCs w:val="26"/>
               </w:rPr>
               <w:t>style cover</w:t>
             </w:r>
@@ -2859,12 +3002,17 @@
               </w:numPr>
               <w:rPr>
                 <w:rFonts w:ascii="Times New Roman" w:hAnsi="Times New Roman" w:cs="Times New Roman"/>
-              </w:rPr>
-            </w:pPr>
-            <w:r>
-              <w:rPr>
-                <w:rFonts w:ascii="Times New Roman" w:hAnsi="Times New Roman" w:cs="Times New Roman"/>
-              </w:rPr>
+                <w:sz w:val="26"/>
+                <w:szCs w:val="26"/>
+              </w:rPr>
+            </w:pPr>
+            <w:r>
+              <w:rPr>
+                <w:rFonts w:ascii="Times New Roman" w:hAnsi="Times New Roman" w:cs="Times New Roman"/>
+                <w:sz w:val="26"/>
+                <w:szCs w:val="26"/>
+              </w:rPr>
+              <w:lastRenderedPageBreak/>
               <w:t>width: "70%" để ảnh có kích thước vừa phải</w:t>
             </w:r>
           </w:p>
@@ -2876,11 +3024,15 @@
               </w:numPr>
               <w:rPr>
                 <w:rFonts w:ascii="Times New Roman" w:hAnsi="Times New Roman" w:cs="Times New Roman"/>
-              </w:rPr>
-            </w:pPr>
-            <w:r>
-              <w:rPr>
-                <w:rFonts w:ascii="Times New Roman" w:hAnsi="Times New Roman" w:cs="Times New Roman"/>
+                <w:sz w:val="26"/>
+                <w:szCs w:val="26"/>
+              </w:rPr>
+            </w:pPr>
+            <w:r>
+              <w:rPr>
+                <w:rFonts w:ascii="Times New Roman" w:hAnsi="Times New Roman" w:cs="Times New Roman"/>
+                <w:sz w:val="26"/>
+                <w:szCs w:val="26"/>
               </w:rPr>
               <w:t>aspectRatio: 3 / 4 để giữ nguyên tỷ lệ ảnh bìa, không bị méo</w:t>
             </w:r>
@@ -2893,13 +3045,16 @@
               </w:numPr>
               <w:rPr>
                 <w:rFonts w:ascii="Times New Roman" w:hAnsi="Times New Roman" w:cs="Times New Roman"/>
-              </w:rPr>
-            </w:pPr>
-            <w:r>
-              <w:rPr>
-                <w:rFonts w:ascii="Times New Roman" w:hAnsi="Times New Roman" w:cs="Times New Roman"/>
-              </w:rPr>
-              <w:lastRenderedPageBreak/>
+                <w:sz w:val="26"/>
+                <w:szCs w:val="26"/>
+              </w:rPr>
+            </w:pPr>
+            <w:r>
+              <w:rPr>
+                <w:rFonts w:ascii="Times New Roman" w:hAnsi="Times New Roman" w:cs="Times New Roman"/>
+                <w:sz w:val="26"/>
+                <w:szCs w:val="26"/>
+              </w:rPr>
               <w:t>alignSelf: "center" để căn giữa ảnh theo chiều ngang</w:t>
             </w:r>
           </w:p>
@@ -2911,11 +3066,15 @@
               </w:numPr>
               <w:rPr>
                 <w:rFonts w:ascii="Times New Roman" w:hAnsi="Times New Roman" w:cs="Times New Roman"/>
-              </w:rPr>
-            </w:pPr>
-            <w:r>
-              <w:rPr>
-                <w:rFonts w:ascii="Times New Roman" w:hAnsi="Times New Roman" w:cs="Times New Roman"/>
+                <w:sz w:val="26"/>
+                <w:szCs w:val="26"/>
+              </w:rPr>
+            </w:pPr>
+            <w:r>
+              <w:rPr>
+                <w:rFonts w:ascii="Times New Roman" w:hAnsi="Times New Roman" w:cs="Times New Roman"/>
+                <w:sz w:val="26"/>
+                <w:szCs w:val="26"/>
               </w:rPr>
               <w:t>borderRadius: 12 để bo góc mềm mại</w:t>
             </w:r>
@@ -2924,11 +3083,15 @@
             <w:pPr>
               <w:rPr>
                 <w:rFonts w:ascii="Times New Roman" w:hAnsi="Times New Roman" w:cs="Times New Roman"/>
-              </w:rPr>
-            </w:pPr>
-            <w:r>
-              <w:rPr>
-                <w:rFonts w:ascii="Times New Roman" w:hAnsi="Times New Roman" w:cs="Times New Roman"/>
+                <w:sz w:val="26"/>
+                <w:szCs w:val="26"/>
+              </w:rPr>
+            </w:pPr>
+            <w:r>
+              <w:rPr>
+                <w:rFonts w:ascii="Times New Roman" w:hAnsi="Times New Roman" w:cs="Times New Roman"/>
+                <w:sz w:val="26"/>
+                <w:szCs w:val="26"/>
               </w:rPr>
               <w:t>Tiếp theo là tên sách: book.title, in đậm, lớn hơn, màu tối. Đặt marginTop 20 để cách nhau với ảnh một khoảng.</w:t>
             </w:r>
@@ -2937,11 +3100,15 @@
             <w:pPr>
               <w:rPr>
                 <w:rFonts w:ascii="Times New Roman" w:hAnsi="Times New Roman" w:cs="Times New Roman"/>
-              </w:rPr>
-            </w:pPr>
-            <w:r>
-              <w:rPr>
-                <w:rFonts w:ascii="Times New Roman" w:hAnsi="Times New Roman" w:cs="Times New Roman"/>
+                <w:sz w:val="26"/>
+                <w:szCs w:val="26"/>
+              </w:rPr>
+            </w:pPr>
+            <w:r>
+              <w:rPr>
+                <w:rFonts w:ascii="Times New Roman" w:hAnsi="Times New Roman" w:cs="Times New Roman"/>
+                <w:sz w:val="26"/>
+                <w:szCs w:val="26"/>
               </w:rPr>
               <w:t>Sau đó là tác giả: book.author. Màu xám nhạt, kích thước nhỏ hơn, giúp tạo cảm giác thông tin phụ.</w:t>
             </w:r>
@@ -2950,11 +3117,15 @@
             <w:pPr>
               <w:rPr>
                 <w:rFonts w:ascii="Times New Roman" w:hAnsi="Times New Roman" w:cs="Times New Roman"/>
-              </w:rPr>
-            </w:pPr>
-            <w:r>
-              <w:rPr>
-                <w:rFonts w:ascii="Times New Roman" w:hAnsi="Times New Roman" w:cs="Times New Roman"/>
+                <w:sz w:val="26"/>
+                <w:szCs w:val="26"/>
+              </w:rPr>
+            </w:pPr>
+            <w:r>
+              <w:rPr>
+                <w:rFonts w:ascii="Times New Roman" w:hAnsi="Times New Roman" w:cs="Times New Roman"/>
+                <w:sz w:val="26"/>
+                <w:szCs w:val="26"/>
               </w:rPr>
               <w:t>Tiếp theo là giá: book.price.toLocaleString() + ' đ'. Đây là cách hiển thị giá tiền theo kiểu dễ đọc, ví dụ 150000 thành 150.000. Dùng toLocaleString() để thêm dấu phân tách hàng nghìn. Giá được đặt màu tối và đậm hơn.</w:t>
             </w:r>
@@ -2963,11 +3134,15 @@
             <w:pPr>
               <w:rPr>
                 <w:rFonts w:ascii="Times New Roman" w:hAnsi="Times New Roman" w:cs="Times New Roman"/>
-              </w:rPr>
-            </w:pPr>
-            <w:r>
-              <w:rPr>
-                <w:rFonts w:ascii="Times New Roman" w:hAnsi="Times New Roman" w:cs="Times New Roman"/>
+                <w:sz w:val="26"/>
+                <w:szCs w:val="26"/>
+              </w:rPr>
+            </w:pPr>
+            <w:r>
+              <w:rPr>
+                <w:rFonts w:ascii="Times New Roman" w:hAnsi="Times New Roman" w:cs="Times New Roman"/>
+                <w:sz w:val="26"/>
+                <w:szCs w:val="26"/>
               </w:rPr>
               <w:t>Phần quan trọng tiếp theo là mô tả sách: book.description. Chúng ta dùng Text với lineHeight để khoảng cách dòng thoải mái, dễ đọc. Đây là phần giới thiệu về nội dung cuốn sách.</w:t>
             </w:r>
@@ -2976,11 +3151,15 @@
             <w:pPr>
               <w:rPr>
                 <w:rFonts w:ascii="Times New Roman" w:hAnsi="Times New Roman" w:cs="Times New Roman"/>
-              </w:rPr>
-            </w:pPr>
-            <w:r>
-              <w:rPr>
-                <w:rFonts w:ascii="Times New Roman" w:hAnsi="Times New Roman" w:cs="Times New Roman"/>
+                <w:sz w:val="26"/>
+                <w:szCs w:val="26"/>
+              </w:rPr>
+            </w:pPr>
+            <w:r>
+              <w:rPr>
+                <w:rFonts w:ascii="Times New Roman" w:hAnsi="Times New Roman" w:cs="Times New Roman"/>
+                <w:sz w:val="26"/>
+                <w:szCs w:val="26"/>
               </w:rPr>
               <w:t>Dưới cùng là bottomBar, một hàng nằm ở cuối màn hình:</w:t>
             </w:r>
@@ -2993,11 +3172,15 @@
               </w:numPr>
               <w:rPr>
                 <w:rFonts w:ascii="Times New Roman" w:hAnsi="Times New Roman" w:cs="Times New Roman"/>
-              </w:rPr>
-            </w:pPr>
-            <w:r>
-              <w:rPr>
-                <w:rFonts w:ascii="Times New Roman" w:hAnsi="Times New Roman" w:cs="Times New Roman"/>
+                <w:sz w:val="26"/>
+                <w:szCs w:val="26"/>
+              </w:rPr>
+            </w:pPr>
+            <w:r>
+              <w:rPr>
+                <w:rFonts w:ascii="Times New Roman" w:hAnsi="Times New Roman" w:cs="Times New Roman"/>
+                <w:sz w:val="26"/>
+                <w:szCs w:val="26"/>
               </w:rPr>
               <w:t>flexDirection: "row" để đặt giá tiền ở trái và nút “Thêm vào giỏ” ở phải</w:t>
             </w:r>
@@ -3010,11 +3193,15 @@
               </w:numPr>
               <w:rPr>
                 <w:rFonts w:ascii="Times New Roman" w:hAnsi="Times New Roman" w:cs="Times New Roman"/>
-              </w:rPr>
-            </w:pPr>
-            <w:r>
-              <w:rPr>
-                <w:rFonts w:ascii="Times New Roman" w:hAnsi="Times New Roman" w:cs="Times New Roman"/>
+                <w:sz w:val="26"/>
+                <w:szCs w:val="26"/>
+              </w:rPr>
+            </w:pPr>
+            <w:r>
+              <w:rPr>
+                <w:rFonts w:ascii="Times New Roman" w:hAnsi="Times New Roman" w:cs="Times New Roman"/>
+                <w:sz w:val="26"/>
+                <w:szCs w:val="26"/>
               </w:rPr>
               <w:t>justifyContent: "space-between" để chia đều không gian giữa hai bên</w:t>
             </w:r>
@@ -3027,11 +3214,15 @@
               </w:numPr>
               <w:rPr>
                 <w:rFonts w:ascii="Times New Roman" w:hAnsi="Times New Roman" w:cs="Times New Roman"/>
-              </w:rPr>
-            </w:pPr>
-            <w:r>
-              <w:rPr>
-                <w:rFonts w:ascii="Times New Roman" w:hAnsi="Times New Roman" w:cs="Times New Roman"/>
+                <w:sz w:val="26"/>
+                <w:szCs w:val="26"/>
+              </w:rPr>
+            </w:pPr>
+            <w:r>
+              <w:rPr>
+                <w:rFonts w:ascii="Times New Roman" w:hAnsi="Times New Roman" w:cs="Times New Roman"/>
+                <w:sz w:val="26"/>
+                <w:szCs w:val="26"/>
               </w:rPr>
               <w:t>alignItems: "center" để căn giữa dọc</w:t>
             </w:r>
@@ -3044,11 +3235,15 @@
               </w:numPr>
               <w:rPr>
                 <w:rFonts w:ascii="Times New Roman" w:hAnsi="Times New Roman" w:cs="Times New Roman"/>
-              </w:rPr>
-            </w:pPr>
-            <w:r>
-              <w:rPr>
-                <w:rFonts w:ascii="Times New Roman" w:hAnsi="Times New Roman" w:cs="Times New Roman"/>
+                <w:sz w:val="26"/>
+                <w:szCs w:val="26"/>
+              </w:rPr>
+            </w:pPr>
+            <w:r>
+              <w:rPr>
+                <w:rFonts w:ascii="Times New Roman" w:hAnsi="Times New Roman" w:cs="Times New Roman"/>
+                <w:sz w:val="26"/>
+                <w:szCs w:val="26"/>
               </w:rPr>
               <w:t>borderTopWidth: 1 để vẽ đường chia trên cùng</w:t>
             </w:r>
@@ -3061,11 +3256,15 @@
               </w:numPr>
               <w:rPr>
                 <w:rFonts w:ascii="Times New Roman" w:hAnsi="Times New Roman" w:cs="Times New Roman"/>
-              </w:rPr>
-            </w:pPr>
-            <w:r>
-              <w:rPr>
-                <w:rFonts w:ascii="Times New Roman" w:hAnsi="Times New Roman" w:cs="Times New Roman"/>
+                <w:sz w:val="26"/>
+                <w:szCs w:val="26"/>
+              </w:rPr>
+            </w:pPr>
+            <w:r>
+              <w:rPr>
+                <w:rFonts w:ascii="Times New Roman" w:hAnsi="Times New Roman" w:cs="Times New Roman"/>
+                <w:sz w:val="26"/>
+                <w:szCs w:val="26"/>
               </w:rPr>
               <w:t>backgroundColor: "#FFFFFF" để giữ nền trắng</w:t>
             </w:r>
@@ -3074,11 +3273,15 @@
             <w:pPr>
               <w:rPr>
                 <w:rFonts w:ascii="Times New Roman" w:hAnsi="Times New Roman" w:cs="Times New Roman"/>
-              </w:rPr>
-            </w:pPr>
-            <w:r>
-              <w:rPr>
-                <w:rFonts w:ascii="Times New Roman" w:hAnsi="Times New Roman" w:cs="Times New Roman"/>
+                <w:sz w:val="26"/>
+                <w:szCs w:val="26"/>
+              </w:rPr>
+            </w:pPr>
+            <w:r>
+              <w:rPr>
+                <w:rFonts w:ascii="Times New Roman" w:hAnsi="Times New Roman" w:cs="Times New Roman"/>
+                <w:sz w:val="26"/>
+                <w:szCs w:val="26"/>
               </w:rPr>
               <w:t>Giá ở dưới cùng là giá của sách, còn nút “Thêm vào giỏ” được làm màu tím đậm, bo tròn, có padding để dễ bấm. Khi nhấn, nó gọi onAddToCart.</w:t>
             </w:r>
@@ -3089,6 +3292,8 @@
                 <w:rFonts w:ascii="Times New Roman" w:hAnsi="Times New Roman" w:cs="Times New Roman"/>
                 <w:b/>
                 <w:bCs/>
+                <w:sz w:val="26"/>
+                <w:szCs w:val="26"/>
               </w:rPr>
             </w:pPr>
           </w:p>
@@ -3141,7 +3346,4382 @@
         <w:t>Bài tập 1: Thanh Tab Bar dưới cùng (giao diện tĩnh)</w:t>
       </w:r>
     </w:p>
+    <w:tbl>
+      <w:tblPr>
+        <w:tblStyle w:val="TableGrid"/>
+        <w:tblW w:w="0" w:type="auto"/>
+        <w:tblLook w:val="04A0" w:firstRow="1" w:lastRow="0" w:firstColumn="1" w:lastColumn="0" w:noHBand="0" w:noVBand="1"/>
+      </w:tblPr>
+      <w:tblGrid>
+        <w:gridCol w:w="9350"/>
+      </w:tblGrid>
+      <w:tr>
+        <w:tc>
+          <w:tcPr>
+            <w:tcW w:w="9350" w:type="dxa"/>
+          </w:tcPr>
+          <w:p>
+            <w:pPr>
+              <w:rPr>
+                <w:rFonts w:ascii="Consolas" w:hAnsi="Consolas"/>
+              </w:rPr>
+            </w:pPr>
+            <w:r>
+              <w:rPr>
+                <w:rFonts w:ascii="Consolas" w:hAnsi="Consolas"/>
+              </w:rPr>
+              <w:t>import React from "react";</w:t>
+            </w:r>
+          </w:p>
+          <w:p>
+            <w:pPr>
+              <w:rPr>
+                <w:rFonts w:ascii="Consolas" w:hAnsi="Consolas"/>
+              </w:rPr>
+            </w:pPr>
+            <w:r>
+              <w:rPr>
+                <w:rFonts w:ascii="Consolas" w:hAnsi="Consolas"/>
+              </w:rPr>
+              <w:t>import { View, Text, Pressable, StyleSheet } from "react-native";</w:t>
+            </w:r>
+          </w:p>
+          <w:p>
+            <w:pPr>
+              <w:rPr>
+                <w:rFonts w:ascii="Consolas" w:hAnsi="Consolas"/>
+              </w:rPr>
+            </w:pPr>
+          </w:p>
+          <w:p>
+            <w:pPr>
+              <w:rPr>
+                <w:rFonts w:ascii="Consolas" w:hAnsi="Consolas"/>
+              </w:rPr>
+            </w:pPr>
+            <w:r>
+              <w:rPr>
+                <w:rFonts w:ascii="Consolas" w:hAnsi="Consolas"/>
+              </w:rPr>
+              <w:t>export type TabKey = "home" | "category" | "cart" | "account";</w:t>
+            </w:r>
+          </w:p>
+          <w:p>
+            <w:pPr>
+              <w:rPr>
+                <w:rFonts w:ascii="Consolas" w:hAnsi="Consolas"/>
+              </w:rPr>
+            </w:pPr>
+          </w:p>
+          <w:p>
+            <w:pPr>
+              <w:rPr>
+                <w:rFonts w:ascii="Consolas" w:hAnsi="Consolas"/>
+              </w:rPr>
+            </w:pPr>
+            <w:r>
+              <w:rPr>
+                <w:rFonts w:ascii="Consolas" w:hAnsi="Consolas"/>
+              </w:rPr>
+              <w:t>const TABS: { key: TabKey; label: string; icon: string }[] = [</w:t>
+            </w:r>
+          </w:p>
+          <w:p>
+            <w:pPr>
+              <w:rPr>
+                <w:rFonts w:ascii="Consolas" w:hAnsi="Consolas"/>
+              </w:rPr>
+            </w:pPr>
+            <w:r>
+              <w:rPr>
+                <w:rFonts w:ascii="Consolas" w:hAnsi="Consolas"/>
+              </w:rPr>
+              <w:t>  { key: "home", label: "Trang chủ", icon: "</w:t>
+            </w:r>
+            <w:r>
+              <w:rPr>
+                <w:rFonts w:ascii="Segoe UI Emoji" w:hAnsi="Segoe UI Emoji" w:cs="Segoe UI Emoji"/>
+              </w:rPr>
+              <w:t>🏠</w:t>
+            </w:r>
+            <w:r>
+              <w:rPr>
+                <w:rFonts w:ascii="Consolas" w:hAnsi="Consolas"/>
+              </w:rPr>
+              <w:t>" },</w:t>
+            </w:r>
+          </w:p>
+          <w:p>
+            <w:pPr>
+              <w:rPr>
+                <w:rFonts w:ascii="Consolas" w:hAnsi="Consolas"/>
+              </w:rPr>
+            </w:pPr>
+            <w:r>
+              <w:rPr>
+                <w:rFonts w:ascii="Consolas" w:hAnsi="Consolas"/>
+              </w:rPr>
+              <w:t>  { key: "category", label: "Danh mục", icon: "</w:t>
+            </w:r>
+            <w:r>
+              <w:rPr>
+                <w:rFonts w:ascii="Segoe UI Emoji" w:hAnsi="Segoe UI Emoji" w:cs="Segoe UI Emoji"/>
+              </w:rPr>
+              <w:t>📂</w:t>
+            </w:r>
+            <w:r>
+              <w:rPr>
+                <w:rFonts w:ascii="Consolas" w:hAnsi="Consolas"/>
+              </w:rPr>
+              <w:t>" },</w:t>
+            </w:r>
+          </w:p>
+          <w:p>
+            <w:pPr>
+              <w:rPr>
+                <w:rFonts w:ascii="Consolas" w:hAnsi="Consolas"/>
+              </w:rPr>
+            </w:pPr>
+            <w:r>
+              <w:rPr>
+                <w:rFonts w:ascii="Consolas" w:hAnsi="Consolas"/>
+              </w:rPr>
+              <w:t>  { key: "cart", label: "Giỏ hàng", icon: "</w:t>
+            </w:r>
+            <w:r>
+              <w:rPr>
+                <w:rFonts w:ascii="Segoe UI Emoji" w:hAnsi="Segoe UI Emoji" w:cs="Segoe UI Emoji"/>
+              </w:rPr>
+              <w:t>🛒</w:t>
+            </w:r>
+            <w:r>
+              <w:rPr>
+                <w:rFonts w:ascii="Consolas" w:hAnsi="Consolas"/>
+              </w:rPr>
+              <w:t>" },</w:t>
+            </w:r>
+          </w:p>
+          <w:p>
+            <w:pPr>
+              <w:rPr>
+                <w:rFonts w:ascii="Consolas" w:hAnsi="Consolas"/>
+              </w:rPr>
+            </w:pPr>
+            <w:r>
+              <w:rPr>
+                <w:rFonts w:ascii="Consolas" w:hAnsi="Consolas"/>
+              </w:rPr>
+              <w:t>  { key: "account", label: "Tài khoản", icon: "</w:t>
+            </w:r>
+            <w:r>
+              <w:rPr>
+                <w:rFonts w:ascii="Segoe UI Emoji" w:hAnsi="Segoe UI Emoji" w:cs="Segoe UI Emoji"/>
+              </w:rPr>
+              <w:t>👤</w:t>
+            </w:r>
+            <w:r>
+              <w:rPr>
+                <w:rFonts w:ascii="Consolas" w:hAnsi="Consolas"/>
+              </w:rPr>
+              <w:t>" },</w:t>
+            </w:r>
+          </w:p>
+          <w:p>
+            <w:pPr>
+              <w:rPr>
+                <w:rFonts w:ascii="Consolas" w:hAnsi="Consolas"/>
+              </w:rPr>
+            </w:pPr>
+            <w:r>
+              <w:rPr>
+                <w:rFonts w:ascii="Consolas" w:hAnsi="Consolas"/>
+              </w:rPr>
+              <w:t>];</w:t>
+            </w:r>
+          </w:p>
+          <w:p>
+            <w:pPr>
+              <w:rPr>
+                <w:rFonts w:ascii="Consolas" w:hAnsi="Consolas"/>
+              </w:rPr>
+            </w:pPr>
+          </w:p>
+          <w:p>
+            <w:pPr>
+              <w:rPr>
+                <w:rFonts w:ascii="Consolas" w:hAnsi="Consolas"/>
+              </w:rPr>
+            </w:pPr>
+            <w:r>
+              <w:rPr>
+                <w:rFonts w:ascii="Consolas" w:hAnsi="Consolas"/>
+              </w:rPr>
+              <w:t>export function TabBar({ active, onChange }: { active: TabKey; onChange: (key: TabKey) =&gt; void }) {</w:t>
+            </w:r>
+          </w:p>
+          <w:p>
+            <w:pPr>
+              <w:rPr>
+                <w:rFonts w:ascii="Consolas" w:hAnsi="Consolas"/>
+              </w:rPr>
+            </w:pPr>
+            <w:r>
+              <w:rPr>
+                <w:rFonts w:ascii="Consolas" w:hAnsi="Consolas"/>
+              </w:rPr>
+              <w:t>  return (</w:t>
+            </w:r>
+          </w:p>
+          <w:p>
+            <w:pPr>
+              <w:rPr>
+                <w:rFonts w:ascii="Consolas" w:hAnsi="Consolas"/>
+              </w:rPr>
+            </w:pPr>
+            <w:r>
+              <w:rPr>
+                <w:rFonts w:ascii="Consolas" w:hAnsi="Consolas"/>
+              </w:rPr>
+              <w:t>    &lt;View style={styles.bar}&gt;</w:t>
+            </w:r>
+          </w:p>
+          <w:p>
+            <w:pPr>
+              <w:rPr>
+                <w:rFonts w:ascii="Consolas" w:hAnsi="Consolas"/>
+              </w:rPr>
+            </w:pPr>
+            <w:r>
+              <w:rPr>
+                <w:rFonts w:ascii="Consolas" w:hAnsi="Consolas"/>
+              </w:rPr>
+              <w:t>      {TABS.map((tab) =&gt; {</w:t>
+            </w:r>
+          </w:p>
+          <w:p>
+            <w:pPr>
+              <w:rPr>
+                <w:rFonts w:ascii="Consolas" w:hAnsi="Consolas"/>
+              </w:rPr>
+            </w:pPr>
+            <w:r>
+              <w:rPr>
+                <w:rFonts w:ascii="Consolas" w:hAnsi="Consolas"/>
+              </w:rPr>
+              <w:t>        const isActive = tab.key === active;</w:t>
+            </w:r>
+          </w:p>
+          <w:p>
+            <w:pPr>
+              <w:rPr>
+                <w:rFonts w:ascii="Consolas" w:hAnsi="Consolas"/>
+              </w:rPr>
+            </w:pPr>
+            <w:r>
+              <w:rPr>
+                <w:rFonts w:ascii="Consolas" w:hAnsi="Consolas"/>
+              </w:rPr>
+              <w:t>        return (</w:t>
+            </w:r>
+          </w:p>
+          <w:p>
+            <w:pPr>
+              <w:rPr>
+                <w:rFonts w:ascii="Consolas" w:hAnsi="Consolas"/>
+              </w:rPr>
+            </w:pPr>
+            <w:r>
+              <w:rPr>
+                <w:rFonts w:ascii="Consolas" w:hAnsi="Consolas"/>
+              </w:rPr>
+              <w:t>          &lt;Pressable</w:t>
+            </w:r>
+          </w:p>
+          <w:p>
+            <w:pPr>
+              <w:rPr>
+                <w:rFonts w:ascii="Consolas" w:hAnsi="Consolas"/>
+              </w:rPr>
+            </w:pPr>
+            <w:r>
+              <w:rPr>
+                <w:rFonts w:ascii="Consolas" w:hAnsi="Consolas"/>
+              </w:rPr>
+              <w:t>            key={tab.key}</w:t>
+            </w:r>
+          </w:p>
+          <w:p>
+            <w:pPr>
+              <w:rPr>
+                <w:rFonts w:ascii="Consolas" w:hAnsi="Consolas"/>
+              </w:rPr>
+            </w:pPr>
+            <w:r>
+              <w:rPr>
+                <w:rFonts w:ascii="Consolas" w:hAnsi="Consolas"/>
+              </w:rPr>
+              <w:t>            style={styles.tabItem} // flex:1 -&gt; 4 mục chia đều bằng nhau theo chiều ngang</w:t>
+            </w:r>
+          </w:p>
+          <w:p>
+            <w:pPr>
+              <w:rPr>
+                <w:rFonts w:ascii="Consolas" w:hAnsi="Consolas"/>
+              </w:rPr>
+            </w:pPr>
+            <w:r>
+              <w:rPr>
+                <w:rFonts w:ascii="Consolas" w:hAnsi="Consolas"/>
+              </w:rPr>
+              <w:t>            onPress={() =&gt; onChange(tab.key)}</w:t>
+            </w:r>
+          </w:p>
+          <w:p>
+            <w:pPr>
+              <w:rPr>
+                <w:rFonts w:ascii="Consolas" w:hAnsi="Consolas"/>
+              </w:rPr>
+            </w:pPr>
+            <w:r>
+              <w:rPr>
+                <w:rFonts w:ascii="Consolas" w:hAnsi="Consolas"/>
+              </w:rPr>
+              <w:t>          &gt;</w:t>
+            </w:r>
+          </w:p>
+          <w:p>
+            <w:pPr>
+              <w:rPr>
+                <w:rFonts w:ascii="Consolas" w:hAnsi="Consolas"/>
+              </w:rPr>
+            </w:pPr>
+            <w:r>
+              <w:rPr>
+                <w:rFonts w:ascii="Consolas" w:hAnsi="Consolas"/>
+              </w:rPr>
+              <w:t>            &lt;Text style={[styles.icon, isActive &amp;&amp; styles.iconActive]}&gt;{tab.icon}&lt;/Text&gt;</w:t>
+            </w:r>
+          </w:p>
+          <w:p>
+            <w:pPr>
+              <w:rPr>
+                <w:rFonts w:ascii="Consolas" w:hAnsi="Consolas"/>
+              </w:rPr>
+            </w:pPr>
+            <w:r>
+              <w:rPr>
+                <w:rFonts w:ascii="Consolas" w:hAnsi="Consolas"/>
+              </w:rPr>
+              <w:t>            &lt;Text style={[styles.label, isActive &amp;&amp; styles.labelActive]}&gt;{tab.label}&lt;/Text&gt;</w:t>
+            </w:r>
+          </w:p>
+          <w:p>
+            <w:pPr>
+              <w:rPr>
+                <w:rFonts w:ascii="Consolas" w:hAnsi="Consolas"/>
+              </w:rPr>
+            </w:pPr>
+            <w:r>
+              <w:rPr>
+                <w:rFonts w:ascii="Consolas" w:hAnsi="Consolas"/>
+              </w:rPr>
+              <w:t>          &lt;/Pressable&gt;</w:t>
+            </w:r>
+          </w:p>
+          <w:p>
+            <w:pPr>
+              <w:rPr>
+                <w:rFonts w:ascii="Consolas" w:hAnsi="Consolas"/>
+              </w:rPr>
+            </w:pPr>
+            <w:r>
+              <w:rPr>
+                <w:rFonts w:ascii="Consolas" w:hAnsi="Consolas"/>
+              </w:rPr>
+              <w:t>        );</w:t>
+            </w:r>
+          </w:p>
+          <w:p>
+            <w:pPr>
+              <w:rPr>
+                <w:rFonts w:ascii="Consolas" w:hAnsi="Consolas"/>
+              </w:rPr>
+            </w:pPr>
+            <w:r>
+              <w:rPr>
+                <w:rFonts w:ascii="Consolas" w:hAnsi="Consolas"/>
+              </w:rPr>
+              <w:t>      })}</w:t>
+            </w:r>
+          </w:p>
+          <w:p>
+            <w:pPr>
+              <w:rPr>
+                <w:rFonts w:ascii="Consolas" w:hAnsi="Consolas"/>
+              </w:rPr>
+            </w:pPr>
+            <w:r>
+              <w:rPr>
+                <w:rFonts w:ascii="Consolas" w:hAnsi="Consolas"/>
+              </w:rPr>
+              <w:t>    &lt;/View&gt;</w:t>
+            </w:r>
+          </w:p>
+          <w:p>
+            <w:pPr>
+              <w:rPr>
+                <w:rFonts w:ascii="Consolas" w:hAnsi="Consolas"/>
+              </w:rPr>
+            </w:pPr>
+            <w:r>
+              <w:rPr>
+                <w:rFonts w:ascii="Consolas" w:hAnsi="Consolas"/>
+              </w:rPr>
+              <w:t>  );</w:t>
+            </w:r>
+          </w:p>
+          <w:p>
+            <w:pPr>
+              <w:rPr>
+                <w:rFonts w:ascii="Consolas" w:hAnsi="Consolas"/>
+              </w:rPr>
+            </w:pPr>
+            <w:r>
+              <w:rPr>
+                <w:rFonts w:ascii="Consolas" w:hAnsi="Consolas"/>
+              </w:rPr>
+              <w:t>}</w:t>
+            </w:r>
+          </w:p>
+          <w:p>
+            <w:pPr>
+              <w:rPr>
+                <w:rFonts w:ascii="Consolas" w:hAnsi="Consolas"/>
+              </w:rPr>
+            </w:pPr>
+          </w:p>
+          <w:p>
+            <w:pPr>
+              <w:rPr>
+                <w:rFonts w:ascii="Consolas" w:hAnsi="Consolas"/>
+              </w:rPr>
+            </w:pPr>
+            <w:r>
+              <w:rPr>
+                <w:rFonts w:ascii="Consolas" w:hAnsi="Consolas"/>
+              </w:rPr>
+              <w:t>const styles = StyleSheet.create({</w:t>
+            </w:r>
+          </w:p>
+          <w:p>
+            <w:pPr>
+              <w:rPr>
+                <w:rFonts w:ascii="Consolas" w:hAnsi="Consolas"/>
+              </w:rPr>
+            </w:pPr>
+            <w:r>
+              <w:rPr>
+                <w:rFonts w:ascii="Consolas" w:hAnsi="Consolas"/>
+              </w:rPr>
+              <w:t>  bar: {</w:t>
+            </w:r>
+          </w:p>
+          <w:p>
+            <w:pPr>
+              <w:rPr>
+                <w:rFonts w:ascii="Consolas" w:hAnsi="Consolas"/>
+              </w:rPr>
+            </w:pPr>
+            <w:r>
+              <w:rPr>
+                <w:rFonts w:ascii="Consolas" w:hAnsi="Consolas"/>
+              </w:rPr>
+              <w:lastRenderedPageBreak/>
+              <w:t>    position: "absolute", // neo cố định đáy màn hình, nổi trên ScrollView bên trên</w:t>
+            </w:r>
+          </w:p>
+          <w:p>
+            <w:pPr>
+              <w:rPr>
+                <w:rFonts w:ascii="Consolas" w:hAnsi="Consolas"/>
+              </w:rPr>
+            </w:pPr>
+            <w:r>
+              <w:rPr>
+                <w:rFonts w:ascii="Consolas" w:hAnsi="Consolas"/>
+              </w:rPr>
+              <w:t>    left: 0,</w:t>
+            </w:r>
+          </w:p>
+          <w:p>
+            <w:pPr>
+              <w:rPr>
+                <w:rFonts w:ascii="Consolas" w:hAnsi="Consolas"/>
+              </w:rPr>
+            </w:pPr>
+            <w:r>
+              <w:rPr>
+                <w:rFonts w:ascii="Consolas" w:hAnsi="Consolas"/>
+              </w:rPr>
+              <w:t>    right: 0,</w:t>
+            </w:r>
+          </w:p>
+          <w:p>
+            <w:pPr>
+              <w:rPr>
+                <w:rFonts w:ascii="Consolas" w:hAnsi="Consolas"/>
+              </w:rPr>
+            </w:pPr>
+            <w:r>
+              <w:rPr>
+                <w:rFonts w:ascii="Consolas" w:hAnsi="Consolas"/>
+              </w:rPr>
+              <w:t>    bottom: 0,</w:t>
+            </w:r>
+          </w:p>
+          <w:p>
+            <w:pPr>
+              <w:rPr>
+                <w:rFonts w:ascii="Consolas" w:hAnsi="Consolas"/>
+              </w:rPr>
+            </w:pPr>
+            <w:r>
+              <w:rPr>
+                <w:rFonts w:ascii="Consolas" w:hAnsi="Consolas"/>
+              </w:rPr>
+              <w:t>    flexDirection: "row", // 4 mục xếp ngang</w:t>
+            </w:r>
+          </w:p>
+          <w:p>
+            <w:pPr>
+              <w:rPr>
+                <w:rFonts w:ascii="Consolas" w:hAnsi="Consolas"/>
+              </w:rPr>
+            </w:pPr>
+            <w:r>
+              <w:rPr>
+                <w:rFonts w:ascii="Consolas" w:hAnsi="Consolas"/>
+              </w:rPr>
+              <w:t>    height: 64,</w:t>
+            </w:r>
+          </w:p>
+          <w:p>
+            <w:pPr>
+              <w:rPr>
+                <w:rFonts w:ascii="Consolas" w:hAnsi="Consolas"/>
+              </w:rPr>
+            </w:pPr>
+            <w:r>
+              <w:rPr>
+                <w:rFonts w:ascii="Consolas" w:hAnsi="Consolas"/>
+              </w:rPr>
+              <w:t>    backgroundColor: "#FFFFFF",</w:t>
+            </w:r>
+          </w:p>
+          <w:p>
+            <w:pPr>
+              <w:rPr>
+                <w:rFonts w:ascii="Consolas" w:hAnsi="Consolas"/>
+              </w:rPr>
+            </w:pPr>
+            <w:r>
+              <w:rPr>
+                <w:rFonts w:ascii="Consolas" w:hAnsi="Consolas"/>
+              </w:rPr>
+              <w:t>    borderTopWidth: 1,</w:t>
+            </w:r>
+          </w:p>
+          <w:p>
+            <w:pPr>
+              <w:rPr>
+                <w:rFonts w:ascii="Consolas" w:hAnsi="Consolas"/>
+              </w:rPr>
+            </w:pPr>
+            <w:r>
+              <w:rPr>
+                <w:rFonts w:ascii="Consolas" w:hAnsi="Consolas"/>
+              </w:rPr>
+              <w:t>    borderTopColor: "#E5E7EB",</w:t>
+            </w:r>
+          </w:p>
+          <w:p>
+            <w:pPr>
+              <w:rPr>
+                <w:rFonts w:ascii="Consolas" w:hAnsi="Consolas"/>
+              </w:rPr>
+            </w:pPr>
+            <w:r>
+              <w:rPr>
+                <w:rFonts w:ascii="Consolas" w:hAnsi="Consolas"/>
+              </w:rPr>
+              <w:t>  },</w:t>
+            </w:r>
+          </w:p>
+          <w:p>
+            <w:pPr>
+              <w:rPr>
+                <w:rFonts w:ascii="Consolas" w:hAnsi="Consolas"/>
+              </w:rPr>
+            </w:pPr>
+            <w:r>
+              <w:rPr>
+                <w:rFonts w:ascii="Consolas" w:hAnsi="Consolas"/>
+              </w:rPr>
+              <w:t>  tabItem: {</w:t>
+            </w:r>
+          </w:p>
+          <w:p>
+            <w:pPr>
+              <w:rPr>
+                <w:rFonts w:ascii="Consolas" w:hAnsi="Consolas"/>
+              </w:rPr>
+            </w:pPr>
+            <w:r>
+              <w:rPr>
+                <w:rFonts w:ascii="Consolas" w:hAnsi="Consolas"/>
+              </w:rPr>
+              <w:t>    flex: 1, // chia đều 1/4 bề rộng cho mỗi mục, không cần tính width tay</w:t>
+            </w:r>
+          </w:p>
+          <w:p>
+            <w:pPr>
+              <w:rPr>
+                <w:rFonts w:ascii="Consolas" w:hAnsi="Consolas"/>
+              </w:rPr>
+            </w:pPr>
+            <w:r>
+              <w:rPr>
+                <w:rFonts w:ascii="Consolas" w:hAnsi="Consolas"/>
+              </w:rPr>
+              <w:t>    flexDirection: "column", // icon trên, chữ dưới</w:t>
+            </w:r>
+          </w:p>
+          <w:p>
+            <w:pPr>
+              <w:rPr>
+                <w:rFonts w:ascii="Consolas" w:hAnsi="Consolas"/>
+              </w:rPr>
+            </w:pPr>
+            <w:r>
+              <w:rPr>
+                <w:rFonts w:ascii="Consolas" w:hAnsi="Consolas"/>
+              </w:rPr>
+              <w:t>    alignItems: "center",</w:t>
+            </w:r>
+          </w:p>
+          <w:p>
+            <w:pPr>
+              <w:rPr>
+                <w:rFonts w:ascii="Consolas" w:hAnsi="Consolas"/>
+              </w:rPr>
+            </w:pPr>
+            <w:r>
+              <w:rPr>
+                <w:rFonts w:ascii="Consolas" w:hAnsi="Consolas"/>
+              </w:rPr>
+              <w:t>    justifyContent: "center",</w:t>
+            </w:r>
+          </w:p>
+          <w:p>
+            <w:pPr>
+              <w:rPr>
+                <w:rFonts w:ascii="Consolas" w:hAnsi="Consolas"/>
+              </w:rPr>
+            </w:pPr>
+            <w:r>
+              <w:rPr>
+                <w:rFonts w:ascii="Consolas" w:hAnsi="Consolas"/>
+              </w:rPr>
+              <w:t>    gap: 2,</w:t>
+            </w:r>
+          </w:p>
+          <w:p>
+            <w:pPr>
+              <w:rPr>
+                <w:rFonts w:ascii="Consolas" w:hAnsi="Consolas"/>
+              </w:rPr>
+            </w:pPr>
+            <w:r>
+              <w:rPr>
+                <w:rFonts w:ascii="Consolas" w:hAnsi="Consolas"/>
+              </w:rPr>
+              <w:t>  },</w:t>
+            </w:r>
+          </w:p>
+          <w:p>
+            <w:pPr>
+              <w:rPr>
+                <w:rFonts w:ascii="Consolas" w:hAnsi="Consolas"/>
+              </w:rPr>
+            </w:pPr>
+            <w:r>
+              <w:rPr>
+                <w:rFonts w:ascii="Consolas" w:hAnsi="Consolas"/>
+              </w:rPr>
+              <w:t>  icon: {</w:t>
+            </w:r>
+          </w:p>
+          <w:p>
+            <w:pPr>
+              <w:rPr>
+                <w:rFonts w:ascii="Consolas" w:hAnsi="Consolas"/>
+              </w:rPr>
+            </w:pPr>
+            <w:r>
+              <w:rPr>
+                <w:rFonts w:ascii="Consolas" w:hAnsi="Consolas"/>
+              </w:rPr>
+              <w:t>    fontSize: 18,</w:t>
+            </w:r>
+          </w:p>
+          <w:p>
+            <w:pPr>
+              <w:rPr>
+                <w:rFonts w:ascii="Consolas" w:hAnsi="Consolas"/>
+              </w:rPr>
+            </w:pPr>
+            <w:r>
+              <w:rPr>
+                <w:rFonts w:ascii="Consolas" w:hAnsi="Consolas"/>
+              </w:rPr>
+              <w:t>    opacity: 0.5,</w:t>
+            </w:r>
+          </w:p>
+          <w:p>
+            <w:pPr>
+              <w:rPr>
+                <w:rFonts w:ascii="Consolas" w:hAnsi="Consolas"/>
+              </w:rPr>
+            </w:pPr>
+            <w:r>
+              <w:rPr>
+                <w:rFonts w:ascii="Consolas" w:hAnsi="Consolas"/>
+              </w:rPr>
+              <w:t>  },</w:t>
+            </w:r>
+          </w:p>
+          <w:p>
+            <w:pPr>
+              <w:rPr>
+                <w:rFonts w:ascii="Consolas" w:hAnsi="Consolas"/>
+              </w:rPr>
+            </w:pPr>
+            <w:r>
+              <w:rPr>
+                <w:rFonts w:ascii="Consolas" w:hAnsi="Consolas"/>
+              </w:rPr>
+              <w:t>  iconActive: {</w:t>
+            </w:r>
+          </w:p>
+          <w:p>
+            <w:pPr>
+              <w:rPr>
+                <w:rFonts w:ascii="Consolas" w:hAnsi="Consolas"/>
+              </w:rPr>
+            </w:pPr>
+            <w:r>
+              <w:rPr>
+                <w:rFonts w:ascii="Consolas" w:hAnsi="Consolas"/>
+              </w:rPr>
+              <w:t>    opacity: 1,</w:t>
+            </w:r>
+          </w:p>
+          <w:p>
+            <w:pPr>
+              <w:rPr>
+                <w:rFonts w:ascii="Consolas" w:hAnsi="Consolas"/>
+              </w:rPr>
+            </w:pPr>
+            <w:r>
+              <w:rPr>
+                <w:rFonts w:ascii="Consolas" w:hAnsi="Consolas"/>
+              </w:rPr>
+              <w:t>  },</w:t>
+            </w:r>
+          </w:p>
+          <w:p>
+            <w:pPr>
+              <w:rPr>
+                <w:rFonts w:ascii="Consolas" w:hAnsi="Consolas"/>
+              </w:rPr>
+            </w:pPr>
+            <w:r>
+              <w:rPr>
+                <w:rFonts w:ascii="Consolas" w:hAnsi="Consolas"/>
+              </w:rPr>
+              <w:t>  label: {</w:t>
+            </w:r>
+          </w:p>
+          <w:p>
+            <w:pPr>
+              <w:rPr>
+                <w:rFonts w:ascii="Consolas" w:hAnsi="Consolas"/>
+              </w:rPr>
+            </w:pPr>
+            <w:r>
+              <w:rPr>
+                <w:rFonts w:ascii="Consolas" w:hAnsi="Consolas"/>
+              </w:rPr>
+              <w:t>    fontSize: 11,</w:t>
+            </w:r>
+          </w:p>
+          <w:p>
+            <w:pPr>
+              <w:rPr>
+                <w:rFonts w:ascii="Consolas" w:hAnsi="Consolas"/>
+              </w:rPr>
+            </w:pPr>
+            <w:r>
+              <w:rPr>
+                <w:rFonts w:ascii="Consolas" w:hAnsi="Consolas"/>
+              </w:rPr>
+              <w:t>    color: "#9CA3AF",</w:t>
+            </w:r>
+          </w:p>
+          <w:p>
+            <w:pPr>
+              <w:rPr>
+                <w:rFonts w:ascii="Consolas" w:hAnsi="Consolas"/>
+              </w:rPr>
+            </w:pPr>
+            <w:r>
+              <w:rPr>
+                <w:rFonts w:ascii="Consolas" w:hAnsi="Consolas"/>
+              </w:rPr>
+              <w:t>  },</w:t>
+            </w:r>
+          </w:p>
+          <w:p>
+            <w:pPr>
+              <w:rPr>
+                <w:rFonts w:ascii="Consolas" w:hAnsi="Consolas"/>
+              </w:rPr>
+            </w:pPr>
+            <w:r>
+              <w:rPr>
+                <w:rFonts w:ascii="Consolas" w:hAnsi="Consolas"/>
+              </w:rPr>
+              <w:t>  labelActive: {</w:t>
+            </w:r>
+          </w:p>
+          <w:p>
+            <w:pPr>
+              <w:rPr>
+                <w:rFonts w:ascii="Consolas" w:hAnsi="Consolas"/>
+              </w:rPr>
+            </w:pPr>
+            <w:r>
+              <w:rPr>
+                <w:rFonts w:ascii="Consolas" w:hAnsi="Consolas"/>
+              </w:rPr>
+              <w:t>    color: "#4338CA", // màu nổi bật cho mục đang chọn</w:t>
+            </w:r>
+          </w:p>
+          <w:p>
+            <w:pPr>
+              <w:rPr>
+                <w:rFonts w:ascii="Consolas" w:hAnsi="Consolas"/>
+              </w:rPr>
+            </w:pPr>
+            <w:r>
+              <w:rPr>
+                <w:rFonts w:ascii="Consolas" w:hAnsi="Consolas"/>
+              </w:rPr>
+              <w:t>    fontWeight: "700",</w:t>
+            </w:r>
+          </w:p>
+          <w:p>
+            <w:pPr>
+              <w:rPr>
+                <w:rFonts w:ascii="Consolas" w:hAnsi="Consolas"/>
+              </w:rPr>
+            </w:pPr>
+            <w:r>
+              <w:rPr>
+                <w:rFonts w:ascii="Consolas" w:hAnsi="Consolas"/>
+              </w:rPr>
+              <w:t>  },</w:t>
+            </w:r>
+          </w:p>
+          <w:p>
+            <w:pPr>
+              <w:rPr>
+                <w:rFonts w:ascii="Consolas" w:hAnsi="Consolas"/>
+              </w:rPr>
+            </w:pPr>
+            <w:r>
+              <w:rPr>
+                <w:rFonts w:ascii="Consolas" w:hAnsi="Consolas"/>
+              </w:rPr>
+              <w:t>});</w:t>
+            </w:r>
+          </w:p>
+          <w:p>
+            <w:pPr>
+              <w:rPr>
+                <w:rFonts w:ascii="Consolas" w:hAnsi="Consolas"/>
+              </w:rPr>
+            </w:pPr>
+          </w:p>
+          <w:p>
+            <w:pPr>
+              <w:rPr>
+                <w:rFonts w:ascii="Consolas" w:hAnsi="Consolas"/>
+              </w:rPr>
+            </w:pPr>
+          </w:p>
+        </w:tc>
+      </w:tr>
+    </w:tbl>
     <w:p/>
+    <w:p>
+      <w:pPr>
+        <w:rPr>
+          <w:b/>
+          <w:bCs/>
+          <w:sz w:val="28"/>
+          <w:szCs w:val="32"/>
+        </w:rPr>
+      </w:pPr>
+      <w:r>
+        <w:rPr>
+          <w:b/>
+          <w:bCs/>
+          <w:sz w:val="28"/>
+          <w:szCs w:val="32"/>
+        </w:rPr>
+        <w:t>Giao diện:</w:t>
+      </w:r>
+    </w:p>
+    <w:tbl>
+      <w:tblPr>
+        <w:tblStyle w:val="TableGrid"/>
+        <w:tblW w:w="0" w:type="auto"/>
+        <w:tblLook w:val="04A0" w:firstRow="1" w:lastRow="0" w:firstColumn="1" w:lastColumn="0" w:noHBand="0" w:noVBand="1"/>
+      </w:tblPr>
+      <w:tblGrid>
+        <w:gridCol w:w="9350"/>
+      </w:tblGrid>
+      <w:tr>
+        <w:tc>
+          <w:tcPr>
+            <w:tcW w:w="9350" w:type="dxa"/>
+          </w:tcPr>
+          <w:p>
+            <w:pPr>
+              <w:rPr>
+                <w:b/>
+                <w:bCs/>
+                <w:sz w:val="28"/>
+                <w:szCs w:val="32"/>
+              </w:rPr>
+            </w:pPr>
+            <w:r>
+              <w:rPr>
+                <w:b/>
+                <w:bCs/>
+                <w:sz w:val="28"/>
+                <w:szCs w:val="32"/>
+              </w:rPr>
+              <w:lastRenderedPageBreak/>
+              <w:drawing>
+                <wp:inline distT="0" distB="0" distL="0" distR="0" wp14:anchorId="78290062" wp14:editId="5800B007">
+                  <wp:extent cx="5943600" cy="3351530"/>
+                  <wp:effectExtent l="0" t="0" r="0" b="1270"/>
+                  <wp:docPr id="2069962506" name="Picture 1"/>
+                  <wp:cNvGraphicFramePr>
+                    <a:graphicFrameLocks xmlns:a="http://schemas.openxmlformats.org/drawingml/2006/main" noChangeAspect="1"/>
+                  </wp:cNvGraphicFramePr>
+                  <a:graphic xmlns:a="http://schemas.openxmlformats.org/drawingml/2006/main">
+                    <a:graphicData uri="http://schemas.openxmlformats.org/drawingml/2006/picture">
+                      <pic:pic xmlns:pic="http://schemas.openxmlformats.org/drawingml/2006/picture">
+                        <pic:nvPicPr>
+                          <pic:cNvPr id="2069962506" name=""/>
+                          <pic:cNvPicPr/>
+                        </pic:nvPicPr>
+                        <pic:blipFill>
+                          <a:blip r:embed="rId8"/>
+                          <a:stretch>
+                            <a:fillRect/>
+                          </a:stretch>
+                        </pic:blipFill>
+                        <pic:spPr>
+                          <a:xfrm>
+                            <a:off x="0" y="0"/>
+                            <a:ext cx="5943600" cy="3351530"/>
+                          </a:xfrm>
+                          <a:prstGeom prst="rect">
+                            <a:avLst/>
+                          </a:prstGeom>
+                        </pic:spPr>
+                      </pic:pic>
+                    </a:graphicData>
+                  </a:graphic>
+                </wp:inline>
+              </w:drawing>
+            </w:r>
+          </w:p>
+        </w:tc>
+      </w:tr>
+    </w:tbl>
+    <w:p>
+      <w:pPr>
+        <w:rPr>
+          <w:b/>
+          <w:bCs/>
+          <w:sz w:val="28"/>
+          <w:szCs w:val="32"/>
+        </w:rPr>
+      </w:pPr>
+    </w:p>
+    <w:p>
+      <w:pPr>
+        <w:rPr>
+          <w:b/>
+          <w:bCs/>
+          <w:sz w:val="32"/>
+          <w:szCs w:val="40"/>
+        </w:rPr>
+      </w:pPr>
+      <w:r>
+        <w:rPr>
+          <w:b/>
+          <w:bCs/>
+          <w:sz w:val="32"/>
+          <w:szCs w:val="40"/>
+        </w:rPr>
+        <w:t>Giải thích:</w:t>
+      </w:r>
+    </w:p>
+    <w:tbl>
+      <w:tblPr>
+        <w:tblStyle w:val="TableGrid"/>
+        <w:tblW w:w="0" w:type="auto"/>
+        <w:tblLook w:val="04A0" w:firstRow="1" w:lastRow="0" w:firstColumn="1" w:lastColumn="0" w:noHBand="0" w:noVBand="1"/>
+      </w:tblPr>
+      <w:tblGrid>
+        <w:gridCol w:w="9350"/>
+      </w:tblGrid>
+      <w:tr>
+        <w:tc>
+          <w:tcPr>
+            <w:tcW w:w="9350" w:type="dxa"/>
+          </w:tcPr>
+          <w:p>
+            <w:pPr>
+              <w:rPr>
+                <w:rFonts w:ascii="Times New Roman" w:hAnsi="Times New Roman" w:cs="Times New Roman"/>
+                <w:sz w:val="26"/>
+                <w:szCs w:val="26"/>
+              </w:rPr>
+            </w:pPr>
+            <w:r>
+              <w:rPr>
+                <w:rFonts w:ascii="Times New Roman" w:hAnsi="Times New Roman" w:cs="Times New Roman"/>
+                <w:sz w:val="26"/>
+                <w:szCs w:val="26"/>
+              </w:rPr>
+              <w:t>File</w:t>
+            </w:r>
+            <w:r>
+              <w:rPr>
+                <w:rFonts w:ascii="Times New Roman" w:hAnsi="Times New Roman" w:cs="Times New Roman"/>
+                <w:sz w:val="26"/>
+                <w:szCs w:val="26"/>
+              </w:rPr>
+              <w:t xml:space="preserve"> này là thành phần thanh tab ở dưới cùng của ứng dụng. Mục đích của nó là cho người dùng chuyển đổi giữa các màn hình chính như Trang chủ, Danh mục, Giỏ hàng và Tài khoản. Khi người dùng nhấn vào một tab, tab đó sẽ được đánh dấu là đang active, còn tab khác thì giữ trạng thái bình thường.</w:t>
+            </w:r>
+          </w:p>
+          <w:p>
+            <w:pPr>
+              <w:rPr>
+                <w:rFonts w:ascii="Times New Roman" w:hAnsi="Times New Roman" w:cs="Times New Roman"/>
+                <w:sz w:val="26"/>
+                <w:szCs w:val="26"/>
+              </w:rPr>
+            </w:pPr>
+            <w:r>
+              <w:rPr>
+                <w:rFonts w:ascii="Times New Roman" w:hAnsi="Times New Roman" w:cs="Times New Roman"/>
+                <w:sz w:val="26"/>
+                <w:szCs w:val="26"/>
+              </w:rPr>
+              <w:t>Trước hết, ta khai báo type TabKey:</w:t>
+            </w:r>
+          </w:p>
+          <w:p>
+            <w:pPr>
+              <w:numPr>
+                <w:ilvl w:val="0"/>
+                <w:numId w:val="5"/>
+              </w:numPr>
+              <w:rPr>
+                <w:rFonts w:ascii="Times New Roman" w:hAnsi="Times New Roman" w:cs="Times New Roman"/>
+                <w:sz w:val="26"/>
+                <w:szCs w:val="26"/>
+              </w:rPr>
+            </w:pPr>
+            <w:r>
+              <w:rPr>
+                <w:rFonts w:ascii="Times New Roman" w:hAnsi="Times New Roman" w:cs="Times New Roman"/>
+                <w:sz w:val="26"/>
+                <w:szCs w:val="26"/>
+              </w:rPr>
+              <w:t>"home" = Trang chủ</w:t>
+            </w:r>
+          </w:p>
+          <w:p>
+            <w:pPr>
+              <w:numPr>
+                <w:ilvl w:val="0"/>
+                <w:numId w:val="5"/>
+              </w:numPr>
+              <w:rPr>
+                <w:rFonts w:ascii="Times New Roman" w:hAnsi="Times New Roman" w:cs="Times New Roman"/>
+                <w:sz w:val="26"/>
+                <w:szCs w:val="26"/>
+              </w:rPr>
+            </w:pPr>
+            <w:r>
+              <w:rPr>
+                <w:rFonts w:ascii="Times New Roman" w:hAnsi="Times New Roman" w:cs="Times New Roman"/>
+                <w:sz w:val="26"/>
+                <w:szCs w:val="26"/>
+              </w:rPr>
+              <w:t>"category" = Danh mục</w:t>
+            </w:r>
+          </w:p>
+          <w:p>
+            <w:pPr>
+              <w:numPr>
+                <w:ilvl w:val="0"/>
+                <w:numId w:val="5"/>
+              </w:numPr>
+              <w:rPr>
+                <w:rFonts w:ascii="Times New Roman" w:hAnsi="Times New Roman" w:cs="Times New Roman"/>
+                <w:sz w:val="26"/>
+                <w:szCs w:val="26"/>
+              </w:rPr>
+            </w:pPr>
+            <w:r>
+              <w:rPr>
+                <w:rFonts w:ascii="Times New Roman" w:hAnsi="Times New Roman" w:cs="Times New Roman"/>
+                <w:sz w:val="26"/>
+                <w:szCs w:val="26"/>
+              </w:rPr>
+              <w:t>"cart" = Giỏ hàng</w:t>
+            </w:r>
+          </w:p>
+          <w:p>
+            <w:pPr>
+              <w:numPr>
+                <w:ilvl w:val="0"/>
+                <w:numId w:val="5"/>
+              </w:numPr>
+              <w:rPr>
+                <w:rFonts w:ascii="Times New Roman" w:hAnsi="Times New Roman" w:cs="Times New Roman"/>
+                <w:sz w:val="26"/>
+                <w:szCs w:val="26"/>
+              </w:rPr>
+            </w:pPr>
+            <w:r>
+              <w:rPr>
+                <w:rFonts w:ascii="Times New Roman" w:hAnsi="Times New Roman" w:cs="Times New Roman"/>
+                <w:sz w:val="26"/>
+                <w:szCs w:val="26"/>
+              </w:rPr>
+              <w:t>"account" = Tài khoản</w:t>
+            </w:r>
+          </w:p>
+          <w:p>
+            <w:pPr>
+              <w:rPr>
+                <w:rFonts w:ascii="Times New Roman" w:hAnsi="Times New Roman" w:cs="Times New Roman"/>
+                <w:sz w:val="26"/>
+                <w:szCs w:val="26"/>
+              </w:rPr>
+            </w:pPr>
+            <w:r>
+              <w:rPr>
+                <w:rFonts w:ascii="Times New Roman" w:hAnsi="Times New Roman" w:cs="Times New Roman"/>
+                <w:sz w:val="26"/>
+                <w:szCs w:val="26"/>
+              </w:rPr>
+              <w:t>Điều này rất quan trọng vì giúp TypeScript biết rõ các giá trị hợp lệ của tab. Nếu ta gõ sai tên tab thì trình biên dịch sẽ cảnh báo.</w:t>
+            </w:r>
+          </w:p>
+          <w:p>
+            <w:pPr>
+              <w:rPr>
+                <w:rFonts w:ascii="Times New Roman" w:hAnsi="Times New Roman" w:cs="Times New Roman"/>
+                <w:sz w:val="26"/>
+                <w:szCs w:val="26"/>
+              </w:rPr>
+            </w:pPr>
+            <w:r>
+              <w:rPr>
+                <w:rFonts w:ascii="Times New Roman" w:hAnsi="Times New Roman" w:cs="Times New Roman"/>
+                <w:sz w:val="26"/>
+                <w:szCs w:val="26"/>
+              </w:rPr>
+              <w:t>Tiếp theo là mảng TABS. Mỗi phần tử trong mảng có 3 thông tin:</w:t>
+            </w:r>
+          </w:p>
+          <w:p>
+            <w:pPr>
+              <w:numPr>
+                <w:ilvl w:val="0"/>
+                <w:numId w:val="6"/>
+              </w:numPr>
+              <w:rPr>
+                <w:rFonts w:ascii="Times New Roman" w:hAnsi="Times New Roman" w:cs="Times New Roman"/>
+                <w:sz w:val="26"/>
+                <w:szCs w:val="26"/>
+              </w:rPr>
+            </w:pPr>
+            <w:r>
+              <w:rPr>
+                <w:rFonts w:ascii="Times New Roman" w:hAnsi="Times New Roman" w:cs="Times New Roman"/>
+                <w:sz w:val="26"/>
+                <w:szCs w:val="26"/>
+              </w:rPr>
+              <w:t>key: tên tab</w:t>
+            </w:r>
+          </w:p>
+          <w:p>
+            <w:pPr>
+              <w:numPr>
+                <w:ilvl w:val="0"/>
+                <w:numId w:val="6"/>
+              </w:numPr>
+              <w:rPr>
+                <w:rFonts w:ascii="Times New Roman" w:hAnsi="Times New Roman" w:cs="Times New Roman"/>
+                <w:sz w:val="26"/>
+                <w:szCs w:val="26"/>
+              </w:rPr>
+            </w:pPr>
+            <w:r>
+              <w:rPr>
+                <w:rFonts w:ascii="Times New Roman" w:hAnsi="Times New Roman" w:cs="Times New Roman"/>
+                <w:sz w:val="26"/>
+                <w:szCs w:val="26"/>
+              </w:rPr>
+              <w:t>label: chữ hiển thị</w:t>
+            </w:r>
+          </w:p>
+          <w:p>
+            <w:pPr>
+              <w:numPr>
+                <w:ilvl w:val="0"/>
+                <w:numId w:val="6"/>
+              </w:numPr>
+              <w:rPr>
+                <w:rFonts w:ascii="Times New Roman" w:hAnsi="Times New Roman" w:cs="Times New Roman"/>
+                <w:sz w:val="26"/>
+                <w:szCs w:val="26"/>
+              </w:rPr>
+            </w:pPr>
+            <w:r>
+              <w:rPr>
+                <w:rFonts w:ascii="Times New Roman" w:hAnsi="Times New Roman" w:cs="Times New Roman"/>
+                <w:sz w:val="26"/>
+                <w:szCs w:val="26"/>
+              </w:rPr>
+              <w:t>icon: biểu tượng emoji</w:t>
+            </w:r>
+          </w:p>
+          <w:p>
+            <w:pPr>
+              <w:rPr>
+                <w:rFonts w:ascii="Times New Roman" w:hAnsi="Times New Roman" w:cs="Times New Roman"/>
+                <w:sz w:val="26"/>
+                <w:szCs w:val="26"/>
+              </w:rPr>
+            </w:pPr>
+            <w:r>
+              <w:rPr>
+                <w:rFonts w:ascii="Times New Roman" w:hAnsi="Times New Roman" w:cs="Times New Roman"/>
+                <w:sz w:val="26"/>
+                <w:szCs w:val="26"/>
+              </w:rPr>
+              <w:t>Ví dụ:</w:t>
+            </w:r>
+          </w:p>
+          <w:p>
+            <w:pPr>
+              <w:numPr>
+                <w:ilvl w:val="0"/>
+                <w:numId w:val="7"/>
+              </w:numPr>
+              <w:rPr>
+                <w:rFonts w:ascii="Times New Roman" w:hAnsi="Times New Roman" w:cs="Times New Roman"/>
+                <w:sz w:val="26"/>
+                <w:szCs w:val="26"/>
+              </w:rPr>
+            </w:pPr>
+            <w:r>
+              <w:rPr>
+                <w:rFonts w:ascii="Times New Roman" w:hAnsi="Times New Roman" w:cs="Times New Roman"/>
+                <w:sz w:val="26"/>
+                <w:szCs w:val="26"/>
+              </w:rPr>
+              <w:t>home → “Trang chủ” → “</w:t>
+            </w:r>
+            <w:r>
+              <w:rPr>
+                <w:rFonts w:ascii="Segoe UI Emoji" w:hAnsi="Segoe UI Emoji" w:cs="Segoe UI Emoji"/>
+                <w:sz w:val="26"/>
+                <w:szCs w:val="26"/>
+              </w:rPr>
+              <w:t>🏠</w:t>
+            </w:r>
+            <w:r>
+              <w:rPr>
+                <w:rFonts w:ascii="Times New Roman" w:hAnsi="Times New Roman" w:cs="Times New Roman"/>
+                <w:sz w:val="26"/>
+                <w:szCs w:val="26"/>
+              </w:rPr>
+              <w:t>”</w:t>
+            </w:r>
+          </w:p>
+          <w:p>
+            <w:pPr>
+              <w:numPr>
+                <w:ilvl w:val="0"/>
+                <w:numId w:val="7"/>
+              </w:numPr>
+              <w:rPr>
+                <w:rFonts w:ascii="Times New Roman" w:hAnsi="Times New Roman" w:cs="Times New Roman"/>
+                <w:sz w:val="26"/>
+                <w:szCs w:val="26"/>
+              </w:rPr>
+            </w:pPr>
+            <w:r>
+              <w:rPr>
+                <w:rFonts w:ascii="Times New Roman" w:hAnsi="Times New Roman" w:cs="Times New Roman"/>
+                <w:sz w:val="26"/>
+                <w:szCs w:val="26"/>
+              </w:rPr>
+              <w:t>category → “Danh mục” → “</w:t>
+            </w:r>
+            <w:r>
+              <w:rPr>
+                <w:rFonts w:ascii="Segoe UI Emoji" w:hAnsi="Segoe UI Emoji" w:cs="Segoe UI Emoji"/>
+                <w:sz w:val="26"/>
+                <w:szCs w:val="26"/>
+              </w:rPr>
+              <w:t>📂</w:t>
+            </w:r>
+            <w:r>
+              <w:rPr>
+                <w:rFonts w:ascii="Times New Roman" w:hAnsi="Times New Roman" w:cs="Times New Roman"/>
+                <w:sz w:val="26"/>
+                <w:szCs w:val="26"/>
+              </w:rPr>
+              <w:t>”</w:t>
+            </w:r>
+          </w:p>
+          <w:p>
+            <w:pPr>
+              <w:numPr>
+                <w:ilvl w:val="0"/>
+                <w:numId w:val="7"/>
+              </w:numPr>
+              <w:rPr>
+                <w:rFonts w:ascii="Times New Roman" w:hAnsi="Times New Roman" w:cs="Times New Roman"/>
+                <w:sz w:val="26"/>
+                <w:szCs w:val="26"/>
+              </w:rPr>
+            </w:pPr>
+            <w:r>
+              <w:rPr>
+                <w:rFonts w:ascii="Times New Roman" w:hAnsi="Times New Roman" w:cs="Times New Roman"/>
+                <w:sz w:val="26"/>
+                <w:szCs w:val="26"/>
+              </w:rPr>
+              <w:t>cart → “Giỏ hàng” → “</w:t>
+            </w:r>
+            <w:r>
+              <w:rPr>
+                <w:rFonts w:ascii="Segoe UI Emoji" w:hAnsi="Segoe UI Emoji" w:cs="Segoe UI Emoji"/>
+                <w:sz w:val="26"/>
+                <w:szCs w:val="26"/>
+              </w:rPr>
+              <w:t>🛒</w:t>
+            </w:r>
+            <w:r>
+              <w:rPr>
+                <w:rFonts w:ascii="Times New Roman" w:hAnsi="Times New Roman" w:cs="Times New Roman"/>
+                <w:sz w:val="26"/>
+                <w:szCs w:val="26"/>
+              </w:rPr>
+              <w:t>”</w:t>
+            </w:r>
+          </w:p>
+          <w:p>
+            <w:pPr>
+              <w:numPr>
+                <w:ilvl w:val="0"/>
+                <w:numId w:val="7"/>
+              </w:numPr>
+              <w:rPr>
+                <w:rFonts w:ascii="Times New Roman" w:hAnsi="Times New Roman" w:cs="Times New Roman"/>
+                <w:sz w:val="26"/>
+                <w:szCs w:val="26"/>
+              </w:rPr>
+            </w:pPr>
+            <w:r>
+              <w:rPr>
+                <w:rFonts w:ascii="Times New Roman" w:hAnsi="Times New Roman" w:cs="Times New Roman"/>
+                <w:sz w:val="26"/>
+                <w:szCs w:val="26"/>
+              </w:rPr>
+              <w:t>account → “Tài khoản” → “</w:t>
+            </w:r>
+            <w:r>
+              <w:rPr>
+                <w:rFonts w:ascii="Segoe UI Emoji" w:hAnsi="Segoe UI Emoji" w:cs="Segoe UI Emoji"/>
+                <w:sz w:val="26"/>
+                <w:szCs w:val="26"/>
+              </w:rPr>
+              <w:t>👤</w:t>
+            </w:r>
+            <w:r>
+              <w:rPr>
+                <w:rFonts w:ascii="Times New Roman" w:hAnsi="Times New Roman" w:cs="Times New Roman"/>
+                <w:sz w:val="26"/>
+                <w:szCs w:val="26"/>
+              </w:rPr>
+              <w:t>”</w:t>
+            </w:r>
+          </w:p>
+          <w:p>
+            <w:pPr>
+              <w:rPr>
+                <w:rFonts w:ascii="Times New Roman" w:hAnsi="Times New Roman" w:cs="Times New Roman"/>
+                <w:sz w:val="26"/>
+                <w:szCs w:val="26"/>
+              </w:rPr>
+            </w:pPr>
+            <w:r>
+              <w:rPr>
+                <w:rFonts w:ascii="Times New Roman" w:hAnsi="Times New Roman" w:cs="Times New Roman"/>
+                <w:sz w:val="26"/>
+                <w:szCs w:val="26"/>
+              </w:rPr>
+              <w:t>Sau đó ta định nghĩa component TabBar:</w:t>
+            </w:r>
+          </w:p>
+          <w:p>
+            <w:pPr>
+              <w:numPr>
+                <w:ilvl w:val="0"/>
+                <w:numId w:val="8"/>
+              </w:numPr>
+              <w:rPr>
+                <w:rFonts w:ascii="Times New Roman" w:hAnsi="Times New Roman" w:cs="Times New Roman"/>
+                <w:sz w:val="26"/>
+                <w:szCs w:val="26"/>
+              </w:rPr>
+            </w:pPr>
+            <w:r>
+              <w:rPr>
+                <w:rFonts w:ascii="Times New Roman" w:hAnsi="Times New Roman" w:cs="Times New Roman"/>
+                <w:sz w:val="26"/>
+                <w:szCs w:val="26"/>
+              </w:rPr>
+              <w:lastRenderedPageBreak/>
+              <w:t>nhận prop active: tab đang được chọn</w:t>
+            </w:r>
+          </w:p>
+          <w:p>
+            <w:pPr>
+              <w:numPr>
+                <w:ilvl w:val="0"/>
+                <w:numId w:val="8"/>
+              </w:numPr>
+              <w:rPr>
+                <w:rFonts w:ascii="Times New Roman" w:hAnsi="Times New Roman" w:cs="Times New Roman"/>
+                <w:sz w:val="26"/>
+                <w:szCs w:val="26"/>
+              </w:rPr>
+            </w:pPr>
+            <w:r>
+              <w:rPr>
+                <w:rFonts w:ascii="Times New Roman" w:hAnsi="Times New Roman" w:cs="Times New Roman"/>
+                <w:sz w:val="26"/>
+                <w:szCs w:val="26"/>
+              </w:rPr>
+              <w:t>nhận prop onChange: hàm để cập nhật tab khi người dùng nhấn</w:t>
+            </w:r>
+          </w:p>
+          <w:p>
+            <w:pPr>
+              <w:rPr>
+                <w:rFonts w:ascii="Times New Roman" w:hAnsi="Times New Roman" w:cs="Times New Roman"/>
+                <w:sz w:val="26"/>
+                <w:szCs w:val="26"/>
+              </w:rPr>
+            </w:pPr>
+            <w:r>
+              <w:rPr>
+                <w:rFonts w:ascii="Times New Roman" w:hAnsi="Times New Roman" w:cs="Times New Roman"/>
+                <w:sz w:val="26"/>
+                <w:szCs w:val="26"/>
+              </w:rPr>
+              <w:t>Trong phần render, ta dùng TABS.map để duyệt qua từng tab và vẽ ra từng mục. Với mỗi tab, ta kiểm tra xem tab.key có bằng active không. Nếu bằng thì isActive = true.</w:t>
+            </w:r>
+          </w:p>
+          <w:p>
+            <w:pPr>
+              <w:rPr>
+                <w:rFonts w:ascii="Times New Roman" w:hAnsi="Times New Roman" w:cs="Times New Roman"/>
+                <w:sz w:val="26"/>
+                <w:szCs w:val="26"/>
+              </w:rPr>
+            </w:pPr>
+            <w:r>
+              <w:rPr>
+                <w:rFonts w:ascii="Times New Roman" w:hAnsi="Times New Roman" w:cs="Times New Roman"/>
+                <w:sz w:val="26"/>
+                <w:szCs w:val="26"/>
+              </w:rPr>
+              <w:t>Sau đó, mỗi item tab là một Pressable. Đây là kiểu nút bấm trong React Native. Khi người dùng nhấn, ta gọi onChange(tab.key), nghĩa là cập nhật active tab thành tab đó.</w:t>
+            </w:r>
+          </w:p>
+          <w:p>
+            <w:pPr>
+              <w:rPr>
+                <w:rFonts w:ascii="Times New Roman" w:hAnsi="Times New Roman" w:cs="Times New Roman"/>
+                <w:sz w:val="26"/>
+                <w:szCs w:val="26"/>
+              </w:rPr>
+            </w:pPr>
+            <w:r>
+              <w:rPr>
+                <w:rFonts w:ascii="Times New Roman" w:hAnsi="Times New Roman" w:cs="Times New Roman"/>
+                <w:sz w:val="26"/>
+                <w:szCs w:val="26"/>
+              </w:rPr>
+              <w:t>Về giao diện:</w:t>
+            </w:r>
+          </w:p>
+          <w:p>
+            <w:pPr>
+              <w:numPr>
+                <w:ilvl w:val="0"/>
+                <w:numId w:val="9"/>
+              </w:numPr>
+              <w:rPr>
+                <w:rFonts w:ascii="Times New Roman" w:hAnsi="Times New Roman" w:cs="Times New Roman"/>
+                <w:sz w:val="26"/>
+                <w:szCs w:val="26"/>
+              </w:rPr>
+            </w:pPr>
+            <w:r>
+              <w:rPr>
+                <w:rFonts w:ascii="Times New Roman" w:hAnsi="Times New Roman" w:cs="Times New Roman"/>
+                <w:sz w:val="26"/>
+                <w:szCs w:val="26"/>
+              </w:rPr>
+              <w:t>bar là container của cả thanh tab, nằm ở dưới cùng màn hình</w:t>
+            </w:r>
+          </w:p>
+          <w:p>
+            <w:pPr>
+              <w:numPr>
+                <w:ilvl w:val="0"/>
+                <w:numId w:val="9"/>
+              </w:numPr>
+              <w:rPr>
+                <w:rFonts w:ascii="Times New Roman" w:hAnsi="Times New Roman" w:cs="Times New Roman"/>
+                <w:sz w:val="26"/>
+                <w:szCs w:val="26"/>
+              </w:rPr>
+            </w:pPr>
+            <w:r>
+              <w:rPr>
+                <w:rFonts w:ascii="Times New Roman" w:hAnsi="Times New Roman" w:cs="Times New Roman"/>
+                <w:sz w:val="26"/>
+                <w:szCs w:val="26"/>
+              </w:rPr>
+              <w:t>position: "absolute" giúp nó cố định dọc theo cuối màn hình</w:t>
+            </w:r>
+          </w:p>
+          <w:p>
+            <w:pPr>
+              <w:numPr>
+                <w:ilvl w:val="0"/>
+                <w:numId w:val="9"/>
+              </w:numPr>
+              <w:rPr>
+                <w:rFonts w:ascii="Times New Roman" w:hAnsi="Times New Roman" w:cs="Times New Roman"/>
+                <w:sz w:val="26"/>
+                <w:szCs w:val="26"/>
+              </w:rPr>
+            </w:pPr>
+            <w:r>
+              <w:rPr>
+                <w:rFonts w:ascii="Times New Roman" w:hAnsi="Times New Roman" w:cs="Times New Roman"/>
+                <w:sz w:val="26"/>
+                <w:szCs w:val="26"/>
+              </w:rPr>
+              <w:t>left: 0, right: 0, bottom: 0 cho nó trải dài toàn bộ chiều ngang</w:t>
+            </w:r>
+          </w:p>
+          <w:p>
+            <w:pPr>
+              <w:numPr>
+                <w:ilvl w:val="0"/>
+                <w:numId w:val="9"/>
+              </w:numPr>
+              <w:rPr>
+                <w:rFonts w:ascii="Times New Roman" w:hAnsi="Times New Roman" w:cs="Times New Roman"/>
+                <w:sz w:val="26"/>
+                <w:szCs w:val="26"/>
+              </w:rPr>
+            </w:pPr>
+            <w:r>
+              <w:rPr>
+                <w:rFonts w:ascii="Times New Roman" w:hAnsi="Times New Roman" w:cs="Times New Roman"/>
+                <w:sz w:val="26"/>
+                <w:szCs w:val="26"/>
+              </w:rPr>
+              <w:t>flexDirection: "row" để các tab xếp ngang cạnh nhau</w:t>
+            </w:r>
+          </w:p>
+          <w:p>
+            <w:pPr>
+              <w:numPr>
+                <w:ilvl w:val="0"/>
+                <w:numId w:val="9"/>
+              </w:numPr>
+              <w:rPr>
+                <w:rFonts w:ascii="Times New Roman" w:hAnsi="Times New Roman" w:cs="Times New Roman"/>
+                <w:sz w:val="26"/>
+                <w:szCs w:val="26"/>
+              </w:rPr>
+            </w:pPr>
+            <w:r>
+              <w:rPr>
+                <w:rFonts w:ascii="Times New Roman" w:hAnsi="Times New Roman" w:cs="Times New Roman"/>
+                <w:sz w:val="26"/>
+                <w:szCs w:val="26"/>
+              </w:rPr>
+              <w:t>height: 64 là độ cao của thanh tab</w:t>
+            </w:r>
+          </w:p>
+          <w:p>
+            <w:pPr>
+              <w:numPr>
+                <w:ilvl w:val="0"/>
+                <w:numId w:val="9"/>
+              </w:numPr>
+              <w:rPr>
+                <w:rFonts w:ascii="Times New Roman" w:hAnsi="Times New Roman" w:cs="Times New Roman"/>
+                <w:sz w:val="26"/>
+                <w:szCs w:val="26"/>
+              </w:rPr>
+            </w:pPr>
+            <w:r>
+              <w:rPr>
+                <w:rFonts w:ascii="Times New Roman" w:hAnsi="Times New Roman" w:cs="Times New Roman"/>
+                <w:sz w:val="26"/>
+                <w:szCs w:val="26"/>
+              </w:rPr>
+              <w:t>backgroundColor: "#FFFFFF" để nền trắng</w:t>
+            </w:r>
+          </w:p>
+          <w:p>
+            <w:pPr>
+              <w:numPr>
+                <w:ilvl w:val="0"/>
+                <w:numId w:val="9"/>
+              </w:numPr>
+              <w:rPr>
+                <w:rFonts w:ascii="Times New Roman" w:hAnsi="Times New Roman" w:cs="Times New Roman"/>
+                <w:sz w:val="26"/>
+                <w:szCs w:val="26"/>
+              </w:rPr>
+            </w:pPr>
+            <w:r>
+              <w:rPr>
+                <w:rFonts w:ascii="Times New Roman" w:hAnsi="Times New Roman" w:cs="Times New Roman"/>
+                <w:sz w:val="26"/>
+                <w:szCs w:val="26"/>
+              </w:rPr>
+              <w:t>borderTopWidth: 1 và borderTopColor: "#E5E7EB" để tạo đường chia với nội dung phía trên</w:t>
+            </w:r>
+          </w:p>
+          <w:p>
+            <w:pPr>
+              <w:rPr>
+                <w:rFonts w:ascii="Times New Roman" w:hAnsi="Times New Roman" w:cs="Times New Roman"/>
+                <w:sz w:val="26"/>
+                <w:szCs w:val="26"/>
+              </w:rPr>
+            </w:pPr>
+            <w:r>
+              <w:rPr>
+                <w:rFonts w:ascii="Times New Roman" w:hAnsi="Times New Roman" w:cs="Times New Roman"/>
+                <w:sz w:val="26"/>
+                <w:szCs w:val="26"/>
+              </w:rPr>
+              <w:t>Mỗi tab item có:</w:t>
+            </w:r>
+          </w:p>
+          <w:p>
+            <w:pPr>
+              <w:numPr>
+                <w:ilvl w:val="0"/>
+                <w:numId w:val="10"/>
+              </w:numPr>
+              <w:rPr>
+                <w:rFonts w:ascii="Times New Roman" w:hAnsi="Times New Roman" w:cs="Times New Roman"/>
+                <w:sz w:val="26"/>
+                <w:szCs w:val="26"/>
+              </w:rPr>
+            </w:pPr>
+            <w:r>
+              <w:rPr>
+                <w:rFonts w:ascii="Times New Roman" w:hAnsi="Times New Roman" w:cs="Times New Roman"/>
+                <w:sz w:val="26"/>
+                <w:szCs w:val="26"/>
+              </w:rPr>
+              <w:t>flex: 1 để chia đều bề rộng cho 4 tab</w:t>
+            </w:r>
+          </w:p>
+          <w:p>
+            <w:pPr>
+              <w:numPr>
+                <w:ilvl w:val="0"/>
+                <w:numId w:val="10"/>
+              </w:numPr>
+              <w:rPr>
+                <w:rFonts w:ascii="Times New Roman" w:hAnsi="Times New Roman" w:cs="Times New Roman"/>
+                <w:sz w:val="26"/>
+                <w:szCs w:val="26"/>
+              </w:rPr>
+            </w:pPr>
+            <w:r>
+              <w:rPr>
+                <w:rFonts w:ascii="Times New Roman" w:hAnsi="Times New Roman" w:cs="Times New Roman"/>
+                <w:sz w:val="26"/>
+                <w:szCs w:val="26"/>
+              </w:rPr>
+              <w:t>flexDirection: "column" để icon nằm trên, label nằm dưới</w:t>
+            </w:r>
+          </w:p>
+          <w:p>
+            <w:pPr>
+              <w:numPr>
+                <w:ilvl w:val="0"/>
+                <w:numId w:val="10"/>
+              </w:numPr>
+              <w:rPr>
+                <w:rFonts w:ascii="Times New Roman" w:hAnsi="Times New Roman" w:cs="Times New Roman"/>
+                <w:sz w:val="26"/>
+                <w:szCs w:val="26"/>
+              </w:rPr>
+            </w:pPr>
+            <w:r>
+              <w:rPr>
+                <w:rFonts w:ascii="Times New Roman" w:hAnsi="Times New Roman" w:cs="Times New Roman"/>
+                <w:sz w:val="26"/>
+                <w:szCs w:val="26"/>
+              </w:rPr>
+              <w:t>alignItems: "center" và justifyContent: "center" để căn giữa</w:t>
+            </w:r>
+          </w:p>
+          <w:p>
+            <w:pPr>
+              <w:rPr>
+                <w:rFonts w:ascii="Times New Roman" w:hAnsi="Times New Roman" w:cs="Times New Roman"/>
+                <w:sz w:val="26"/>
+                <w:szCs w:val="26"/>
+              </w:rPr>
+            </w:pPr>
+            <w:r>
+              <w:rPr>
+                <w:rFonts w:ascii="Times New Roman" w:hAnsi="Times New Roman" w:cs="Times New Roman"/>
+                <w:sz w:val="26"/>
+                <w:szCs w:val="26"/>
+              </w:rPr>
+              <w:t>Với icon và label:</w:t>
+            </w:r>
+          </w:p>
+          <w:p>
+            <w:pPr>
+              <w:numPr>
+                <w:ilvl w:val="0"/>
+                <w:numId w:val="11"/>
+              </w:numPr>
+              <w:rPr>
+                <w:rFonts w:ascii="Times New Roman" w:hAnsi="Times New Roman" w:cs="Times New Roman"/>
+                <w:sz w:val="26"/>
+                <w:szCs w:val="26"/>
+              </w:rPr>
+            </w:pPr>
+            <w:r>
+              <w:rPr>
+                <w:rFonts w:ascii="Times New Roman" w:hAnsi="Times New Roman" w:cs="Times New Roman"/>
+                <w:sz w:val="26"/>
+                <w:szCs w:val="26"/>
+              </w:rPr>
+              <w:t>icon mặc định có opacity: 0.5, tức mờ hơn</w:t>
+            </w:r>
+          </w:p>
+          <w:p>
+            <w:pPr>
+              <w:numPr>
+                <w:ilvl w:val="0"/>
+                <w:numId w:val="11"/>
+              </w:numPr>
+              <w:rPr>
+                <w:rFonts w:ascii="Times New Roman" w:hAnsi="Times New Roman" w:cs="Times New Roman"/>
+                <w:sz w:val="26"/>
+                <w:szCs w:val="26"/>
+              </w:rPr>
+            </w:pPr>
+            <w:r>
+              <w:rPr>
+                <w:rFonts w:ascii="Times New Roman" w:hAnsi="Times New Roman" w:cs="Times New Roman"/>
+                <w:sz w:val="26"/>
+                <w:szCs w:val="26"/>
+              </w:rPr>
+              <w:t>iconActive có opacity: 1, làm icon rõ hơn khi tab đang active</w:t>
+            </w:r>
+          </w:p>
+          <w:p>
+            <w:pPr>
+              <w:numPr>
+                <w:ilvl w:val="0"/>
+                <w:numId w:val="11"/>
+              </w:numPr>
+              <w:rPr>
+                <w:rFonts w:ascii="Times New Roman" w:hAnsi="Times New Roman" w:cs="Times New Roman"/>
+                <w:sz w:val="26"/>
+                <w:szCs w:val="26"/>
+              </w:rPr>
+            </w:pPr>
+            <w:r>
+              <w:rPr>
+                <w:rFonts w:ascii="Times New Roman" w:hAnsi="Times New Roman" w:cs="Times New Roman"/>
+                <w:sz w:val="26"/>
+                <w:szCs w:val="26"/>
+              </w:rPr>
+              <w:t>label mặc định có màu xám</w:t>
+            </w:r>
+          </w:p>
+          <w:p>
+            <w:pPr>
+              <w:numPr>
+                <w:ilvl w:val="0"/>
+                <w:numId w:val="11"/>
+              </w:numPr>
+              <w:rPr>
+                <w:rFonts w:ascii="Times New Roman" w:hAnsi="Times New Roman" w:cs="Times New Roman"/>
+                <w:sz w:val="26"/>
+                <w:szCs w:val="26"/>
+              </w:rPr>
+            </w:pPr>
+            <w:r>
+              <w:rPr>
+                <w:rFonts w:ascii="Times New Roman" w:hAnsi="Times New Roman" w:cs="Times New Roman"/>
+                <w:sz w:val="26"/>
+                <w:szCs w:val="26"/>
+              </w:rPr>
+              <w:t>labelActive có màu tím đậm và fontWeight: "700", nghĩa là tab đang chọn sẽ nổi bật</w:t>
+            </w:r>
+          </w:p>
+          <w:p>
+            <w:pPr>
+              <w:rPr>
+                <w:rFonts w:ascii="Times New Roman" w:hAnsi="Times New Roman" w:cs="Times New Roman"/>
+                <w:sz w:val="26"/>
+                <w:szCs w:val="26"/>
+              </w:rPr>
+            </w:pPr>
+            <w:r>
+              <w:rPr>
+                <w:rFonts w:ascii="Times New Roman" w:hAnsi="Times New Roman" w:cs="Times New Roman"/>
+                <w:sz w:val="26"/>
+                <w:szCs w:val="26"/>
+              </w:rPr>
+              <w:t>Như vậy, nguyên lý của file này là rất đơn giản:</w:t>
+            </w:r>
+          </w:p>
+          <w:p>
+            <w:pPr>
+              <w:numPr>
+                <w:ilvl w:val="0"/>
+                <w:numId w:val="12"/>
+              </w:numPr>
+              <w:rPr>
+                <w:rFonts w:ascii="Times New Roman" w:hAnsi="Times New Roman" w:cs="Times New Roman"/>
+                <w:sz w:val="26"/>
+                <w:szCs w:val="26"/>
+              </w:rPr>
+            </w:pPr>
+            <w:r>
+              <w:rPr>
+                <w:rFonts w:ascii="Times New Roman" w:hAnsi="Times New Roman" w:cs="Times New Roman"/>
+                <w:sz w:val="26"/>
+                <w:szCs w:val="26"/>
+              </w:rPr>
+              <w:t>lưu trạng thái active tab ở component cha</w:t>
+            </w:r>
+          </w:p>
+          <w:p>
+            <w:pPr>
+              <w:numPr>
+                <w:ilvl w:val="0"/>
+                <w:numId w:val="12"/>
+              </w:numPr>
+              <w:rPr>
+                <w:rFonts w:ascii="Times New Roman" w:hAnsi="Times New Roman" w:cs="Times New Roman"/>
+                <w:sz w:val="26"/>
+                <w:szCs w:val="26"/>
+              </w:rPr>
+            </w:pPr>
+            <w:r>
+              <w:rPr>
+                <w:rFonts w:ascii="Times New Roman" w:hAnsi="Times New Roman" w:cs="Times New Roman"/>
+                <w:sz w:val="26"/>
+                <w:szCs w:val="26"/>
+              </w:rPr>
+              <w:t>truyền active và onChange xuống TabBar</w:t>
+            </w:r>
+          </w:p>
+          <w:p>
+            <w:pPr>
+              <w:numPr>
+                <w:ilvl w:val="0"/>
+                <w:numId w:val="12"/>
+              </w:numPr>
+              <w:rPr>
+                <w:rFonts w:ascii="Times New Roman" w:hAnsi="Times New Roman" w:cs="Times New Roman"/>
+                <w:sz w:val="26"/>
+                <w:szCs w:val="26"/>
+              </w:rPr>
+            </w:pPr>
+            <w:r>
+              <w:rPr>
+                <w:rFonts w:ascii="Times New Roman" w:hAnsi="Times New Roman" w:cs="Times New Roman"/>
+                <w:sz w:val="26"/>
+                <w:szCs w:val="26"/>
+              </w:rPr>
+              <w:t>TabBar render từng tab và đổi màu khi active</w:t>
+            </w:r>
+          </w:p>
+          <w:p>
+            <w:pPr>
+              <w:numPr>
+                <w:ilvl w:val="0"/>
+                <w:numId w:val="12"/>
+              </w:numPr>
+              <w:rPr>
+                <w:rFonts w:ascii="Times New Roman" w:hAnsi="Times New Roman" w:cs="Times New Roman"/>
+                <w:sz w:val="26"/>
+                <w:szCs w:val="26"/>
+              </w:rPr>
+            </w:pPr>
+            <w:r>
+              <w:rPr>
+                <w:rFonts w:ascii="Times New Roman" w:hAnsi="Times New Roman" w:cs="Times New Roman"/>
+                <w:sz w:val="26"/>
+                <w:szCs w:val="26"/>
+              </w:rPr>
+              <w:t>khi nhấn, cha cập nhật lại state, nên màn hình tương ứng sẽ được hiển thị</w:t>
+            </w:r>
+          </w:p>
+          <w:p>
+            <w:pPr>
+              <w:rPr>
+                <w:rFonts w:ascii="Times New Roman" w:hAnsi="Times New Roman" w:cs="Times New Roman"/>
+                <w:sz w:val="26"/>
+                <w:szCs w:val="26"/>
+              </w:rPr>
+            </w:pPr>
+          </w:p>
+        </w:tc>
+      </w:tr>
+    </w:tbl>
+    <w:p>
+      <w:pPr>
+        <w:rPr>
+          <w:b/>
+          <w:bCs/>
+          <w:sz w:val="32"/>
+          <w:szCs w:val="40"/>
+        </w:rPr>
+      </w:pPr>
+    </w:p>
+    <w:p>
+      <w:pPr>
+        <w:rPr>
+          <w:b/>
+          <w:bCs/>
+          <w:sz w:val="32"/>
+          <w:szCs w:val="40"/>
+        </w:rPr>
+      </w:pPr>
+      <w:r>
+        <w:rPr>
+          <w:b/>
+          <w:bCs/>
+          <w:sz w:val="32"/>
+          <w:szCs w:val="40"/>
+        </w:rPr>
+        <w:br w:type="page"/>
+      </w:r>
+    </w:p>
+    <w:p>
+      <w:pPr>
+        <w:pStyle w:val="Heading2"/>
+      </w:pPr>
+      <w:r>
+        <w:lastRenderedPageBreak/>
+        <w:t>Bài tập 2: Màn hình Giỏ hàng (Cart Screen)</w:t>
+      </w:r>
+    </w:p>
+    <w:tbl>
+      <w:tblPr>
+        <w:tblStyle w:val="TableGrid"/>
+        <w:tblW w:w="0" w:type="auto"/>
+        <w:tblLook w:val="04A0" w:firstRow="1" w:lastRow="0" w:firstColumn="1" w:lastColumn="0" w:noHBand="0" w:noVBand="1"/>
+      </w:tblPr>
+      <w:tblGrid>
+        <w:gridCol w:w="9350"/>
+      </w:tblGrid>
+      <w:tr>
+        <w:tc>
+          <w:tcPr>
+            <w:tcW w:w="9350" w:type="dxa"/>
+          </w:tcPr>
+          <w:p>
+            <w:pPr>
+              <w:rPr>
+                <w:rFonts w:ascii="Consolas" w:hAnsi="Consolas"/>
+              </w:rPr>
+            </w:pPr>
+            <w:r>
+              <w:rPr>
+                <w:rFonts w:ascii="Consolas" w:hAnsi="Consolas"/>
+              </w:rPr>
+              <w:t>// CartLineItem.tsx</w:t>
+            </w:r>
+          </w:p>
+          <w:p>
+            <w:pPr>
+              <w:rPr>
+                <w:rFonts w:ascii="Consolas" w:hAnsi="Consolas"/>
+              </w:rPr>
+            </w:pPr>
+            <w:r>
+              <w:rPr>
+                <w:rFonts w:ascii="Consolas" w:hAnsi="Consolas"/>
+              </w:rPr>
+              <w:t>import React from "react";</w:t>
+            </w:r>
+          </w:p>
+          <w:p>
+            <w:pPr>
+              <w:rPr>
+                <w:rFonts w:ascii="Consolas" w:hAnsi="Consolas"/>
+              </w:rPr>
+            </w:pPr>
+            <w:r>
+              <w:rPr>
+                <w:rFonts w:ascii="Consolas" w:hAnsi="Consolas"/>
+              </w:rPr>
+              <w:t>import { View, Text, Image, StyleSheet } from "react-native";</w:t>
+            </w:r>
+          </w:p>
+          <w:p>
+            <w:pPr>
+              <w:rPr>
+                <w:rFonts w:ascii="Consolas" w:hAnsi="Consolas"/>
+              </w:rPr>
+            </w:pPr>
+            <w:r>
+              <w:rPr>
+                <w:rFonts w:ascii="Consolas" w:hAnsi="Consolas"/>
+              </w:rPr>
+              <w:t>import { CartItem } from "../../data";</w:t>
+            </w:r>
+          </w:p>
+          <w:p>
+            <w:pPr>
+              <w:rPr>
+                <w:rFonts w:ascii="Consolas" w:hAnsi="Consolas"/>
+              </w:rPr>
+            </w:pPr>
+          </w:p>
+          <w:p>
+            <w:pPr>
+              <w:rPr>
+                <w:rFonts w:ascii="Consolas" w:hAnsi="Consolas"/>
+              </w:rPr>
+            </w:pPr>
+            <w:r>
+              <w:rPr>
+                <w:rFonts w:ascii="Consolas" w:hAnsi="Consolas"/>
+              </w:rPr>
+              <w:t>export function CartLineItem({ item }: { item: CartItem }) {</w:t>
+            </w:r>
+          </w:p>
+          <w:p>
+            <w:pPr>
+              <w:rPr>
+                <w:rFonts w:ascii="Consolas" w:hAnsi="Consolas"/>
+              </w:rPr>
+            </w:pPr>
+            <w:r>
+              <w:rPr>
+                <w:rFonts w:ascii="Consolas" w:hAnsi="Consolas"/>
+              </w:rPr>
+              <w:t>  return (</w:t>
+            </w:r>
+          </w:p>
+          <w:p>
+            <w:pPr>
+              <w:rPr>
+                <w:rFonts w:ascii="Consolas" w:hAnsi="Consolas"/>
+              </w:rPr>
+            </w:pPr>
+            <w:r>
+              <w:rPr>
+                <w:rFonts w:ascii="Consolas" w:hAnsi="Consolas"/>
+              </w:rPr>
+              <w:t>    &lt;View style={styles.row}&gt;</w:t>
+            </w:r>
+          </w:p>
+          <w:p>
+            <w:pPr>
+              <w:rPr>
+                <w:rFonts w:ascii="Consolas" w:hAnsi="Consolas"/>
+              </w:rPr>
+            </w:pPr>
+            <w:r>
+              <w:rPr>
+                <w:rFonts w:ascii="Consolas" w:hAnsi="Consolas"/>
+              </w:rPr>
+              <w:t>      &lt;Image source={{ uri: item.book.cover }} style={styles.thumb} /&gt;</w:t>
+            </w:r>
+          </w:p>
+          <w:p>
+            <w:pPr>
+              <w:rPr>
+                <w:rFonts w:ascii="Consolas" w:hAnsi="Consolas"/>
+              </w:rPr>
+            </w:pPr>
+          </w:p>
+          <w:p>
+            <w:pPr>
+              <w:rPr>
+                <w:rFonts w:ascii="Consolas" w:hAnsi="Consolas"/>
+              </w:rPr>
+            </w:pPr>
+            <w:r>
+              <w:rPr>
+                <w:rFonts w:ascii="Consolas" w:hAnsi="Consolas"/>
+              </w:rPr>
+              <w:t>      {/* flex:1 -&gt; chiếm hết phần rộng còn lại sau ảnh, đẩy khối số lượng/giá</w:t>
+            </w:r>
+          </w:p>
+          <w:p>
+            <w:pPr>
+              <w:rPr>
+                <w:rFonts w:ascii="Consolas" w:hAnsi="Consolas"/>
+              </w:rPr>
+            </w:pPr>
+            <w:r>
+              <w:rPr>
+                <w:rFonts w:ascii="Consolas" w:hAnsi="Consolas"/>
+              </w:rPr>
+              <w:t>          sang tận bên phải dù tên sách ngắn hay dài. */}</w:t>
+            </w:r>
+          </w:p>
+          <w:p>
+            <w:pPr>
+              <w:rPr>
+                <w:rFonts w:ascii="Consolas" w:hAnsi="Consolas"/>
+              </w:rPr>
+            </w:pPr>
+            <w:r>
+              <w:rPr>
+                <w:rFonts w:ascii="Consolas" w:hAnsi="Consolas"/>
+              </w:rPr>
+              <w:t>      &lt;Text style={styles.title} numberOfLines={1}&gt;</w:t>
+            </w:r>
+          </w:p>
+          <w:p>
+            <w:pPr>
+              <w:rPr>
+                <w:rFonts w:ascii="Consolas" w:hAnsi="Consolas"/>
+              </w:rPr>
+            </w:pPr>
+            <w:r>
+              <w:rPr>
+                <w:rFonts w:ascii="Consolas" w:hAnsi="Consolas"/>
+              </w:rPr>
+              <w:t>        {item.book.title}</w:t>
+            </w:r>
+          </w:p>
+          <w:p>
+            <w:pPr>
+              <w:rPr>
+                <w:rFonts w:ascii="Consolas" w:hAnsi="Consolas"/>
+              </w:rPr>
+            </w:pPr>
+            <w:r>
+              <w:rPr>
+                <w:rFonts w:ascii="Consolas" w:hAnsi="Consolas"/>
+              </w:rPr>
+              <w:t>      &lt;/Text&gt;</w:t>
+            </w:r>
+          </w:p>
+          <w:p>
+            <w:pPr>
+              <w:rPr>
+                <w:rFonts w:ascii="Consolas" w:hAnsi="Consolas"/>
+              </w:rPr>
+            </w:pPr>
+          </w:p>
+          <w:p>
+            <w:pPr>
+              <w:rPr>
+                <w:rFonts w:ascii="Consolas" w:hAnsi="Consolas"/>
+              </w:rPr>
+            </w:pPr>
+            <w:r>
+              <w:rPr>
+                <w:rFonts w:ascii="Consolas" w:hAnsi="Consolas"/>
+              </w:rPr>
+              <w:t>      &lt;View style={styles.meta}&gt;</w:t>
+            </w:r>
+          </w:p>
+          <w:p>
+            <w:pPr>
+              <w:rPr>
+                <w:rFonts w:ascii="Consolas" w:hAnsi="Consolas"/>
+              </w:rPr>
+            </w:pPr>
+            <w:r>
+              <w:rPr>
+                <w:rFonts w:ascii="Consolas" w:hAnsi="Consolas"/>
+              </w:rPr>
+              <w:t>        &lt;Text style={styles.qty}&gt;x{item.quantity}&lt;/Text&gt;</w:t>
+            </w:r>
+          </w:p>
+          <w:p>
+            <w:pPr>
+              <w:rPr>
+                <w:rFonts w:ascii="Consolas" w:hAnsi="Consolas"/>
+              </w:rPr>
+            </w:pPr>
+            <w:r>
+              <w:rPr>
+                <w:rFonts w:ascii="Consolas" w:hAnsi="Consolas"/>
+              </w:rPr>
+              <w:t>        &lt;Text style={styles.price}&gt;{(item.book.price * item.quantity).toLocaleString()} đ&lt;/Text&gt;</w:t>
+            </w:r>
+          </w:p>
+          <w:p>
+            <w:pPr>
+              <w:rPr>
+                <w:rFonts w:ascii="Consolas" w:hAnsi="Consolas"/>
+              </w:rPr>
+            </w:pPr>
+            <w:r>
+              <w:rPr>
+                <w:rFonts w:ascii="Consolas" w:hAnsi="Consolas"/>
+              </w:rPr>
+              <w:t>      &lt;/View&gt;</w:t>
+            </w:r>
+          </w:p>
+          <w:p>
+            <w:pPr>
+              <w:rPr>
+                <w:rFonts w:ascii="Consolas" w:hAnsi="Consolas"/>
+              </w:rPr>
+            </w:pPr>
+            <w:r>
+              <w:rPr>
+                <w:rFonts w:ascii="Consolas" w:hAnsi="Consolas"/>
+              </w:rPr>
+              <w:t>    &lt;/View&gt;</w:t>
+            </w:r>
+          </w:p>
+          <w:p>
+            <w:pPr>
+              <w:rPr>
+                <w:rFonts w:ascii="Consolas" w:hAnsi="Consolas"/>
+              </w:rPr>
+            </w:pPr>
+            <w:r>
+              <w:rPr>
+                <w:rFonts w:ascii="Consolas" w:hAnsi="Consolas"/>
+              </w:rPr>
+              <w:t>  );</w:t>
+            </w:r>
+          </w:p>
+          <w:p>
+            <w:pPr>
+              <w:rPr>
+                <w:rFonts w:ascii="Consolas" w:hAnsi="Consolas"/>
+              </w:rPr>
+            </w:pPr>
+            <w:r>
+              <w:rPr>
+                <w:rFonts w:ascii="Consolas" w:hAnsi="Consolas"/>
+              </w:rPr>
+              <w:t>}</w:t>
+            </w:r>
+          </w:p>
+          <w:p>
+            <w:pPr>
+              <w:rPr>
+                <w:rFonts w:ascii="Consolas" w:hAnsi="Consolas"/>
+              </w:rPr>
+            </w:pPr>
+          </w:p>
+        </w:tc>
+      </w:tr>
+      <w:tr>
+        <w:tc>
+          <w:tcPr>
+            <w:tcW w:w="9350" w:type="dxa"/>
+          </w:tcPr>
+          <w:p>
+            <w:pPr>
+              <w:rPr>
+                <w:rFonts w:ascii="Consolas" w:hAnsi="Consolas"/>
+              </w:rPr>
+            </w:pPr>
+            <w:r>
+              <w:rPr>
+                <w:rFonts w:ascii="Consolas" w:hAnsi="Consolas"/>
+              </w:rPr>
+              <w:t xml:space="preserve">// </w:t>
+            </w:r>
+            <w:r>
+              <w:rPr>
+                <w:rFonts w:ascii="Consolas" w:hAnsi="Consolas"/>
+              </w:rPr>
+              <w:t>CartScreen.tsx</w:t>
+            </w:r>
+          </w:p>
+          <w:p>
+            <w:pPr>
+              <w:rPr>
+                <w:rFonts w:ascii="Consolas" w:hAnsi="Consolas"/>
+              </w:rPr>
+            </w:pPr>
+            <w:r>
+              <w:rPr>
+                <w:rFonts w:ascii="Consolas" w:hAnsi="Consolas"/>
+              </w:rPr>
+              <w:t>// GIỜ 5 — Bài tập 2: Màn hình Giỏ hàng</w:t>
+            </w:r>
+          </w:p>
+          <w:p>
+            <w:pPr>
+              <w:rPr>
+                <w:rFonts w:ascii="Consolas" w:hAnsi="Consolas"/>
+              </w:rPr>
+            </w:pPr>
+            <w:r>
+              <w:rPr>
+                <w:rFonts w:ascii="Consolas" w:hAnsi="Consolas"/>
+              </w:rPr>
+              <w:t>// Đủ 3 vùng theo yêu cầu: nội dung cuộn (danh sách) + thanh tổng tiền cố định</w:t>
+            </w:r>
+          </w:p>
+          <w:p>
+            <w:pPr>
+              <w:rPr>
+                <w:rFonts w:ascii="Consolas" w:hAnsi="Consolas"/>
+              </w:rPr>
+            </w:pPr>
+            <w:r>
+              <w:rPr>
+                <w:rFonts w:ascii="Consolas" w:hAnsi="Consolas"/>
+              </w:rPr>
+              <w:t>// (không cuộn) + TabBar cố định (vẽ ở App.tsx, không vùng nào chồng lấp vùng nào.</w:t>
+            </w:r>
+          </w:p>
+          <w:p>
+            <w:pPr>
+              <w:rPr>
+                <w:rFonts w:ascii="Consolas" w:hAnsi="Consolas"/>
+              </w:rPr>
+            </w:pPr>
+            <w:r>
+              <w:rPr>
+                <w:rFonts w:ascii="Consolas" w:hAnsi="Consolas"/>
+              </w:rPr>
+              <w:t>import React from "react";</w:t>
+            </w:r>
+          </w:p>
+          <w:p>
+            <w:pPr>
+              <w:rPr>
+                <w:rFonts w:ascii="Consolas" w:hAnsi="Consolas"/>
+              </w:rPr>
+            </w:pPr>
+            <w:r>
+              <w:rPr>
+                <w:rFonts w:ascii="Consolas" w:hAnsi="Consolas"/>
+              </w:rPr>
+              <w:t>import { View, ScrollView, Text, Pressable, StyleSheet } from "react-native";</w:t>
+            </w:r>
+          </w:p>
+          <w:p>
+            <w:pPr>
+              <w:rPr>
+                <w:rFonts w:ascii="Consolas" w:hAnsi="Consolas"/>
+              </w:rPr>
+            </w:pPr>
+            <w:r>
+              <w:rPr>
+                <w:rFonts w:ascii="Consolas" w:hAnsi="Consolas"/>
+              </w:rPr>
+              <w:t>import { CartLineItem } from "../components/CartLineItem";</w:t>
+            </w:r>
+          </w:p>
+          <w:p>
+            <w:pPr>
+              <w:rPr>
+                <w:rFonts w:ascii="Consolas" w:hAnsi="Consolas"/>
+              </w:rPr>
+            </w:pPr>
+            <w:r>
+              <w:rPr>
+                <w:rFonts w:ascii="Consolas" w:hAnsi="Consolas"/>
+              </w:rPr>
+              <w:t>import { CartItem } from "../../data";</w:t>
+            </w:r>
+          </w:p>
+          <w:p>
+            <w:pPr>
+              <w:rPr>
+                <w:rFonts w:ascii="Consolas" w:hAnsi="Consolas"/>
+              </w:rPr>
+            </w:pPr>
+          </w:p>
+          <w:p>
+            <w:pPr>
+              <w:rPr>
+                <w:rFonts w:ascii="Consolas" w:hAnsi="Consolas"/>
+              </w:rPr>
+            </w:pPr>
+            <w:r>
+              <w:rPr>
+                <w:rFonts w:ascii="Consolas" w:hAnsi="Consolas"/>
+              </w:rPr>
+              <w:t>export function CartScreen({ items }: { items: CartItem[] }) {</w:t>
+            </w:r>
+          </w:p>
+          <w:p>
+            <w:pPr>
+              <w:rPr>
+                <w:rFonts w:ascii="Consolas" w:hAnsi="Consolas"/>
+              </w:rPr>
+            </w:pPr>
+            <w:r>
+              <w:rPr>
+                <w:rFonts w:ascii="Consolas" w:hAnsi="Consolas"/>
+              </w:rPr>
+              <w:t>  const total = items.reduce((sum, item) =&gt; sum + item.book.price * item.quantity, 0);</w:t>
+            </w:r>
+          </w:p>
+          <w:p>
+            <w:pPr>
+              <w:rPr>
+                <w:rFonts w:ascii="Consolas" w:hAnsi="Consolas"/>
+              </w:rPr>
+            </w:pPr>
+          </w:p>
+          <w:p>
+            <w:pPr>
+              <w:rPr>
+                <w:rFonts w:ascii="Consolas" w:hAnsi="Consolas"/>
+              </w:rPr>
+            </w:pPr>
+            <w:r>
+              <w:rPr>
+                <w:rFonts w:ascii="Consolas" w:hAnsi="Consolas"/>
+              </w:rPr>
+              <w:t>  return (</w:t>
+            </w:r>
+          </w:p>
+          <w:p>
+            <w:pPr>
+              <w:rPr>
+                <w:rFonts w:ascii="Consolas" w:hAnsi="Consolas"/>
+              </w:rPr>
+            </w:pPr>
+            <w:r>
+              <w:rPr>
+                <w:rFonts w:ascii="Consolas" w:hAnsi="Consolas"/>
+              </w:rPr>
+              <w:lastRenderedPageBreak/>
+              <w:t>    &lt;View style={styles.screen}&gt;</w:t>
+            </w:r>
+          </w:p>
+          <w:p>
+            <w:pPr>
+              <w:rPr>
+                <w:rFonts w:ascii="Consolas" w:hAnsi="Consolas"/>
+              </w:rPr>
+            </w:pPr>
+            <w:r>
+              <w:rPr>
+                <w:rFonts w:ascii="Consolas" w:hAnsi="Consolas"/>
+              </w:rPr>
+              <w:t>      &lt;Text style={styles.header}&gt;Giỏ hàng&lt;/Text&gt;</w:t>
+            </w:r>
+          </w:p>
+          <w:p>
+            <w:pPr>
+              <w:rPr>
+                <w:rFonts w:ascii="Consolas" w:hAnsi="Consolas"/>
+              </w:rPr>
+            </w:pPr>
+          </w:p>
+          <w:p>
+            <w:pPr>
+              <w:rPr>
+                <w:rFonts w:ascii="Consolas" w:hAnsi="Consolas"/>
+              </w:rPr>
+            </w:pPr>
+            <w:r>
+              <w:rPr>
+                <w:rFonts w:ascii="Consolas" w:hAnsi="Consolas"/>
+              </w:rPr>
+              <w:t>      {/* Danh sách sản phẩm: CUỘN được (flex:1), nằm GIỮA header và thanh tổng tiền */}</w:t>
+            </w:r>
+          </w:p>
+          <w:p>
+            <w:pPr>
+              <w:rPr>
+                <w:rFonts w:ascii="Consolas" w:hAnsi="Consolas"/>
+              </w:rPr>
+            </w:pPr>
+            <w:r>
+              <w:rPr>
+                <w:rFonts w:ascii="Consolas" w:hAnsi="Consolas"/>
+              </w:rPr>
+              <w:t>      &lt;ScrollView style={styles.scroll} contentContainerStyle={styles.scrollContent}&gt;</w:t>
+            </w:r>
+          </w:p>
+          <w:p>
+            <w:pPr>
+              <w:rPr>
+                <w:rFonts w:ascii="Consolas" w:hAnsi="Consolas"/>
+              </w:rPr>
+            </w:pPr>
+            <w:r>
+              <w:rPr>
+                <w:rFonts w:ascii="Consolas" w:hAnsi="Consolas"/>
+              </w:rPr>
+              <w:t>        {items.map((item) =&gt; (</w:t>
+            </w:r>
+          </w:p>
+          <w:p>
+            <w:pPr>
+              <w:rPr>
+                <w:rFonts w:ascii="Consolas" w:hAnsi="Consolas"/>
+              </w:rPr>
+            </w:pPr>
+            <w:r>
+              <w:rPr>
+                <w:rFonts w:ascii="Consolas" w:hAnsi="Consolas"/>
+              </w:rPr>
+              <w:t>          &lt;CartLineItem key={item.book.id} item={item} /&gt;</w:t>
+            </w:r>
+          </w:p>
+          <w:p>
+            <w:pPr>
+              <w:rPr>
+                <w:rFonts w:ascii="Consolas" w:hAnsi="Consolas"/>
+              </w:rPr>
+            </w:pPr>
+            <w:r>
+              <w:rPr>
+                <w:rFonts w:ascii="Consolas" w:hAnsi="Consolas"/>
+              </w:rPr>
+              <w:t>        ))}</w:t>
+            </w:r>
+          </w:p>
+          <w:p>
+            <w:pPr>
+              <w:rPr>
+                <w:rFonts w:ascii="Consolas" w:hAnsi="Consolas"/>
+              </w:rPr>
+            </w:pPr>
+            <w:r>
+              <w:rPr>
+                <w:rFonts w:ascii="Consolas" w:hAnsi="Consolas"/>
+              </w:rPr>
+              <w:t>      &lt;/ScrollView&gt;</w:t>
+            </w:r>
+          </w:p>
+          <w:p>
+            <w:pPr>
+              <w:rPr>
+                <w:rFonts w:ascii="Consolas" w:hAnsi="Consolas"/>
+              </w:rPr>
+            </w:pPr>
+          </w:p>
+          <w:p>
+            <w:pPr>
+              <w:rPr>
+                <w:rFonts w:ascii="Consolas" w:hAnsi="Consolas"/>
+              </w:rPr>
+            </w:pPr>
+            <w:r>
+              <w:rPr>
+                <w:rFonts w:ascii="Consolas" w:hAnsi="Consolas"/>
+              </w:rPr>
+              <w:t>      {/* Thanh tổng tiền + nút thanh toán: KHÔNG cuộn, đứng cố định ngay trên</w:t>
+            </w:r>
+          </w:p>
+          <w:p>
+            <w:pPr>
+              <w:rPr>
+                <w:rFonts w:ascii="Consolas" w:hAnsi="Consolas"/>
+              </w:rPr>
+            </w:pPr>
+            <w:r>
+              <w:rPr>
+                <w:rFonts w:ascii="Consolas" w:hAnsi="Consolas"/>
+              </w:rPr>
+              <w:t>          TabBar (TabBar vẽ riêng ở App.tsx, cả 2 cùng "cố định" nhưng độc lập). */}</w:t>
+            </w:r>
+          </w:p>
+          <w:p>
+            <w:pPr>
+              <w:rPr>
+                <w:rFonts w:ascii="Consolas" w:hAnsi="Consolas"/>
+              </w:rPr>
+            </w:pPr>
+            <w:r>
+              <w:rPr>
+                <w:rFonts w:ascii="Consolas" w:hAnsi="Consolas"/>
+              </w:rPr>
+              <w:t>      &lt;View style={styles.totalBar}&gt;</w:t>
+            </w:r>
+          </w:p>
+          <w:p>
+            <w:pPr>
+              <w:rPr>
+                <w:rFonts w:ascii="Consolas" w:hAnsi="Consolas"/>
+              </w:rPr>
+            </w:pPr>
+            <w:r>
+              <w:rPr>
+                <w:rFonts w:ascii="Consolas" w:hAnsi="Consolas"/>
+              </w:rPr>
+              <w:t>        &lt;View&gt;</w:t>
+            </w:r>
+          </w:p>
+          <w:p>
+            <w:pPr>
+              <w:rPr>
+                <w:rFonts w:ascii="Consolas" w:hAnsi="Consolas"/>
+              </w:rPr>
+            </w:pPr>
+            <w:r>
+              <w:rPr>
+                <w:rFonts w:ascii="Consolas" w:hAnsi="Consolas"/>
+              </w:rPr>
+              <w:t>          &lt;Text style={styles.totalLabel}&gt;Tổng cộng&lt;/Text&gt;</w:t>
+            </w:r>
+          </w:p>
+          <w:p>
+            <w:pPr>
+              <w:rPr>
+                <w:rFonts w:ascii="Consolas" w:hAnsi="Consolas"/>
+              </w:rPr>
+            </w:pPr>
+            <w:r>
+              <w:rPr>
+                <w:rFonts w:ascii="Consolas" w:hAnsi="Consolas"/>
+              </w:rPr>
+              <w:t>          &lt;Text style={styles.totalValue}&gt;{total.toLocaleString()} đ&lt;/Text&gt;</w:t>
+            </w:r>
+          </w:p>
+          <w:p>
+            <w:pPr>
+              <w:rPr>
+                <w:rFonts w:ascii="Consolas" w:hAnsi="Consolas"/>
+              </w:rPr>
+            </w:pPr>
+            <w:r>
+              <w:rPr>
+                <w:rFonts w:ascii="Consolas" w:hAnsi="Consolas"/>
+              </w:rPr>
+              <w:t>        &lt;/View&gt;</w:t>
+            </w:r>
+          </w:p>
+          <w:p>
+            <w:pPr>
+              <w:rPr>
+                <w:rFonts w:ascii="Consolas" w:hAnsi="Consolas"/>
+              </w:rPr>
+            </w:pPr>
+            <w:r>
+              <w:rPr>
+                <w:rFonts w:ascii="Consolas" w:hAnsi="Consolas"/>
+              </w:rPr>
+              <w:t>        &lt;Pressable style={styles.checkoutButton}&gt;</w:t>
+            </w:r>
+          </w:p>
+          <w:p>
+            <w:pPr>
+              <w:rPr>
+                <w:rFonts w:ascii="Consolas" w:hAnsi="Consolas"/>
+              </w:rPr>
+            </w:pPr>
+            <w:r>
+              <w:rPr>
+                <w:rFonts w:ascii="Consolas" w:hAnsi="Consolas"/>
+              </w:rPr>
+              <w:t>          &lt;Text style={styles.checkoutText}&gt;Thanh toán&lt;/Text&gt;</w:t>
+            </w:r>
+          </w:p>
+          <w:p>
+            <w:pPr>
+              <w:rPr>
+                <w:rFonts w:ascii="Consolas" w:hAnsi="Consolas"/>
+              </w:rPr>
+            </w:pPr>
+            <w:r>
+              <w:rPr>
+                <w:rFonts w:ascii="Consolas" w:hAnsi="Consolas"/>
+              </w:rPr>
+              <w:t>        &lt;/Pressable&gt;</w:t>
+            </w:r>
+          </w:p>
+          <w:p>
+            <w:pPr>
+              <w:rPr>
+                <w:rFonts w:ascii="Consolas" w:hAnsi="Consolas"/>
+              </w:rPr>
+            </w:pPr>
+            <w:r>
+              <w:rPr>
+                <w:rFonts w:ascii="Consolas" w:hAnsi="Consolas"/>
+              </w:rPr>
+              <w:t>      &lt;/View&gt;</w:t>
+            </w:r>
+          </w:p>
+          <w:p>
+            <w:pPr>
+              <w:rPr>
+                <w:rFonts w:ascii="Consolas" w:hAnsi="Consolas"/>
+              </w:rPr>
+            </w:pPr>
+            <w:r>
+              <w:rPr>
+                <w:rFonts w:ascii="Consolas" w:hAnsi="Consolas"/>
+              </w:rPr>
+              <w:t>    &lt;/View&gt;</w:t>
+            </w:r>
+          </w:p>
+          <w:p>
+            <w:pPr>
+              <w:rPr>
+                <w:rFonts w:ascii="Consolas" w:hAnsi="Consolas"/>
+              </w:rPr>
+            </w:pPr>
+            <w:r>
+              <w:rPr>
+                <w:rFonts w:ascii="Consolas" w:hAnsi="Consolas"/>
+              </w:rPr>
+              <w:t>  );</w:t>
+            </w:r>
+          </w:p>
+          <w:p>
+            <w:pPr>
+              <w:rPr>
+                <w:rFonts w:ascii="Consolas" w:hAnsi="Consolas"/>
+              </w:rPr>
+            </w:pPr>
+            <w:r>
+              <w:rPr>
+                <w:rFonts w:ascii="Consolas" w:hAnsi="Consolas"/>
+              </w:rPr>
+              <w:t>}</w:t>
+            </w:r>
+          </w:p>
+          <w:p>
+            <w:pPr>
+              <w:rPr>
+                <w:rFonts w:ascii="Consolas" w:hAnsi="Consolas"/>
+              </w:rPr>
+            </w:pPr>
+          </w:p>
+          <w:p>
+            <w:pPr>
+              <w:rPr>
+                <w:rFonts w:ascii="Consolas" w:hAnsi="Consolas"/>
+              </w:rPr>
+            </w:pPr>
+            <w:r>
+              <w:rPr>
+                <w:rFonts w:ascii="Consolas" w:hAnsi="Consolas"/>
+              </w:rPr>
+              <w:t>const styles = StyleSheet.create({</w:t>
+            </w:r>
+          </w:p>
+          <w:p>
+            <w:pPr>
+              <w:rPr>
+                <w:rFonts w:ascii="Consolas" w:hAnsi="Consolas"/>
+              </w:rPr>
+            </w:pPr>
+            <w:r>
+              <w:rPr>
+                <w:rFonts w:ascii="Consolas" w:hAnsi="Consolas"/>
+              </w:rPr>
+              <w:t>  screen: { flex: 1, backgroundColor: "#FFFFFF" },</w:t>
+            </w:r>
+          </w:p>
+          <w:p>
+            <w:pPr>
+              <w:rPr>
+                <w:rFonts w:ascii="Consolas" w:hAnsi="Consolas"/>
+              </w:rPr>
+            </w:pPr>
+            <w:r>
+              <w:rPr>
+                <w:rFonts w:ascii="Consolas" w:hAnsi="Consolas"/>
+              </w:rPr>
+              <w:t>  header: {</w:t>
+            </w:r>
+          </w:p>
+          <w:p>
+            <w:pPr>
+              <w:rPr>
+                <w:rFonts w:ascii="Consolas" w:hAnsi="Consolas"/>
+              </w:rPr>
+            </w:pPr>
+            <w:r>
+              <w:rPr>
+                <w:rFonts w:ascii="Consolas" w:hAnsi="Consolas"/>
+              </w:rPr>
+              <w:t>    fontSize: 18,</w:t>
+            </w:r>
+          </w:p>
+          <w:p>
+            <w:pPr>
+              <w:rPr>
+                <w:rFonts w:ascii="Consolas" w:hAnsi="Consolas"/>
+              </w:rPr>
+            </w:pPr>
+            <w:r>
+              <w:rPr>
+                <w:rFonts w:ascii="Consolas" w:hAnsi="Consolas"/>
+              </w:rPr>
+              <w:t>    fontWeight: "800",</w:t>
+            </w:r>
+          </w:p>
+          <w:p>
+            <w:pPr>
+              <w:rPr>
+                <w:rFonts w:ascii="Consolas" w:hAnsi="Consolas"/>
+              </w:rPr>
+            </w:pPr>
+            <w:r>
+              <w:rPr>
+                <w:rFonts w:ascii="Consolas" w:hAnsi="Consolas"/>
+              </w:rPr>
+              <w:t>    paddingHorizontal: 16,</w:t>
+            </w:r>
+          </w:p>
+          <w:p>
+            <w:pPr>
+              <w:rPr>
+                <w:rFonts w:ascii="Consolas" w:hAnsi="Consolas"/>
+              </w:rPr>
+            </w:pPr>
+            <w:r>
+              <w:rPr>
+                <w:rFonts w:ascii="Consolas" w:hAnsi="Consolas"/>
+              </w:rPr>
+              <w:t>    paddingTop: 16,</w:t>
+            </w:r>
+          </w:p>
+          <w:p>
+            <w:pPr>
+              <w:rPr>
+                <w:rFonts w:ascii="Consolas" w:hAnsi="Consolas"/>
+              </w:rPr>
+            </w:pPr>
+            <w:r>
+              <w:rPr>
+                <w:rFonts w:ascii="Consolas" w:hAnsi="Consolas"/>
+              </w:rPr>
+              <w:t>    paddingBottom: 8,</w:t>
+            </w:r>
+          </w:p>
+          <w:p>
+            <w:pPr>
+              <w:rPr>
+                <w:rFonts w:ascii="Consolas" w:hAnsi="Consolas"/>
+              </w:rPr>
+            </w:pPr>
+            <w:r>
+              <w:rPr>
+                <w:rFonts w:ascii="Consolas" w:hAnsi="Consolas"/>
+              </w:rPr>
+              <w:t>  },</w:t>
+            </w:r>
+          </w:p>
+          <w:p>
+            <w:pPr>
+              <w:rPr>
+                <w:rFonts w:ascii="Consolas" w:hAnsi="Consolas"/>
+              </w:rPr>
+            </w:pPr>
+            <w:r>
+              <w:rPr>
+                <w:rFonts w:ascii="Consolas" w:hAnsi="Consolas"/>
+              </w:rPr>
+              <w:t>  scroll: { flex: 1 },</w:t>
+            </w:r>
+          </w:p>
+          <w:p>
+            <w:pPr>
+              <w:rPr>
+                <w:rFonts w:ascii="Consolas" w:hAnsi="Consolas"/>
+              </w:rPr>
+            </w:pPr>
+            <w:r>
+              <w:rPr>
+                <w:rFonts w:ascii="Consolas" w:hAnsi="Consolas"/>
+              </w:rPr>
+              <w:t>  scrollContent: { paddingHorizontal: 16, paddingBottom: 16 },</w:t>
+            </w:r>
+          </w:p>
+          <w:p>
+            <w:pPr>
+              <w:rPr>
+                <w:rFonts w:ascii="Consolas" w:hAnsi="Consolas"/>
+              </w:rPr>
+            </w:pPr>
+            <w:r>
+              <w:rPr>
+                <w:rFonts w:ascii="Consolas" w:hAnsi="Consolas"/>
+              </w:rPr>
+              <w:t>  totalBar: {</w:t>
+            </w:r>
+          </w:p>
+          <w:p>
+            <w:pPr>
+              <w:rPr>
+                <w:rFonts w:ascii="Consolas" w:hAnsi="Consolas"/>
+              </w:rPr>
+            </w:pPr>
+            <w:r>
+              <w:rPr>
+                <w:rFonts w:ascii="Consolas" w:hAnsi="Consolas"/>
+              </w:rPr>
+              <w:t>    flexDirection: "row", // tổng tiền bên trái, nút thanh toán bên phải</w:t>
+            </w:r>
+          </w:p>
+          <w:p>
+            <w:pPr>
+              <w:rPr>
+                <w:rFonts w:ascii="Consolas" w:hAnsi="Consolas"/>
+              </w:rPr>
+            </w:pPr>
+            <w:r>
+              <w:rPr>
+                <w:rFonts w:ascii="Consolas" w:hAnsi="Consolas"/>
+              </w:rPr>
+              <w:t>    justifyContent: "space-between",</w:t>
+            </w:r>
+          </w:p>
+          <w:p>
+            <w:pPr>
+              <w:rPr>
+                <w:rFonts w:ascii="Consolas" w:hAnsi="Consolas"/>
+              </w:rPr>
+            </w:pPr>
+            <w:r>
+              <w:rPr>
+                <w:rFonts w:ascii="Consolas" w:hAnsi="Consolas"/>
+              </w:rPr>
+              <w:t>    alignItems: "center",</w:t>
+            </w:r>
+          </w:p>
+          <w:p>
+            <w:pPr>
+              <w:rPr>
+                <w:rFonts w:ascii="Consolas" w:hAnsi="Consolas"/>
+              </w:rPr>
+            </w:pPr>
+            <w:r>
+              <w:rPr>
+                <w:rFonts w:ascii="Consolas" w:hAnsi="Consolas"/>
+              </w:rPr>
+              <w:lastRenderedPageBreak/>
+              <w:t>    paddingHorizontal: 16,</w:t>
+            </w:r>
+          </w:p>
+          <w:p>
+            <w:pPr>
+              <w:rPr>
+                <w:rFonts w:ascii="Consolas" w:hAnsi="Consolas"/>
+              </w:rPr>
+            </w:pPr>
+            <w:r>
+              <w:rPr>
+                <w:rFonts w:ascii="Consolas" w:hAnsi="Consolas"/>
+              </w:rPr>
+              <w:t>    paddingVertical: 14,</w:t>
+            </w:r>
+          </w:p>
+          <w:p>
+            <w:pPr>
+              <w:rPr>
+                <w:rFonts w:ascii="Consolas" w:hAnsi="Consolas"/>
+              </w:rPr>
+            </w:pPr>
+            <w:r>
+              <w:rPr>
+                <w:rFonts w:ascii="Consolas" w:hAnsi="Consolas"/>
+              </w:rPr>
+              <w:t>    borderTopWidth: 1,</w:t>
+            </w:r>
+          </w:p>
+          <w:p>
+            <w:pPr>
+              <w:rPr>
+                <w:rFonts w:ascii="Consolas" w:hAnsi="Consolas"/>
+              </w:rPr>
+            </w:pPr>
+            <w:r>
+              <w:rPr>
+                <w:rFonts w:ascii="Consolas" w:hAnsi="Consolas"/>
+              </w:rPr>
+              <w:t>    borderTopColor: "#E5E7EB",</w:t>
+            </w:r>
+          </w:p>
+          <w:p>
+            <w:pPr>
+              <w:rPr>
+                <w:rFonts w:ascii="Consolas" w:hAnsi="Consolas"/>
+              </w:rPr>
+            </w:pPr>
+            <w:r>
+              <w:rPr>
+                <w:rFonts w:ascii="Consolas" w:hAnsi="Consolas"/>
+              </w:rPr>
+              <w:t>    // marginBottom = chiều cao TabBar (64) -&gt; thanh này luôn nổi NGAY TRÊN TabBar,</w:t>
+            </w:r>
+          </w:p>
+          <w:p>
+            <w:pPr>
+              <w:rPr>
+                <w:rFonts w:ascii="Consolas" w:hAnsi="Consolas"/>
+              </w:rPr>
+            </w:pPr>
+            <w:r>
+              <w:rPr>
+                <w:rFonts w:ascii="Consolas" w:hAnsi="Consolas"/>
+              </w:rPr>
+              <w:t>    // không bị TabBar (position absolute ở tầng App.tsx) đè lên.</w:t>
+            </w:r>
+          </w:p>
+          <w:p>
+            <w:pPr>
+              <w:rPr>
+                <w:rFonts w:ascii="Consolas" w:hAnsi="Consolas"/>
+              </w:rPr>
+            </w:pPr>
+            <w:r>
+              <w:rPr>
+                <w:rFonts w:ascii="Consolas" w:hAnsi="Consolas"/>
+              </w:rPr>
+              <w:t>    marginBottom: 64,</w:t>
+            </w:r>
+          </w:p>
+          <w:p>
+            <w:pPr>
+              <w:rPr>
+                <w:rFonts w:ascii="Consolas" w:hAnsi="Consolas"/>
+              </w:rPr>
+            </w:pPr>
+            <w:r>
+              <w:rPr>
+                <w:rFonts w:ascii="Consolas" w:hAnsi="Consolas"/>
+              </w:rPr>
+              <w:t>  },</w:t>
+            </w:r>
+          </w:p>
+          <w:p>
+            <w:pPr>
+              <w:rPr>
+                <w:rFonts w:ascii="Consolas" w:hAnsi="Consolas"/>
+              </w:rPr>
+            </w:pPr>
+            <w:r>
+              <w:rPr>
+                <w:rFonts w:ascii="Consolas" w:hAnsi="Consolas"/>
+              </w:rPr>
+              <w:t>  totalLabel: { fontSize: 12, color: "#5B6B7F" },</w:t>
+            </w:r>
+          </w:p>
+          <w:p>
+            <w:pPr>
+              <w:rPr>
+                <w:rFonts w:ascii="Consolas" w:hAnsi="Consolas"/>
+              </w:rPr>
+            </w:pPr>
+            <w:r>
+              <w:rPr>
+                <w:rFonts w:ascii="Consolas" w:hAnsi="Consolas"/>
+              </w:rPr>
+              <w:t>  totalValue: { fontSize: 18, fontWeight: "800", color: "#1E1B4B" },</w:t>
+            </w:r>
+          </w:p>
+          <w:p>
+            <w:pPr>
+              <w:rPr>
+                <w:rFonts w:ascii="Consolas" w:hAnsi="Consolas"/>
+              </w:rPr>
+            </w:pPr>
+            <w:r>
+              <w:rPr>
+                <w:rFonts w:ascii="Consolas" w:hAnsi="Consolas"/>
+              </w:rPr>
+              <w:t>  checkoutButton: {</w:t>
+            </w:r>
+          </w:p>
+          <w:p>
+            <w:pPr>
+              <w:rPr>
+                <w:rFonts w:ascii="Consolas" w:hAnsi="Consolas"/>
+              </w:rPr>
+            </w:pPr>
+            <w:r>
+              <w:rPr>
+                <w:rFonts w:ascii="Consolas" w:hAnsi="Consolas"/>
+              </w:rPr>
+              <w:t>    backgroundColor: "#4338CA",</w:t>
+            </w:r>
+          </w:p>
+          <w:p>
+            <w:pPr>
+              <w:rPr>
+                <w:rFonts w:ascii="Consolas" w:hAnsi="Consolas"/>
+              </w:rPr>
+            </w:pPr>
+            <w:r>
+              <w:rPr>
+                <w:rFonts w:ascii="Consolas" w:hAnsi="Consolas"/>
+              </w:rPr>
+              <w:t>    paddingHorizontal: 24,</w:t>
+            </w:r>
+          </w:p>
+          <w:p>
+            <w:pPr>
+              <w:rPr>
+                <w:rFonts w:ascii="Consolas" w:hAnsi="Consolas"/>
+              </w:rPr>
+            </w:pPr>
+            <w:r>
+              <w:rPr>
+                <w:rFonts w:ascii="Consolas" w:hAnsi="Consolas"/>
+              </w:rPr>
+              <w:t>    paddingVertical: 12,</w:t>
+            </w:r>
+          </w:p>
+          <w:p>
+            <w:pPr>
+              <w:rPr>
+                <w:rFonts w:ascii="Consolas" w:hAnsi="Consolas"/>
+              </w:rPr>
+            </w:pPr>
+            <w:r>
+              <w:rPr>
+                <w:rFonts w:ascii="Consolas" w:hAnsi="Consolas"/>
+              </w:rPr>
+              <w:t>    borderRadius: 10,</w:t>
+            </w:r>
+          </w:p>
+          <w:p>
+            <w:pPr>
+              <w:rPr>
+                <w:rFonts w:ascii="Consolas" w:hAnsi="Consolas"/>
+              </w:rPr>
+            </w:pPr>
+            <w:r>
+              <w:rPr>
+                <w:rFonts w:ascii="Consolas" w:hAnsi="Consolas"/>
+              </w:rPr>
+              <w:t>  },</w:t>
+            </w:r>
+          </w:p>
+          <w:p>
+            <w:pPr>
+              <w:rPr>
+                <w:rFonts w:ascii="Consolas" w:hAnsi="Consolas"/>
+              </w:rPr>
+            </w:pPr>
+            <w:r>
+              <w:rPr>
+                <w:rFonts w:ascii="Consolas" w:hAnsi="Consolas"/>
+              </w:rPr>
+              <w:t>  checkoutText: { color: "#FFFFFF", fontWeight: "700" },</w:t>
+            </w:r>
+          </w:p>
+          <w:p>
+            <w:pPr>
+              <w:rPr>
+                <w:rFonts w:ascii="Consolas" w:hAnsi="Consolas"/>
+              </w:rPr>
+            </w:pPr>
+            <w:r>
+              <w:rPr>
+                <w:rFonts w:ascii="Consolas" w:hAnsi="Consolas"/>
+              </w:rPr>
+              <w:t>});</w:t>
+            </w:r>
+          </w:p>
+          <w:p>
+            <w:pPr>
+              <w:rPr>
+                <w:rFonts w:ascii="Consolas" w:hAnsi="Consolas"/>
+              </w:rPr>
+            </w:pPr>
+          </w:p>
+          <w:p>
+            <w:pPr>
+              <w:rPr>
+                <w:rFonts w:ascii="Consolas" w:hAnsi="Consolas"/>
+              </w:rPr>
+            </w:pPr>
+          </w:p>
+        </w:tc>
+      </w:tr>
+    </w:tbl>
+    <w:p/>
+    <w:p>
+      <w:r>
+        <w:t>Giao diện:</w:t>
+      </w:r>
+    </w:p>
+    <w:tbl>
+      <w:tblPr>
+        <w:tblStyle w:val="TableGrid"/>
+        <w:tblW w:w="0" w:type="auto"/>
+        <w:tblLook w:val="04A0" w:firstRow="1" w:lastRow="0" w:firstColumn="1" w:lastColumn="0" w:noHBand="0" w:noVBand="1"/>
+      </w:tblPr>
+      <w:tblGrid>
+        <w:gridCol w:w="9350"/>
+      </w:tblGrid>
+      <w:tr>
+        <w:tc>
+          <w:tcPr>
+            <w:tcW w:w="9350" w:type="dxa"/>
+          </w:tcPr>
+          <w:p>
+            <w:r>
+              <w:drawing>
+                <wp:inline distT="0" distB="0" distL="0" distR="0" wp14:anchorId="22B4DBA3" wp14:editId="0F5AB77D">
+                  <wp:extent cx="5943600" cy="3343275"/>
+                  <wp:effectExtent l="0" t="0" r="0" b="9525"/>
+                  <wp:docPr id="242863325" name="Picture 1"/>
+                  <wp:cNvGraphicFramePr>
+                    <a:graphicFrameLocks xmlns:a="http://schemas.openxmlformats.org/drawingml/2006/main" noChangeAspect="1"/>
+                  </wp:cNvGraphicFramePr>
+                  <a:graphic xmlns:a="http://schemas.openxmlformats.org/drawingml/2006/main">
+                    <a:graphicData uri="http://schemas.openxmlformats.org/drawingml/2006/picture">
+                      <pic:pic xmlns:pic="http://schemas.openxmlformats.org/drawingml/2006/picture">
+                        <pic:nvPicPr>
+                          <pic:cNvPr id="242863325" name=""/>
+                          <pic:cNvPicPr/>
+                        </pic:nvPicPr>
+                        <pic:blipFill>
+                          <a:blip r:embed="rId9"/>
+                          <a:stretch>
+                            <a:fillRect/>
+                          </a:stretch>
+                        </pic:blipFill>
+                        <pic:spPr>
+                          <a:xfrm>
+                            <a:off x="0" y="0"/>
+                            <a:ext cx="5943600" cy="3343275"/>
+                          </a:xfrm>
+                          <a:prstGeom prst="rect">
+                            <a:avLst/>
+                          </a:prstGeom>
+                        </pic:spPr>
+                      </pic:pic>
+                    </a:graphicData>
+                  </a:graphic>
+                </wp:inline>
+              </w:drawing>
+            </w:r>
+          </w:p>
+        </w:tc>
+      </w:tr>
+    </w:tbl>
+    <w:p/>
+    <w:p>
+      <w:pPr>
+        <w:rPr>
+          <w:b/>
+          <w:bCs/>
+          <w:sz w:val="32"/>
+          <w:szCs w:val="32"/>
+        </w:rPr>
+      </w:pPr>
+      <w:r>
+        <w:rPr>
+          <w:b/>
+          <w:bCs/>
+          <w:sz w:val="32"/>
+          <w:szCs w:val="32"/>
+        </w:rPr>
+        <w:lastRenderedPageBreak/>
+        <w:t>Giải thích:</w:t>
+      </w:r>
+    </w:p>
+    <w:tbl>
+      <w:tblPr>
+        <w:tblStyle w:val="TableGrid"/>
+        <w:tblW w:w="0" w:type="auto"/>
+        <w:tblLook w:val="04A0" w:firstRow="1" w:lastRow="0" w:firstColumn="1" w:lastColumn="0" w:noHBand="0" w:noVBand="1"/>
+      </w:tblPr>
+      <w:tblGrid>
+        <w:gridCol w:w="9350"/>
+      </w:tblGrid>
+      <w:tr>
+        <w:tc>
+          <w:tcPr>
+            <w:tcW w:w="9350" w:type="dxa"/>
+          </w:tcPr>
+          <w:p>
+            <w:pPr>
+              <w:rPr>
+                <w:rFonts w:ascii="Times New Roman" w:hAnsi="Times New Roman" w:cs="Times New Roman"/>
+                <w:sz w:val="26"/>
+                <w:szCs w:val="26"/>
+              </w:rPr>
+            </w:pPr>
+            <w:r>
+              <w:rPr>
+                <w:rFonts w:ascii="Times New Roman" w:hAnsi="Times New Roman" w:cs="Times New Roman"/>
+                <w:sz w:val="26"/>
+                <w:szCs w:val="26"/>
+              </w:rPr>
+              <w:t>// CartLineItem.tsx</w:t>
+            </w:r>
+          </w:p>
+          <w:p>
+            <w:pPr>
+              <w:rPr>
+                <w:rFonts w:ascii="Times New Roman" w:hAnsi="Times New Roman" w:cs="Times New Roman"/>
+                <w:sz w:val="26"/>
+                <w:szCs w:val="26"/>
+              </w:rPr>
+            </w:pPr>
+          </w:p>
+          <w:p>
+            <w:pPr>
+              <w:rPr>
+                <w:rFonts w:ascii="Times New Roman" w:hAnsi="Times New Roman" w:cs="Times New Roman"/>
+                <w:sz w:val="26"/>
+                <w:szCs w:val="26"/>
+              </w:rPr>
+            </w:pPr>
+            <w:r>
+              <w:rPr>
+                <w:rFonts w:ascii="Times New Roman" w:hAnsi="Times New Roman" w:cs="Times New Roman"/>
+                <w:sz w:val="26"/>
+                <w:szCs w:val="26"/>
+              </w:rPr>
+              <w:t>File này là một “dòng hàng” trong danh sách giỏ hàng. Mỗi dòng hiển thị một cuốn sách đang có trong giỏ, gồm:</w:t>
+            </w:r>
+          </w:p>
+          <w:p>
+            <w:pPr>
+              <w:numPr>
+                <w:ilvl w:val="0"/>
+                <w:numId w:val="13"/>
+              </w:numPr>
+              <w:rPr>
+                <w:rFonts w:ascii="Times New Roman" w:hAnsi="Times New Roman" w:cs="Times New Roman"/>
+                <w:sz w:val="26"/>
+                <w:szCs w:val="26"/>
+              </w:rPr>
+            </w:pPr>
+            <w:r>
+              <w:rPr>
+                <w:rFonts w:ascii="Times New Roman" w:hAnsi="Times New Roman" w:cs="Times New Roman"/>
+                <w:sz w:val="26"/>
+                <w:szCs w:val="26"/>
+              </w:rPr>
+              <w:t>ảnh bìa</w:t>
+            </w:r>
+          </w:p>
+          <w:p>
+            <w:pPr>
+              <w:numPr>
+                <w:ilvl w:val="0"/>
+                <w:numId w:val="13"/>
+              </w:numPr>
+              <w:rPr>
+                <w:rFonts w:ascii="Times New Roman" w:hAnsi="Times New Roman" w:cs="Times New Roman"/>
+                <w:sz w:val="26"/>
+                <w:szCs w:val="26"/>
+              </w:rPr>
+            </w:pPr>
+            <w:r>
+              <w:rPr>
+                <w:rFonts w:ascii="Times New Roman" w:hAnsi="Times New Roman" w:cs="Times New Roman"/>
+                <w:sz w:val="26"/>
+                <w:szCs w:val="26"/>
+              </w:rPr>
+              <w:t>tên sách</w:t>
+            </w:r>
+          </w:p>
+          <w:p>
+            <w:pPr>
+              <w:numPr>
+                <w:ilvl w:val="0"/>
+                <w:numId w:val="13"/>
+              </w:numPr>
+              <w:rPr>
+                <w:rFonts w:ascii="Times New Roman" w:hAnsi="Times New Roman" w:cs="Times New Roman"/>
+                <w:sz w:val="26"/>
+                <w:szCs w:val="26"/>
+              </w:rPr>
+            </w:pPr>
+            <w:r>
+              <w:rPr>
+                <w:rFonts w:ascii="Times New Roman" w:hAnsi="Times New Roman" w:cs="Times New Roman"/>
+                <w:sz w:val="26"/>
+                <w:szCs w:val="26"/>
+              </w:rPr>
+              <w:t>số lượng</w:t>
+            </w:r>
+          </w:p>
+          <w:p>
+            <w:pPr>
+              <w:numPr>
+                <w:ilvl w:val="0"/>
+                <w:numId w:val="13"/>
+              </w:numPr>
+              <w:rPr>
+                <w:rFonts w:ascii="Times New Roman" w:hAnsi="Times New Roman" w:cs="Times New Roman"/>
+                <w:sz w:val="26"/>
+                <w:szCs w:val="26"/>
+              </w:rPr>
+            </w:pPr>
+            <w:r>
+              <w:rPr>
+                <w:rFonts w:ascii="Times New Roman" w:hAnsi="Times New Roman" w:cs="Times New Roman"/>
+                <w:sz w:val="26"/>
+                <w:szCs w:val="26"/>
+              </w:rPr>
+              <w:t>tổng tiền của từng sản phẩm</w:t>
+            </w:r>
+          </w:p>
+          <w:p>
+            <w:pPr>
+              <w:rPr>
+                <w:rFonts w:ascii="Times New Roman" w:hAnsi="Times New Roman" w:cs="Times New Roman"/>
+                <w:sz w:val="26"/>
+                <w:szCs w:val="26"/>
+              </w:rPr>
+            </w:pPr>
+            <w:r>
+              <w:rPr>
+                <w:rFonts w:ascii="Times New Roman" w:hAnsi="Times New Roman" w:cs="Times New Roman"/>
+                <w:sz w:val="26"/>
+                <w:szCs w:val="26"/>
+              </w:rPr>
+              <w:t>Cấu trúc chính là:</w:t>
+            </w:r>
+          </w:p>
+          <w:p>
+            <w:pPr>
+              <w:numPr>
+                <w:ilvl w:val="0"/>
+                <w:numId w:val="14"/>
+              </w:numPr>
+              <w:rPr>
+                <w:rFonts w:ascii="Times New Roman" w:hAnsi="Times New Roman" w:cs="Times New Roman"/>
+                <w:sz w:val="26"/>
+                <w:szCs w:val="26"/>
+              </w:rPr>
+            </w:pPr>
+            <w:r>
+              <w:rPr>
+                <w:rFonts w:ascii="Times New Roman" w:hAnsi="Times New Roman" w:cs="Times New Roman"/>
+                <w:sz w:val="26"/>
+                <w:szCs w:val="26"/>
+              </w:rPr>
+              <w:t>View row: chứa toàn bộ nội dung của một dòng</w:t>
+            </w:r>
+          </w:p>
+          <w:p>
+            <w:pPr>
+              <w:numPr>
+                <w:ilvl w:val="0"/>
+                <w:numId w:val="14"/>
+              </w:numPr>
+              <w:rPr>
+                <w:rFonts w:ascii="Times New Roman" w:hAnsi="Times New Roman" w:cs="Times New Roman"/>
+                <w:sz w:val="26"/>
+                <w:szCs w:val="26"/>
+              </w:rPr>
+            </w:pPr>
+            <w:r>
+              <w:rPr>
+                <w:rFonts w:ascii="Times New Roman" w:hAnsi="Times New Roman" w:cs="Times New Roman"/>
+                <w:sz w:val="26"/>
+                <w:szCs w:val="26"/>
+              </w:rPr>
+              <w:t>Image thumb: ảnh bìa sách</w:t>
+            </w:r>
+          </w:p>
+          <w:p>
+            <w:pPr>
+              <w:numPr>
+                <w:ilvl w:val="0"/>
+                <w:numId w:val="14"/>
+              </w:numPr>
+              <w:rPr>
+                <w:rFonts w:ascii="Times New Roman" w:hAnsi="Times New Roman" w:cs="Times New Roman"/>
+                <w:sz w:val="26"/>
+                <w:szCs w:val="26"/>
+              </w:rPr>
+            </w:pPr>
+            <w:r>
+              <w:rPr>
+                <w:rFonts w:ascii="Times New Roman" w:hAnsi="Times New Roman" w:cs="Times New Roman"/>
+                <w:sz w:val="26"/>
+                <w:szCs w:val="26"/>
+              </w:rPr>
+              <w:t>Text title: tên sách</w:t>
+            </w:r>
+          </w:p>
+          <w:p>
+            <w:pPr>
+              <w:numPr>
+                <w:ilvl w:val="0"/>
+                <w:numId w:val="14"/>
+              </w:numPr>
+              <w:rPr>
+                <w:rFonts w:ascii="Times New Roman" w:hAnsi="Times New Roman" w:cs="Times New Roman"/>
+                <w:sz w:val="26"/>
+                <w:szCs w:val="26"/>
+              </w:rPr>
+            </w:pPr>
+            <w:r>
+              <w:rPr>
+                <w:rFonts w:ascii="Times New Roman" w:hAnsi="Times New Roman" w:cs="Times New Roman"/>
+                <w:sz w:val="26"/>
+                <w:szCs w:val="26"/>
+              </w:rPr>
+              <w:t>View meta: chứa số lượng và thành tiền</w:t>
+            </w:r>
+          </w:p>
+          <w:p>
+            <w:pPr>
+              <w:rPr>
+                <w:rFonts w:ascii="Times New Roman" w:hAnsi="Times New Roman" w:cs="Times New Roman"/>
+                <w:sz w:val="26"/>
+                <w:szCs w:val="26"/>
+              </w:rPr>
+            </w:pPr>
+            <w:r>
+              <w:rPr>
+                <w:rFonts w:ascii="Times New Roman" w:hAnsi="Times New Roman" w:cs="Times New Roman"/>
+                <w:sz w:val="26"/>
+                <w:szCs w:val="26"/>
+              </w:rPr>
+              <w:t>Code đầu tiên:</w:t>
+            </w:r>
+          </w:p>
+          <w:p>
+            <w:pPr>
+              <w:numPr>
+                <w:ilvl w:val="0"/>
+                <w:numId w:val="15"/>
+              </w:numPr>
+              <w:rPr>
+                <w:rFonts w:ascii="Times New Roman" w:hAnsi="Times New Roman" w:cs="Times New Roman"/>
+                <w:sz w:val="26"/>
+                <w:szCs w:val="26"/>
+              </w:rPr>
+            </w:pPr>
+            <w:r>
+              <w:rPr>
+                <w:rFonts w:ascii="Times New Roman" w:hAnsi="Times New Roman" w:cs="Times New Roman"/>
+                <w:sz w:val="26"/>
+                <w:szCs w:val="26"/>
+              </w:rPr>
+              <w:t>import React</w:t>
+            </w:r>
+          </w:p>
+          <w:p>
+            <w:pPr>
+              <w:numPr>
+                <w:ilvl w:val="0"/>
+                <w:numId w:val="15"/>
+              </w:numPr>
+              <w:rPr>
+                <w:rFonts w:ascii="Times New Roman" w:hAnsi="Times New Roman" w:cs="Times New Roman"/>
+                <w:sz w:val="26"/>
+                <w:szCs w:val="26"/>
+              </w:rPr>
+            </w:pPr>
+            <w:r>
+              <w:rPr>
+                <w:rFonts w:ascii="Times New Roman" w:hAnsi="Times New Roman" w:cs="Times New Roman"/>
+                <w:sz w:val="26"/>
+                <w:szCs w:val="26"/>
+              </w:rPr>
+              <w:t>import View, Text, Image, StyleSheet</w:t>
+            </w:r>
+          </w:p>
+          <w:p>
+            <w:pPr>
+              <w:numPr>
+                <w:ilvl w:val="0"/>
+                <w:numId w:val="15"/>
+              </w:numPr>
+              <w:rPr>
+                <w:rFonts w:ascii="Times New Roman" w:hAnsi="Times New Roman" w:cs="Times New Roman"/>
+                <w:sz w:val="26"/>
+                <w:szCs w:val="26"/>
+              </w:rPr>
+            </w:pPr>
+            <w:r>
+              <w:rPr>
+                <w:rFonts w:ascii="Times New Roman" w:hAnsi="Times New Roman" w:cs="Times New Roman"/>
+                <w:sz w:val="26"/>
+                <w:szCs w:val="26"/>
+              </w:rPr>
+              <w:t>import CartItem từ data</w:t>
+            </w:r>
+          </w:p>
+          <w:p>
+            <w:pPr>
+              <w:rPr>
+                <w:rFonts w:ascii="Times New Roman" w:hAnsi="Times New Roman" w:cs="Times New Roman"/>
+                <w:sz w:val="26"/>
+                <w:szCs w:val="26"/>
+              </w:rPr>
+            </w:pPr>
+            <w:r>
+              <w:rPr>
+                <w:rFonts w:ascii="Times New Roman" w:hAnsi="Times New Roman" w:cs="Times New Roman"/>
+                <w:sz w:val="26"/>
+                <w:szCs w:val="26"/>
+              </w:rPr>
+              <w:t>Điều này nghĩa là component này nhận dữ liệu kiểu CartItem, là dữ liệu của 1 sản phẩm trong giỏ hàng.</w:t>
+            </w:r>
+          </w:p>
+          <w:p>
+            <w:pPr>
+              <w:rPr>
+                <w:rFonts w:ascii="Times New Roman" w:hAnsi="Times New Roman" w:cs="Times New Roman"/>
+                <w:sz w:val="26"/>
+                <w:szCs w:val="26"/>
+              </w:rPr>
+            </w:pPr>
+          </w:p>
+          <w:p>
+            <w:pPr>
+              <w:rPr>
+                <w:rFonts w:ascii="Times New Roman" w:hAnsi="Times New Roman" w:cs="Times New Roman"/>
+                <w:sz w:val="26"/>
+                <w:szCs w:val="26"/>
+              </w:rPr>
+            </w:pPr>
+            <w:r>
+              <w:rPr>
+                <w:rFonts w:ascii="Times New Roman" w:hAnsi="Times New Roman" w:cs="Times New Roman"/>
+                <w:sz w:val="26"/>
+                <w:szCs w:val="26"/>
+              </w:rPr>
+              <w:t>Về layout:</w:t>
+            </w:r>
+          </w:p>
+          <w:p>
+            <w:pPr>
+              <w:numPr>
+                <w:ilvl w:val="0"/>
+                <w:numId w:val="16"/>
+              </w:numPr>
+              <w:rPr>
+                <w:rFonts w:ascii="Times New Roman" w:hAnsi="Times New Roman" w:cs="Times New Roman"/>
+                <w:sz w:val="26"/>
+                <w:szCs w:val="26"/>
+              </w:rPr>
+            </w:pPr>
+            <w:r>
+              <w:rPr>
+                <w:rFonts w:ascii="Times New Roman" w:hAnsi="Times New Roman" w:cs="Times New Roman"/>
+                <w:sz w:val="26"/>
+                <w:szCs w:val="26"/>
+              </w:rPr>
+              <w:t>row: flexDirection: "row" nghĩa là xếp ngang</w:t>
+            </w:r>
+          </w:p>
+          <w:p>
+            <w:pPr>
+              <w:numPr>
+                <w:ilvl w:val="0"/>
+                <w:numId w:val="16"/>
+              </w:numPr>
+              <w:rPr>
+                <w:rFonts w:ascii="Times New Roman" w:hAnsi="Times New Roman" w:cs="Times New Roman"/>
+                <w:sz w:val="26"/>
+                <w:szCs w:val="26"/>
+              </w:rPr>
+            </w:pPr>
+            <w:r>
+              <w:rPr>
+                <w:rFonts w:ascii="Times New Roman" w:hAnsi="Times New Roman" w:cs="Times New Roman"/>
+                <w:sz w:val="26"/>
+                <w:szCs w:val="26"/>
+              </w:rPr>
+              <w:t>alignItems: "center" để căn giữa theo chiều dọc</w:t>
+            </w:r>
+          </w:p>
+          <w:p>
+            <w:pPr>
+              <w:numPr>
+                <w:ilvl w:val="0"/>
+                <w:numId w:val="16"/>
+              </w:numPr>
+              <w:rPr>
+                <w:rFonts w:ascii="Times New Roman" w:hAnsi="Times New Roman" w:cs="Times New Roman"/>
+                <w:sz w:val="26"/>
+                <w:szCs w:val="26"/>
+              </w:rPr>
+            </w:pPr>
+            <w:r>
+              <w:rPr>
+                <w:rFonts w:ascii="Times New Roman" w:hAnsi="Times New Roman" w:cs="Times New Roman"/>
+                <w:sz w:val="26"/>
+                <w:szCs w:val="26"/>
+              </w:rPr>
+              <w:t>gap: 10 tạo khoảng cách giữa ảnh, tên sách và khối bên phải</w:t>
+            </w:r>
+          </w:p>
+          <w:p>
+            <w:pPr>
+              <w:numPr>
+                <w:ilvl w:val="0"/>
+                <w:numId w:val="16"/>
+              </w:numPr>
+              <w:rPr>
+                <w:rFonts w:ascii="Times New Roman" w:hAnsi="Times New Roman" w:cs="Times New Roman"/>
+                <w:sz w:val="26"/>
+                <w:szCs w:val="26"/>
+              </w:rPr>
+            </w:pPr>
+            <w:r>
+              <w:rPr>
+                <w:rFonts w:ascii="Times New Roman" w:hAnsi="Times New Roman" w:cs="Times New Roman"/>
+                <w:sz w:val="26"/>
+                <w:szCs w:val="26"/>
+              </w:rPr>
+              <w:t>paddingVertical, paddingHorizontal để cách mép</w:t>
+            </w:r>
+          </w:p>
+          <w:p>
+            <w:pPr>
+              <w:numPr>
+                <w:ilvl w:val="0"/>
+                <w:numId w:val="16"/>
+              </w:numPr>
+              <w:rPr>
+                <w:rFonts w:ascii="Times New Roman" w:hAnsi="Times New Roman" w:cs="Times New Roman"/>
+                <w:sz w:val="26"/>
+                <w:szCs w:val="26"/>
+              </w:rPr>
+            </w:pPr>
+            <w:r>
+              <w:rPr>
+                <w:rFonts w:ascii="Times New Roman" w:hAnsi="Times New Roman" w:cs="Times New Roman"/>
+                <w:sz w:val="26"/>
+                <w:szCs w:val="26"/>
+              </w:rPr>
+              <w:t>borderBottomWidth: 1 để có đường chia dòng</w:t>
+            </w:r>
+          </w:p>
+          <w:p>
+            <w:pPr>
+              <w:rPr>
+                <w:rFonts w:ascii="Times New Roman" w:hAnsi="Times New Roman" w:cs="Times New Roman"/>
+                <w:sz w:val="26"/>
+                <w:szCs w:val="26"/>
+              </w:rPr>
+            </w:pPr>
+          </w:p>
+          <w:p>
+            <w:pPr>
+              <w:rPr>
+                <w:rFonts w:ascii="Times New Roman" w:hAnsi="Times New Roman" w:cs="Times New Roman"/>
+                <w:sz w:val="26"/>
+                <w:szCs w:val="26"/>
+              </w:rPr>
+            </w:pPr>
+            <w:r>
+              <w:rPr>
+                <w:rFonts w:ascii="Times New Roman" w:hAnsi="Times New Roman" w:cs="Times New Roman"/>
+                <w:sz w:val="26"/>
+                <w:szCs w:val="26"/>
+              </w:rPr>
+              <w:t>Tóm lại, component này giúp hiển thị từng mặt hàng trong giỏ hàng đẹp, gọn, dễ đọc, và giữ khoảng cách đồng đều.</w:t>
+            </w:r>
+          </w:p>
+        </w:tc>
+      </w:tr>
+      <w:tr>
+        <w:tc>
+          <w:tcPr>
+            <w:tcW w:w="9350" w:type="dxa"/>
+          </w:tcPr>
+          <w:p>
+            <w:pPr>
+              <w:rPr>
+                <w:rFonts w:ascii="Times New Roman" w:hAnsi="Times New Roman" w:cs="Times New Roman"/>
+                <w:sz w:val="26"/>
+                <w:szCs w:val="26"/>
+              </w:rPr>
+            </w:pPr>
+            <w:r>
+              <w:rPr>
+                <w:rFonts w:ascii="Times New Roman" w:hAnsi="Times New Roman" w:cs="Times New Roman"/>
+                <w:sz w:val="26"/>
+                <w:szCs w:val="26"/>
+              </w:rPr>
+              <w:t>// CartScreen.tsx</w:t>
+            </w:r>
+          </w:p>
+          <w:p>
+            <w:pPr>
+              <w:rPr>
+                <w:rFonts w:ascii="Times New Roman" w:hAnsi="Times New Roman" w:cs="Times New Roman"/>
+                <w:sz w:val="26"/>
+                <w:szCs w:val="26"/>
+              </w:rPr>
+            </w:pPr>
+          </w:p>
+          <w:p>
+            <w:pPr>
+              <w:rPr>
+                <w:rFonts w:ascii="Times New Roman" w:hAnsi="Times New Roman" w:cs="Times New Roman"/>
+                <w:sz w:val="26"/>
+                <w:szCs w:val="26"/>
+              </w:rPr>
+            </w:pPr>
+            <w:r>
+              <w:rPr>
+                <w:rFonts w:ascii="Times New Roman" w:hAnsi="Times New Roman" w:cs="Times New Roman"/>
+                <w:sz w:val="26"/>
+                <w:szCs w:val="26"/>
+              </w:rPr>
+              <w:t>File này là màn hình toàn bộ giỏ hàng của ứng dụng. Nó hiển thị:</w:t>
+            </w:r>
+          </w:p>
+          <w:p>
+            <w:pPr>
+              <w:numPr>
+                <w:ilvl w:val="0"/>
+                <w:numId w:val="18"/>
+              </w:numPr>
+              <w:rPr>
+                <w:rFonts w:ascii="Times New Roman" w:hAnsi="Times New Roman" w:cs="Times New Roman"/>
+                <w:sz w:val="26"/>
+                <w:szCs w:val="26"/>
+              </w:rPr>
+            </w:pPr>
+            <w:r>
+              <w:rPr>
+                <w:rFonts w:ascii="Times New Roman" w:hAnsi="Times New Roman" w:cs="Times New Roman"/>
+                <w:sz w:val="26"/>
+                <w:szCs w:val="26"/>
+              </w:rPr>
+              <w:t>tiêu đề “Giỏ hàng”</w:t>
+            </w:r>
+          </w:p>
+          <w:p>
+            <w:pPr>
+              <w:numPr>
+                <w:ilvl w:val="0"/>
+                <w:numId w:val="18"/>
+              </w:numPr>
+              <w:rPr>
+                <w:rFonts w:ascii="Times New Roman" w:hAnsi="Times New Roman" w:cs="Times New Roman"/>
+                <w:sz w:val="26"/>
+                <w:szCs w:val="26"/>
+              </w:rPr>
+            </w:pPr>
+            <w:r>
+              <w:rPr>
+                <w:rFonts w:ascii="Times New Roman" w:hAnsi="Times New Roman" w:cs="Times New Roman"/>
+                <w:sz w:val="26"/>
+                <w:szCs w:val="26"/>
+              </w:rPr>
+              <w:t>danh sách sản phẩm có thể cuộn</w:t>
+            </w:r>
+          </w:p>
+          <w:p>
+            <w:pPr>
+              <w:numPr>
+                <w:ilvl w:val="0"/>
+                <w:numId w:val="18"/>
+              </w:numPr>
+              <w:rPr>
+                <w:rFonts w:ascii="Times New Roman" w:hAnsi="Times New Roman" w:cs="Times New Roman"/>
+                <w:sz w:val="26"/>
+                <w:szCs w:val="26"/>
+              </w:rPr>
+            </w:pPr>
+            <w:r>
+              <w:rPr>
+                <w:rFonts w:ascii="Times New Roman" w:hAnsi="Times New Roman" w:cs="Times New Roman"/>
+                <w:sz w:val="26"/>
+                <w:szCs w:val="26"/>
+              </w:rPr>
+              <w:t>thanh tổng tiền và nút thanh toán ở dưới cùng</w:t>
+            </w:r>
+          </w:p>
+          <w:p>
+            <w:pPr>
+              <w:rPr>
+                <w:rFonts w:ascii="Times New Roman" w:hAnsi="Times New Roman" w:cs="Times New Roman"/>
+                <w:sz w:val="26"/>
+                <w:szCs w:val="26"/>
+              </w:rPr>
+            </w:pPr>
+            <w:r>
+              <w:rPr>
+                <w:rFonts w:ascii="Times New Roman" w:hAnsi="Times New Roman" w:cs="Times New Roman"/>
+                <w:sz w:val="26"/>
+                <w:szCs w:val="26"/>
+              </w:rPr>
+              <w:t>Ở đây, CartScreen nhận vào prop items: CartItem[] và tính tổng tiền:</w:t>
+            </w:r>
+          </w:p>
+          <w:p>
+            <w:pPr>
+              <w:numPr>
+                <w:ilvl w:val="0"/>
+                <w:numId w:val="19"/>
+              </w:numPr>
+              <w:rPr>
+                <w:rFonts w:ascii="Times New Roman" w:hAnsi="Times New Roman" w:cs="Times New Roman"/>
+                <w:sz w:val="26"/>
+                <w:szCs w:val="26"/>
+              </w:rPr>
+            </w:pPr>
+            <w:r>
+              <w:rPr>
+                <w:rFonts w:ascii="Times New Roman" w:hAnsi="Times New Roman" w:cs="Times New Roman"/>
+                <w:sz w:val="26"/>
+                <w:szCs w:val="26"/>
+              </w:rPr>
+              <w:t>reduce lặp qua từng item</w:t>
+            </w:r>
+          </w:p>
+          <w:p>
+            <w:pPr>
+              <w:numPr>
+                <w:ilvl w:val="0"/>
+                <w:numId w:val="19"/>
+              </w:numPr>
+              <w:rPr>
+                <w:rFonts w:ascii="Times New Roman" w:hAnsi="Times New Roman" w:cs="Times New Roman"/>
+                <w:sz w:val="26"/>
+                <w:szCs w:val="26"/>
+              </w:rPr>
+            </w:pPr>
+            <w:r>
+              <w:rPr>
+                <w:rFonts w:ascii="Times New Roman" w:hAnsi="Times New Roman" w:cs="Times New Roman"/>
+                <w:sz w:val="26"/>
+                <w:szCs w:val="26"/>
+              </w:rPr>
+              <w:t>mỗi item có price và quantity</w:t>
+            </w:r>
+          </w:p>
+          <w:p>
+            <w:pPr>
+              <w:numPr>
+                <w:ilvl w:val="0"/>
+                <w:numId w:val="19"/>
+              </w:numPr>
+              <w:rPr>
+                <w:rFonts w:ascii="Times New Roman" w:hAnsi="Times New Roman" w:cs="Times New Roman"/>
+                <w:sz w:val="26"/>
+                <w:szCs w:val="26"/>
+              </w:rPr>
+            </w:pPr>
+            <w:r>
+              <w:rPr>
+                <w:rFonts w:ascii="Times New Roman" w:hAnsi="Times New Roman" w:cs="Times New Roman"/>
+                <w:sz w:val="26"/>
+                <w:szCs w:val="26"/>
+              </w:rPr>
+              <w:t>cộng dồn vào total</w:t>
+            </w:r>
+          </w:p>
+          <w:p>
+            <w:pPr>
+              <w:rPr>
+                <w:rFonts w:ascii="Times New Roman" w:hAnsi="Times New Roman" w:cs="Times New Roman"/>
+                <w:sz w:val="26"/>
+                <w:szCs w:val="26"/>
+              </w:rPr>
+            </w:pPr>
+            <w:r>
+              <w:rPr>
+                <w:rFonts w:ascii="Times New Roman" w:hAnsi="Times New Roman" w:cs="Times New Roman"/>
+                <w:sz w:val="26"/>
+                <w:szCs w:val="26"/>
+              </w:rPr>
+              <w:t>Ví dụ: nếu có 3 sản phẩm, total sẽ là tổng giá của cả giỏ.</w:t>
+            </w:r>
+          </w:p>
+          <w:p>
+            <w:pPr>
+              <w:rPr>
+                <w:rFonts w:ascii="Times New Roman" w:hAnsi="Times New Roman" w:cs="Times New Roman"/>
+                <w:sz w:val="26"/>
+                <w:szCs w:val="26"/>
+              </w:rPr>
+            </w:pPr>
+            <w:r>
+              <w:rPr>
+                <w:rFonts w:ascii="Times New Roman" w:hAnsi="Times New Roman" w:cs="Times New Roman"/>
+                <w:sz w:val="26"/>
+                <w:szCs w:val="26"/>
+              </w:rPr>
+              <w:t>Phần danh sách:</w:t>
+            </w:r>
+          </w:p>
+          <w:p>
+            <w:pPr>
+              <w:numPr>
+                <w:ilvl w:val="0"/>
+                <w:numId w:val="20"/>
+              </w:numPr>
+              <w:rPr>
+                <w:rFonts w:ascii="Times New Roman" w:hAnsi="Times New Roman" w:cs="Times New Roman"/>
+                <w:sz w:val="26"/>
+                <w:szCs w:val="26"/>
+              </w:rPr>
+            </w:pPr>
+            <w:r>
+              <w:rPr>
+                <w:rFonts w:ascii="Times New Roman" w:hAnsi="Times New Roman" w:cs="Times New Roman"/>
+                <w:sz w:val="26"/>
+                <w:szCs w:val="26"/>
+              </w:rPr>
+              <w:lastRenderedPageBreak/>
+              <w:t>ScrollView cho phép người dùng cuộn xem các sản phẩm nếu giỏ hàng dài</w:t>
+            </w:r>
+          </w:p>
+          <w:p>
+            <w:pPr>
+              <w:numPr>
+                <w:ilvl w:val="0"/>
+                <w:numId w:val="20"/>
+              </w:numPr>
+              <w:rPr>
+                <w:rFonts w:ascii="Times New Roman" w:hAnsi="Times New Roman" w:cs="Times New Roman"/>
+                <w:sz w:val="26"/>
+                <w:szCs w:val="26"/>
+              </w:rPr>
+            </w:pPr>
+            <w:r>
+              <w:rPr>
+                <w:rFonts w:ascii="Times New Roman" w:hAnsi="Times New Roman" w:cs="Times New Roman"/>
+                <w:sz w:val="26"/>
+                <w:szCs w:val="26"/>
+              </w:rPr>
+              <w:t>items.map(...) sẽ render từng CartLineItem theo từng món hàng</w:t>
+            </w:r>
+          </w:p>
+          <w:p>
+            <w:pPr>
+              <w:numPr>
+                <w:ilvl w:val="0"/>
+                <w:numId w:val="20"/>
+              </w:numPr>
+              <w:rPr>
+                <w:rFonts w:ascii="Times New Roman" w:hAnsi="Times New Roman" w:cs="Times New Roman"/>
+                <w:sz w:val="26"/>
+                <w:szCs w:val="26"/>
+              </w:rPr>
+            </w:pPr>
+            <w:r>
+              <w:rPr>
+                <w:rFonts w:ascii="Times New Roman" w:hAnsi="Times New Roman" w:cs="Times New Roman"/>
+                <w:sz w:val="26"/>
+                <w:szCs w:val="26"/>
+              </w:rPr>
+              <w:t>key={item.book.id} giúp React nhận diện mỗi dòng một cách riêng biệt</w:t>
+            </w:r>
+          </w:p>
+          <w:p>
+            <w:pPr>
+              <w:ind w:left="360"/>
+              <w:rPr>
+                <w:rFonts w:ascii="Times New Roman" w:hAnsi="Times New Roman" w:cs="Times New Roman"/>
+                <w:sz w:val="26"/>
+                <w:szCs w:val="26"/>
+              </w:rPr>
+            </w:pPr>
+          </w:p>
+          <w:p>
+            <w:pPr>
+              <w:rPr>
+                <w:rFonts w:ascii="Times New Roman" w:hAnsi="Times New Roman" w:cs="Times New Roman"/>
+                <w:sz w:val="26"/>
+                <w:szCs w:val="26"/>
+              </w:rPr>
+            </w:pPr>
+            <w:r>
+              <w:rPr>
+                <w:rFonts w:ascii="Times New Roman" w:hAnsi="Times New Roman" w:cs="Times New Roman"/>
+                <w:sz w:val="26"/>
+                <w:szCs w:val="26"/>
+              </w:rPr>
+              <w:t>Phần dưới cùng:</w:t>
+            </w:r>
+          </w:p>
+          <w:p>
+            <w:pPr>
+              <w:rPr>
+                <w:rFonts w:ascii="Times New Roman" w:hAnsi="Times New Roman" w:cs="Times New Roman"/>
+                <w:sz w:val="26"/>
+                <w:szCs w:val="26"/>
+              </w:rPr>
+            </w:pPr>
+            <w:r>
+              <w:rPr>
+                <w:rFonts w:ascii="Times New Roman" w:hAnsi="Times New Roman" w:cs="Times New Roman"/>
+                <w:sz w:val="26"/>
+                <w:szCs w:val="26"/>
+              </w:rPr>
+              <w:t>Đây là thanh tổng tiền cố định phía dưới màn hình:</w:t>
+            </w:r>
+          </w:p>
+          <w:p>
+            <w:pPr>
+              <w:numPr>
+                <w:ilvl w:val="0"/>
+                <w:numId w:val="21"/>
+              </w:numPr>
+              <w:rPr>
+                <w:rFonts w:ascii="Times New Roman" w:hAnsi="Times New Roman" w:cs="Times New Roman"/>
+                <w:sz w:val="26"/>
+                <w:szCs w:val="26"/>
+              </w:rPr>
+            </w:pPr>
+            <w:r>
+              <w:rPr>
+                <w:rFonts w:ascii="Times New Roman" w:hAnsi="Times New Roman" w:cs="Times New Roman"/>
+                <w:sz w:val="26"/>
+                <w:szCs w:val="26"/>
+              </w:rPr>
+              <w:t>trái: tổng tiền cần thanh toán</w:t>
+            </w:r>
+          </w:p>
+          <w:p>
+            <w:pPr>
+              <w:numPr>
+                <w:ilvl w:val="0"/>
+                <w:numId w:val="21"/>
+              </w:numPr>
+              <w:rPr>
+                <w:rFonts w:ascii="Times New Roman" w:hAnsi="Times New Roman" w:cs="Times New Roman"/>
+                <w:sz w:val="26"/>
+                <w:szCs w:val="26"/>
+              </w:rPr>
+            </w:pPr>
+            <w:r>
+              <w:rPr>
+                <w:rFonts w:ascii="Times New Roman" w:hAnsi="Times New Roman" w:cs="Times New Roman"/>
+                <w:sz w:val="26"/>
+                <w:szCs w:val="26"/>
+              </w:rPr>
+              <w:t>phải: nút thanh toán</w:t>
+            </w:r>
+          </w:p>
+          <w:p>
+            <w:pPr>
+              <w:rPr>
+                <w:rFonts w:ascii="Times New Roman" w:hAnsi="Times New Roman" w:cs="Times New Roman"/>
+                <w:sz w:val="26"/>
+                <w:szCs w:val="26"/>
+              </w:rPr>
+            </w:pPr>
+            <w:r>
+              <w:rPr>
+                <w:rFonts w:ascii="Times New Roman" w:hAnsi="Times New Roman" w:cs="Times New Roman"/>
+                <w:sz w:val="26"/>
+                <w:szCs w:val="26"/>
+              </w:rPr>
+              <w:t>Nút thanh toán là Pressable, có màu tím đậm và chữ trắng.</w:t>
+            </w:r>
+          </w:p>
+          <w:p>
+            <w:pPr>
+              <w:rPr>
+                <w:rFonts w:ascii="Times New Roman" w:hAnsi="Times New Roman" w:cs="Times New Roman"/>
+                <w:sz w:val="26"/>
+                <w:szCs w:val="26"/>
+              </w:rPr>
+            </w:pPr>
+          </w:p>
+          <w:p>
+            <w:pPr>
+              <w:rPr>
+                <w:rFonts w:ascii="Times New Roman" w:hAnsi="Times New Roman" w:cs="Times New Roman"/>
+                <w:sz w:val="26"/>
+                <w:szCs w:val="26"/>
+              </w:rPr>
+            </w:pPr>
+            <w:r>
+              <w:rPr>
+                <w:rFonts w:ascii="Times New Roman" w:hAnsi="Times New Roman" w:cs="Times New Roman"/>
+                <w:sz w:val="26"/>
+                <w:szCs w:val="26"/>
+              </w:rPr>
+              <w:t>Nói ngắn gọn, màn hình này có 3 phần chính:</w:t>
+            </w:r>
+          </w:p>
+          <w:p>
+            <w:pPr>
+              <w:numPr>
+                <w:ilvl w:val="0"/>
+                <w:numId w:val="22"/>
+              </w:numPr>
+              <w:rPr>
+                <w:rFonts w:ascii="Times New Roman" w:hAnsi="Times New Roman" w:cs="Times New Roman"/>
+                <w:sz w:val="26"/>
+                <w:szCs w:val="26"/>
+              </w:rPr>
+            </w:pPr>
+            <w:r>
+              <w:rPr>
+                <w:rFonts w:ascii="Times New Roman" w:hAnsi="Times New Roman" w:cs="Times New Roman"/>
+                <w:sz w:val="26"/>
+                <w:szCs w:val="26"/>
+              </w:rPr>
+              <w:t>Header: “Giỏ hàng”</w:t>
+            </w:r>
+          </w:p>
+          <w:p>
+            <w:pPr>
+              <w:numPr>
+                <w:ilvl w:val="0"/>
+                <w:numId w:val="22"/>
+              </w:numPr>
+              <w:rPr>
+                <w:rFonts w:ascii="Times New Roman" w:hAnsi="Times New Roman" w:cs="Times New Roman"/>
+                <w:sz w:val="26"/>
+                <w:szCs w:val="26"/>
+              </w:rPr>
+            </w:pPr>
+            <w:r>
+              <w:rPr>
+                <w:rFonts w:ascii="Times New Roman" w:hAnsi="Times New Roman" w:cs="Times New Roman"/>
+                <w:sz w:val="26"/>
+                <w:szCs w:val="26"/>
+              </w:rPr>
+              <w:t>ScrollView: danh sách các sản phẩm</w:t>
+            </w:r>
+          </w:p>
+          <w:p>
+            <w:pPr>
+              <w:numPr>
+                <w:ilvl w:val="0"/>
+                <w:numId w:val="22"/>
+              </w:numPr>
+              <w:rPr>
+                <w:rFonts w:ascii="Times New Roman" w:hAnsi="Times New Roman" w:cs="Times New Roman"/>
+                <w:sz w:val="26"/>
+                <w:szCs w:val="26"/>
+              </w:rPr>
+            </w:pPr>
+            <w:r>
+              <w:rPr>
+                <w:rFonts w:ascii="Times New Roman" w:hAnsi="Times New Roman" w:cs="Times New Roman"/>
+                <w:sz w:val="26"/>
+                <w:szCs w:val="26"/>
+              </w:rPr>
+              <w:t>totalBar: tổng tiền + nút thanh toán</w:t>
+            </w:r>
+          </w:p>
+          <w:p>
+            <w:pPr>
+              <w:rPr>
+                <w:rFonts w:ascii="Times New Roman" w:hAnsi="Times New Roman" w:cs="Times New Roman"/>
+                <w:sz w:val="26"/>
+                <w:szCs w:val="26"/>
+              </w:rPr>
+            </w:pPr>
+            <w:r>
+              <w:rPr>
+                <w:rFonts w:ascii="Times New Roman" w:hAnsi="Times New Roman" w:cs="Times New Roman"/>
+                <w:sz w:val="26"/>
+                <w:szCs w:val="26"/>
+              </w:rPr>
+              <w:t>Người</w:t>
+            </w:r>
+            <w:r>
+              <w:rPr>
+                <w:rFonts w:ascii="Times New Roman" w:hAnsi="Times New Roman" w:cs="Times New Roman"/>
+                <w:sz w:val="26"/>
+                <w:szCs w:val="26"/>
+              </w:rPr>
+              <w:t xml:space="preserve"> dùng có thể xem danh sách hàng, thấy tổng tiền ngay và vẫn có nút thanh toán dễ bấm.</w:t>
+            </w:r>
+          </w:p>
+        </w:tc>
+      </w:tr>
+    </w:tbl>
+    <w:p>
+      <w:pPr>
+        <w:rPr>
+          <w:b/>
+          <w:bCs/>
+          <w:sz w:val="32"/>
+          <w:szCs w:val="32"/>
+        </w:rPr>
+      </w:pPr>
+    </w:p>
+    <w:p>
+      <w:pPr>
+        <w:rPr>
+          <w:b/>
+          <w:bCs/>
+          <w:sz w:val="32"/>
+          <w:szCs w:val="32"/>
+        </w:rPr>
+      </w:pPr>
+    </w:p>
     <w:sectPr>
       <w:pgSz w:w="12240" w:h="15840"/>
       <w:pgMar w:top="1440" w:right="1440" w:bottom="1440" w:left="1440" w:header="720" w:footer="720" w:gutter="0"/>
@@ -3304,6 +7884,304 @@
     </w:lvl>
   </w:abstractNum>
   <w:abstractNum w:abstractNumId="1" w15:restartNumberingAfterBreak="0">
+    <w:nsid w:val="17D737AC"/>
+    <w:multiLevelType w:val="multilevel"/>
+    <w:tmpl w:val="EBC69CE8"/>
+    <w:lvl w:ilvl="0">
+      <w:start w:val="1"/>
+      <w:numFmt w:val="bullet"/>
+      <w:lvlText w:val=""/>
+      <w:lvlJc w:val="left"/>
+      <w:pPr>
+        <w:tabs>
+          <w:tab w:val="num" w:pos="720"/>
+        </w:tabs>
+        <w:ind w:left="720" w:hanging="360"/>
+      </w:pPr>
+      <w:rPr>
+        <w:rFonts w:ascii="Symbol" w:hAnsi="Symbol" w:hint="default"/>
+        <w:sz w:val="20"/>
+      </w:rPr>
+    </w:lvl>
+    <w:lvl w:ilvl="1" w:tentative="1">
+      <w:start w:val="1"/>
+      <w:numFmt w:val="bullet"/>
+      <w:lvlText w:val="o"/>
+      <w:lvlJc w:val="left"/>
+      <w:pPr>
+        <w:tabs>
+          <w:tab w:val="num" w:pos="1440"/>
+        </w:tabs>
+        <w:ind w:left="1440" w:hanging="360"/>
+      </w:pPr>
+      <w:rPr>
+        <w:rFonts w:ascii="Courier New" w:hAnsi="Courier New" w:hint="default"/>
+        <w:sz w:val="20"/>
+      </w:rPr>
+    </w:lvl>
+    <w:lvl w:ilvl="2" w:tentative="1">
+      <w:start w:val="1"/>
+      <w:numFmt w:val="bullet"/>
+      <w:lvlText w:val=""/>
+      <w:lvlJc w:val="left"/>
+      <w:pPr>
+        <w:tabs>
+          <w:tab w:val="num" w:pos="2160"/>
+        </w:tabs>
+        <w:ind w:left="2160" w:hanging="360"/>
+      </w:pPr>
+      <w:rPr>
+        <w:rFonts w:ascii="Wingdings" w:hAnsi="Wingdings" w:hint="default"/>
+        <w:sz w:val="20"/>
+      </w:rPr>
+    </w:lvl>
+    <w:lvl w:ilvl="3" w:tentative="1">
+      <w:start w:val="1"/>
+      <w:numFmt w:val="bullet"/>
+      <w:lvlText w:val=""/>
+      <w:lvlJc w:val="left"/>
+      <w:pPr>
+        <w:tabs>
+          <w:tab w:val="num" w:pos="2880"/>
+        </w:tabs>
+        <w:ind w:left="2880" w:hanging="360"/>
+      </w:pPr>
+      <w:rPr>
+        <w:rFonts w:ascii="Wingdings" w:hAnsi="Wingdings" w:hint="default"/>
+        <w:sz w:val="20"/>
+      </w:rPr>
+    </w:lvl>
+    <w:lvl w:ilvl="4" w:tentative="1">
+      <w:start w:val="1"/>
+      <w:numFmt w:val="bullet"/>
+      <w:lvlText w:val=""/>
+      <w:lvlJc w:val="left"/>
+      <w:pPr>
+        <w:tabs>
+          <w:tab w:val="num" w:pos="3600"/>
+        </w:tabs>
+        <w:ind w:left="3600" w:hanging="360"/>
+      </w:pPr>
+      <w:rPr>
+        <w:rFonts w:ascii="Wingdings" w:hAnsi="Wingdings" w:hint="default"/>
+        <w:sz w:val="20"/>
+      </w:rPr>
+    </w:lvl>
+    <w:lvl w:ilvl="5" w:tentative="1">
+      <w:start w:val="1"/>
+      <w:numFmt w:val="bullet"/>
+      <w:lvlText w:val=""/>
+      <w:lvlJc w:val="left"/>
+      <w:pPr>
+        <w:tabs>
+          <w:tab w:val="num" w:pos="4320"/>
+        </w:tabs>
+        <w:ind w:left="4320" w:hanging="360"/>
+      </w:pPr>
+      <w:rPr>
+        <w:rFonts w:ascii="Wingdings" w:hAnsi="Wingdings" w:hint="default"/>
+        <w:sz w:val="20"/>
+      </w:rPr>
+    </w:lvl>
+    <w:lvl w:ilvl="6" w:tentative="1">
+      <w:start w:val="1"/>
+      <w:numFmt w:val="bullet"/>
+      <w:lvlText w:val=""/>
+      <w:lvlJc w:val="left"/>
+      <w:pPr>
+        <w:tabs>
+          <w:tab w:val="num" w:pos="5040"/>
+        </w:tabs>
+        <w:ind w:left="5040" w:hanging="360"/>
+      </w:pPr>
+      <w:rPr>
+        <w:rFonts w:ascii="Wingdings" w:hAnsi="Wingdings" w:hint="default"/>
+        <w:sz w:val="20"/>
+      </w:rPr>
+    </w:lvl>
+    <w:lvl w:ilvl="7" w:tentative="1">
+      <w:start w:val="1"/>
+      <w:numFmt w:val="bullet"/>
+      <w:lvlText w:val=""/>
+      <w:lvlJc w:val="left"/>
+      <w:pPr>
+        <w:tabs>
+          <w:tab w:val="num" w:pos="5760"/>
+        </w:tabs>
+        <w:ind w:left="5760" w:hanging="360"/>
+      </w:pPr>
+      <w:rPr>
+        <w:rFonts w:ascii="Wingdings" w:hAnsi="Wingdings" w:hint="default"/>
+        <w:sz w:val="20"/>
+      </w:rPr>
+    </w:lvl>
+    <w:lvl w:ilvl="8" w:tentative="1">
+      <w:start w:val="1"/>
+      <w:numFmt w:val="bullet"/>
+      <w:lvlText w:val=""/>
+      <w:lvlJc w:val="left"/>
+      <w:pPr>
+        <w:tabs>
+          <w:tab w:val="num" w:pos="6480"/>
+        </w:tabs>
+        <w:ind w:left="6480" w:hanging="360"/>
+      </w:pPr>
+      <w:rPr>
+        <w:rFonts w:ascii="Wingdings" w:hAnsi="Wingdings" w:hint="default"/>
+        <w:sz w:val="20"/>
+      </w:rPr>
+    </w:lvl>
+  </w:abstractNum>
+  <w:abstractNum w:abstractNumId="2" w15:restartNumberingAfterBreak="0">
+    <w:nsid w:val="23A64F7B"/>
+    <w:multiLevelType w:val="multilevel"/>
+    <w:tmpl w:val="D6C252C4"/>
+    <w:lvl w:ilvl="0">
+      <w:start w:val="1"/>
+      <w:numFmt w:val="bullet"/>
+      <w:lvlText w:val=""/>
+      <w:lvlJc w:val="left"/>
+      <w:pPr>
+        <w:tabs>
+          <w:tab w:val="num" w:pos="720"/>
+        </w:tabs>
+        <w:ind w:left="720" w:hanging="360"/>
+      </w:pPr>
+      <w:rPr>
+        <w:rFonts w:ascii="Symbol" w:hAnsi="Symbol" w:hint="default"/>
+        <w:sz w:val="20"/>
+      </w:rPr>
+    </w:lvl>
+    <w:lvl w:ilvl="1" w:tentative="1">
+      <w:start w:val="1"/>
+      <w:numFmt w:val="bullet"/>
+      <w:lvlText w:val="o"/>
+      <w:lvlJc w:val="left"/>
+      <w:pPr>
+        <w:tabs>
+          <w:tab w:val="num" w:pos="1440"/>
+        </w:tabs>
+        <w:ind w:left="1440" w:hanging="360"/>
+      </w:pPr>
+      <w:rPr>
+        <w:rFonts w:ascii="Courier New" w:hAnsi="Courier New" w:hint="default"/>
+        <w:sz w:val="20"/>
+      </w:rPr>
+    </w:lvl>
+    <w:lvl w:ilvl="2" w:tentative="1">
+      <w:start w:val="1"/>
+      <w:numFmt w:val="bullet"/>
+      <w:lvlText w:val=""/>
+      <w:lvlJc w:val="left"/>
+      <w:pPr>
+        <w:tabs>
+          <w:tab w:val="num" w:pos="2160"/>
+        </w:tabs>
+        <w:ind w:left="2160" w:hanging="360"/>
+      </w:pPr>
+      <w:rPr>
+        <w:rFonts w:ascii="Wingdings" w:hAnsi="Wingdings" w:hint="default"/>
+        <w:sz w:val="20"/>
+      </w:rPr>
+    </w:lvl>
+    <w:lvl w:ilvl="3" w:tentative="1">
+      <w:start w:val="1"/>
+      <w:numFmt w:val="bullet"/>
+      <w:lvlText w:val=""/>
+      <w:lvlJc w:val="left"/>
+      <w:pPr>
+        <w:tabs>
+          <w:tab w:val="num" w:pos="2880"/>
+        </w:tabs>
+        <w:ind w:left="2880" w:hanging="360"/>
+      </w:pPr>
+      <w:rPr>
+        <w:rFonts w:ascii="Wingdings" w:hAnsi="Wingdings" w:hint="default"/>
+        <w:sz w:val="20"/>
+      </w:rPr>
+    </w:lvl>
+    <w:lvl w:ilvl="4" w:tentative="1">
+      <w:start w:val="1"/>
+      <w:numFmt w:val="bullet"/>
+      <w:lvlText w:val=""/>
+      <w:lvlJc w:val="left"/>
+      <w:pPr>
+        <w:tabs>
+          <w:tab w:val="num" w:pos="3600"/>
+        </w:tabs>
+        <w:ind w:left="3600" w:hanging="360"/>
+      </w:pPr>
+      <w:rPr>
+        <w:rFonts w:ascii="Wingdings" w:hAnsi="Wingdings" w:hint="default"/>
+        <w:sz w:val="20"/>
+      </w:rPr>
+    </w:lvl>
+    <w:lvl w:ilvl="5" w:tentative="1">
+      <w:start w:val="1"/>
+      <w:numFmt w:val="bullet"/>
+      <w:lvlText w:val=""/>
+      <w:lvlJc w:val="left"/>
+      <w:pPr>
+        <w:tabs>
+          <w:tab w:val="num" w:pos="4320"/>
+        </w:tabs>
+        <w:ind w:left="4320" w:hanging="360"/>
+      </w:pPr>
+      <w:rPr>
+        <w:rFonts w:ascii="Wingdings" w:hAnsi="Wingdings" w:hint="default"/>
+        <w:sz w:val="20"/>
+      </w:rPr>
+    </w:lvl>
+    <w:lvl w:ilvl="6" w:tentative="1">
+      <w:start w:val="1"/>
+      <w:numFmt w:val="bullet"/>
+      <w:lvlText w:val=""/>
+      <w:lvlJc w:val="left"/>
+      <w:pPr>
+        <w:tabs>
+          <w:tab w:val="num" w:pos="5040"/>
+        </w:tabs>
+        <w:ind w:left="5040" w:hanging="360"/>
+      </w:pPr>
+      <w:rPr>
+        <w:rFonts w:ascii="Wingdings" w:hAnsi="Wingdings" w:hint="default"/>
+        <w:sz w:val="20"/>
+      </w:rPr>
+    </w:lvl>
+    <w:lvl w:ilvl="7" w:tentative="1">
+      <w:start w:val="1"/>
+      <w:numFmt w:val="bullet"/>
+      <w:lvlText w:val=""/>
+      <w:lvlJc w:val="left"/>
+      <w:pPr>
+        <w:tabs>
+          <w:tab w:val="num" w:pos="5760"/>
+        </w:tabs>
+        <w:ind w:left="5760" w:hanging="360"/>
+      </w:pPr>
+      <w:rPr>
+        <w:rFonts w:ascii="Wingdings" w:hAnsi="Wingdings" w:hint="default"/>
+        <w:sz w:val="20"/>
+      </w:rPr>
+    </w:lvl>
+    <w:lvl w:ilvl="8" w:tentative="1">
+      <w:start w:val="1"/>
+      <w:numFmt w:val="bullet"/>
+      <w:lvlText w:val=""/>
+      <w:lvlJc w:val="left"/>
+      <w:pPr>
+        <w:tabs>
+          <w:tab w:val="num" w:pos="6480"/>
+        </w:tabs>
+        <w:ind w:left="6480" w:hanging="360"/>
+      </w:pPr>
+      <w:rPr>
+        <w:rFonts w:ascii="Wingdings" w:hAnsi="Wingdings" w:hint="default"/>
+        <w:sz w:val="20"/>
+      </w:rPr>
+    </w:lvl>
+  </w:abstractNum>
+  <w:abstractNum w:abstractNumId="3" w15:restartNumberingAfterBreak="0">
     <w:nsid w:val="280F0433"/>
     <w:multiLevelType w:val="multilevel"/>
     <w:tmpl w:val="6B40D17C"/>
@@ -3452,7 +8330,1646 @@
       </w:rPr>
     </w:lvl>
   </w:abstractNum>
-  <w:abstractNum w:abstractNumId="2" w15:restartNumberingAfterBreak="0">
+  <w:abstractNum w:abstractNumId="4" w15:restartNumberingAfterBreak="0">
+    <w:nsid w:val="2ADA28BE"/>
+    <w:multiLevelType w:val="multilevel"/>
+    <w:tmpl w:val="976A269A"/>
+    <w:lvl w:ilvl="0">
+      <w:start w:val="1"/>
+      <w:numFmt w:val="bullet"/>
+      <w:lvlText w:val=""/>
+      <w:lvlJc w:val="left"/>
+      <w:pPr>
+        <w:tabs>
+          <w:tab w:val="num" w:pos="720"/>
+        </w:tabs>
+        <w:ind w:left="720" w:hanging="360"/>
+      </w:pPr>
+      <w:rPr>
+        <w:rFonts w:ascii="Symbol" w:hAnsi="Symbol" w:hint="default"/>
+        <w:sz w:val="20"/>
+      </w:rPr>
+    </w:lvl>
+    <w:lvl w:ilvl="1" w:tentative="1">
+      <w:start w:val="1"/>
+      <w:numFmt w:val="bullet"/>
+      <w:lvlText w:val="o"/>
+      <w:lvlJc w:val="left"/>
+      <w:pPr>
+        <w:tabs>
+          <w:tab w:val="num" w:pos="1440"/>
+        </w:tabs>
+        <w:ind w:left="1440" w:hanging="360"/>
+      </w:pPr>
+      <w:rPr>
+        <w:rFonts w:ascii="Courier New" w:hAnsi="Courier New" w:hint="default"/>
+        <w:sz w:val="20"/>
+      </w:rPr>
+    </w:lvl>
+    <w:lvl w:ilvl="2" w:tentative="1">
+      <w:start w:val="1"/>
+      <w:numFmt w:val="bullet"/>
+      <w:lvlText w:val=""/>
+      <w:lvlJc w:val="left"/>
+      <w:pPr>
+        <w:tabs>
+          <w:tab w:val="num" w:pos="2160"/>
+        </w:tabs>
+        <w:ind w:left="2160" w:hanging="360"/>
+      </w:pPr>
+      <w:rPr>
+        <w:rFonts w:ascii="Wingdings" w:hAnsi="Wingdings" w:hint="default"/>
+        <w:sz w:val="20"/>
+      </w:rPr>
+    </w:lvl>
+    <w:lvl w:ilvl="3" w:tentative="1">
+      <w:start w:val="1"/>
+      <w:numFmt w:val="bullet"/>
+      <w:lvlText w:val=""/>
+      <w:lvlJc w:val="left"/>
+      <w:pPr>
+        <w:tabs>
+          <w:tab w:val="num" w:pos="2880"/>
+        </w:tabs>
+        <w:ind w:left="2880" w:hanging="360"/>
+      </w:pPr>
+      <w:rPr>
+        <w:rFonts w:ascii="Wingdings" w:hAnsi="Wingdings" w:hint="default"/>
+        <w:sz w:val="20"/>
+      </w:rPr>
+    </w:lvl>
+    <w:lvl w:ilvl="4" w:tentative="1">
+      <w:start w:val="1"/>
+      <w:numFmt w:val="bullet"/>
+      <w:lvlText w:val=""/>
+      <w:lvlJc w:val="left"/>
+      <w:pPr>
+        <w:tabs>
+          <w:tab w:val="num" w:pos="3600"/>
+        </w:tabs>
+        <w:ind w:left="3600" w:hanging="360"/>
+      </w:pPr>
+      <w:rPr>
+        <w:rFonts w:ascii="Wingdings" w:hAnsi="Wingdings" w:hint="default"/>
+        <w:sz w:val="20"/>
+      </w:rPr>
+    </w:lvl>
+    <w:lvl w:ilvl="5" w:tentative="1">
+      <w:start w:val="1"/>
+      <w:numFmt w:val="bullet"/>
+      <w:lvlText w:val=""/>
+      <w:lvlJc w:val="left"/>
+      <w:pPr>
+        <w:tabs>
+          <w:tab w:val="num" w:pos="4320"/>
+        </w:tabs>
+        <w:ind w:left="4320" w:hanging="360"/>
+      </w:pPr>
+      <w:rPr>
+        <w:rFonts w:ascii="Wingdings" w:hAnsi="Wingdings" w:hint="default"/>
+        <w:sz w:val="20"/>
+      </w:rPr>
+    </w:lvl>
+    <w:lvl w:ilvl="6" w:tentative="1">
+      <w:start w:val="1"/>
+      <w:numFmt w:val="bullet"/>
+      <w:lvlText w:val=""/>
+      <w:lvlJc w:val="left"/>
+      <w:pPr>
+        <w:tabs>
+          <w:tab w:val="num" w:pos="5040"/>
+        </w:tabs>
+        <w:ind w:left="5040" w:hanging="360"/>
+      </w:pPr>
+      <w:rPr>
+        <w:rFonts w:ascii="Wingdings" w:hAnsi="Wingdings" w:hint="default"/>
+        <w:sz w:val="20"/>
+      </w:rPr>
+    </w:lvl>
+    <w:lvl w:ilvl="7" w:tentative="1">
+      <w:start w:val="1"/>
+      <w:numFmt w:val="bullet"/>
+      <w:lvlText w:val=""/>
+      <w:lvlJc w:val="left"/>
+      <w:pPr>
+        <w:tabs>
+          <w:tab w:val="num" w:pos="5760"/>
+        </w:tabs>
+        <w:ind w:left="5760" w:hanging="360"/>
+      </w:pPr>
+      <w:rPr>
+        <w:rFonts w:ascii="Wingdings" w:hAnsi="Wingdings" w:hint="default"/>
+        <w:sz w:val="20"/>
+      </w:rPr>
+    </w:lvl>
+    <w:lvl w:ilvl="8" w:tentative="1">
+      <w:start w:val="1"/>
+      <w:numFmt w:val="bullet"/>
+      <w:lvlText w:val=""/>
+      <w:lvlJc w:val="left"/>
+      <w:pPr>
+        <w:tabs>
+          <w:tab w:val="num" w:pos="6480"/>
+        </w:tabs>
+        <w:ind w:left="6480" w:hanging="360"/>
+      </w:pPr>
+      <w:rPr>
+        <w:rFonts w:ascii="Wingdings" w:hAnsi="Wingdings" w:hint="default"/>
+        <w:sz w:val="20"/>
+      </w:rPr>
+    </w:lvl>
+  </w:abstractNum>
+  <w:abstractNum w:abstractNumId="5" w15:restartNumberingAfterBreak="0">
+    <w:nsid w:val="2EA352B4"/>
+    <w:multiLevelType w:val="multilevel"/>
+    <w:tmpl w:val="F5F8EAFA"/>
+    <w:lvl w:ilvl="0">
+      <w:start w:val="1"/>
+      <w:numFmt w:val="bullet"/>
+      <w:lvlText w:val=""/>
+      <w:lvlJc w:val="left"/>
+      <w:pPr>
+        <w:tabs>
+          <w:tab w:val="num" w:pos="720"/>
+        </w:tabs>
+        <w:ind w:left="720" w:hanging="360"/>
+      </w:pPr>
+      <w:rPr>
+        <w:rFonts w:ascii="Symbol" w:hAnsi="Symbol" w:hint="default"/>
+        <w:sz w:val="20"/>
+      </w:rPr>
+    </w:lvl>
+    <w:lvl w:ilvl="1" w:tentative="1">
+      <w:start w:val="1"/>
+      <w:numFmt w:val="bullet"/>
+      <w:lvlText w:val="o"/>
+      <w:lvlJc w:val="left"/>
+      <w:pPr>
+        <w:tabs>
+          <w:tab w:val="num" w:pos="1440"/>
+        </w:tabs>
+        <w:ind w:left="1440" w:hanging="360"/>
+      </w:pPr>
+      <w:rPr>
+        <w:rFonts w:ascii="Courier New" w:hAnsi="Courier New" w:hint="default"/>
+        <w:sz w:val="20"/>
+      </w:rPr>
+    </w:lvl>
+    <w:lvl w:ilvl="2" w:tentative="1">
+      <w:start w:val="1"/>
+      <w:numFmt w:val="bullet"/>
+      <w:lvlText w:val=""/>
+      <w:lvlJc w:val="left"/>
+      <w:pPr>
+        <w:tabs>
+          <w:tab w:val="num" w:pos="2160"/>
+        </w:tabs>
+        <w:ind w:left="2160" w:hanging="360"/>
+      </w:pPr>
+      <w:rPr>
+        <w:rFonts w:ascii="Wingdings" w:hAnsi="Wingdings" w:hint="default"/>
+        <w:sz w:val="20"/>
+      </w:rPr>
+    </w:lvl>
+    <w:lvl w:ilvl="3" w:tentative="1">
+      <w:start w:val="1"/>
+      <w:numFmt w:val="bullet"/>
+      <w:lvlText w:val=""/>
+      <w:lvlJc w:val="left"/>
+      <w:pPr>
+        <w:tabs>
+          <w:tab w:val="num" w:pos="2880"/>
+        </w:tabs>
+        <w:ind w:left="2880" w:hanging="360"/>
+      </w:pPr>
+      <w:rPr>
+        <w:rFonts w:ascii="Wingdings" w:hAnsi="Wingdings" w:hint="default"/>
+        <w:sz w:val="20"/>
+      </w:rPr>
+    </w:lvl>
+    <w:lvl w:ilvl="4" w:tentative="1">
+      <w:start w:val="1"/>
+      <w:numFmt w:val="bullet"/>
+      <w:lvlText w:val=""/>
+      <w:lvlJc w:val="left"/>
+      <w:pPr>
+        <w:tabs>
+          <w:tab w:val="num" w:pos="3600"/>
+        </w:tabs>
+        <w:ind w:left="3600" w:hanging="360"/>
+      </w:pPr>
+      <w:rPr>
+        <w:rFonts w:ascii="Wingdings" w:hAnsi="Wingdings" w:hint="default"/>
+        <w:sz w:val="20"/>
+      </w:rPr>
+    </w:lvl>
+    <w:lvl w:ilvl="5" w:tentative="1">
+      <w:start w:val="1"/>
+      <w:numFmt w:val="bullet"/>
+      <w:lvlText w:val=""/>
+      <w:lvlJc w:val="left"/>
+      <w:pPr>
+        <w:tabs>
+          <w:tab w:val="num" w:pos="4320"/>
+        </w:tabs>
+        <w:ind w:left="4320" w:hanging="360"/>
+      </w:pPr>
+      <w:rPr>
+        <w:rFonts w:ascii="Wingdings" w:hAnsi="Wingdings" w:hint="default"/>
+        <w:sz w:val="20"/>
+      </w:rPr>
+    </w:lvl>
+    <w:lvl w:ilvl="6" w:tentative="1">
+      <w:start w:val="1"/>
+      <w:numFmt w:val="bullet"/>
+      <w:lvlText w:val=""/>
+      <w:lvlJc w:val="left"/>
+      <w:pPr>
+        <w:tabs>
+          <w:tab w:val="num" w:pos="5040"/>
+        </w:tabs>
+        <w:ind w:left="5040" w:hanging="360"/>
+      </w:pPr>
+      <w:rPr>
+        <w:rFonts w:ascii="Wingdings" w:hAnsi="Wingdings" w:hint="default"/>
+        <w:sz w:val="20"/>
+      </w:rPr>
+    </w:lvl>
+    <w:lvl w:ilvl="7" w:tentative="1">
+      <w:start w:val="1"/>
+      <w:numFmt w:val="bullet"/>
+      <w:lvlText w:val=""/>
+      <w:lvlJc w:val="left"/>
+      <w:pPr>
+        <w:tabs>
+          <w:tab w:val="num" w:pos="5760"/>
+        </w:tabs>
+        <w:ind w:left="5760" w:hanging="360"/>
+      </w:pPr>
+      <w:rPr>
+        <w:rFonts w:ascii="Wingdings" w:hAnsi="Wingdings" w:hint="default"/>
+        <w:sz w:val="20"/>
+      </w:rPr>
+    </w:lvl>
+    <w:lvl w:ilvl="8" w:tentative="1">
+      <w:start w:val="1"/>
+      <w:numFmt w:val="bullet"/>
+      <w:lvlText w:val=""/>
+      <w:lvlJc w:val="left"/>
+      <w:pPr>
+        <w:tabs>
+          <w:tab w:val="num" w:pos="6480"/>
+        </w:tabs>
+        <w:ind w:left="6480" w:hanging="360"/>
+      </w:pPr>
+      <w:rPr>
+        <w:rFonts w:ascii="Wingdings" w:hAnsi="Wingdings" w:hint="default"/>
+        <w:sz w:val="20"/>
+      </w:rPr>
+    </w:lvl>
+  </w:abstractNum>
+  <w:abstractNum w:abstractNumId="6" w15:restartNumberingAfterBreak="0">
+    <w:nsid w:val="33253DBF"/>
+    <w:multiLevelType w:val="multilevel"/>
+    <w:tmpl w:val="23C47EAE"/>
+    <w:lvl w:ilvl="0">
+      <w:start w:val="1"/>
+      <w:numFmt w:val="bullet"/>
+      <w:lvlText w:val=""/>
+      <w:lvlJc w:val="left"/>
+      <w:pPr>
+        <w:tabs>
+          <w:tab w:val="num" w:pos="720"/>
+        </w:tabs>
+        <w:ind w:left="720" w:hanging="360"/>
+      </w:pPr>
+      <w:rPr>
+        <w:rFonts w:ascii="Symbol" w:hAnsi="Symbol" w:hint="default"/>
+        <w:sz w:val="20"/>
+      </w:rPr>
+    </w:lvl>
+    <w:lvl w:ilvl="1" w:tentative="1">
+      <w:start w:val="1"/>
+      <w:numFmt w:val="bullet"/>
+      <w:lvlText w:val="o"/>
+      <w:lvlJc w:val="left"/>
+      <w:pPr>
+        <w:tabs>
+          <w:tab w:val="num" w:pos="1440"/>
+        </w:tabs>
+        <w:ind w:left="1440" w:hanging="360"/>
+      </w:pPr>
+      <w:rPr>
+        <w:rFonts w:ascii="Courier New" w:hAnsi="Courier New" w:hint="default"/>
+        <w:sz w:val="20"/>
+      </w:rPr>
+    </w:lvl>
+    <w:lvl w:ilvl="2" w:tentative="1">
+      <w:start w:val="1"/>
+      <w:numFmt w:val="bullet"/>
+      <w:lvlText w:val=""/>
+      <w:lvlJc w:val="left"/>
+      <w:pPr>
+        <w:tabs>
+          <w:tab w:val="num" w:pos="2160"/>
+        </w:tabs>
+        <w:ind w:left="2160" w:hanging="360"/>
+      </w:pPr>
+      <w:rPr>
+        <w:rFonts w:ascii="Wingdings" w:hAnsi="Wingdings" w:hint="default"/>
+        <w:sz w:val="20"/>
+      </w:rPr>
+    </w:lvl>
+    <w:lvl w:ilvl="3" w:tentative="1">
+      <w:start w:val="1"/>
+      <w:numFmt w:val="bullet"/>
+      <w:lvlText w:val=""/>
+      <w:lvlJc w:val="left"/>
+      <w:pPr>
+        <w:tabs>
+          <w:tab w:val="num" w:pos="2880"/>
+        </w:tabs>
+        <w:ind w:left="2880" w:hanging="360"/>
+      </w:pPr>
+      <w:rPr>
+        <w:rFonts w:ascii="Wingdings" w:hAnsi="Wingdings" w:hint="default"/>
+        <w:sz w:val="20"/>
+      </w:rPr>
+    </w:lvl>
+    <w:lvl w:ilvl="4" w:tentative="1">
+      <w:start w:val="1"/>
+      <w:numFmt w:val="bullet"/>
+      <w:lvlText w:val=""/>
+      <w:lvlJc w:val="left"/>
+      <w:pPr>
+        <w:tabs>
+          <w:tab w:val="num" w:pos="3600"/>
+        </w:tabs>
+        <w:ind w:left="3600" w:hanging="360"/>
+      </w:pPr>
+      <w:rPr>
+        <w:rFonts w:ascii="Wingdings" w:hAnsi="Wingdings" w:hint="default"/>
+        <w:sz w:val="20"/>
+      </w:rPr>
+    </w:lvl>
+    <w:lvl w:ilvl="5" w:tentative="1">
+      <w:start w:val="1"/>
+      <w:numFmt w:val="bullet"/>
+      <w:lvlText w:val=""/>
+      <w:lvlJc w:val="left"/>
+      <w:pPr>
+        <w:tabs>
+          <w:tab w:val="num" w:pos="4320"/>
+        </w:tabs>
+        <w:ind w:left="4320" w:hanging="360"/>
+      </w:pPr>
+      <w:rPr>
+        <w:rFonts w:ascii="Wingdings" w:hAnsi="Wingdings" w:hint="default"/>
+        <w:sz w:val="20"/>
+      </w:rPr>
+    </w:lvl>
+    <w:lvl w:ilvl="6" w:tentative="1">
+      <w:start w:val="1"/>
+      <w:numFmt w:val="bullet"/>
+      <w:lvlText w:val=""/>
+      <w:lvlJc w:val="left"/>
+      <w:pPr>
+        <w:tabs>
+          <w:tab w:val="num" w:pos="5040"/>
+        </w:tabs>
+        <w:ind w:left="5040" w:hanging="360"/>
+      </w:pPr>
+      <w:rPr>
+        <w:rFonts w:ascii="Wingdings" w:hAnsi="Wingdings" w:hint="default"/>
+        <w:sz w:val="20"/>
+      </w:rPr>
+    </w:lvl>
+    <w:lvl w:ilvl="7" w:tentative="1">
+      <w:start w:val="1"/>
+      <w:numFmt w:val="bullet"/>
+      <w:lvlText w:val=""/>
+      <w:lvlJc w:val="left"/>
+      <w:pPr>
+        <w:tabs>
+          <w:tab w:val="num" w:pos="5760"/>
+        </w:tabs>
+        <w:ind w:left="5760" w:hanging="360"/>
+      </w:pPr>
+      <w:rPr>
+        <w:rFonts w:ascii="Wingdings" w:hAnsi="Wingdings" w:hint="default"/>
+        <w:sz w:val="20"/>
+      </w:rPr>
+    </w:lvl>
+    <w:lvl w:ilvl="8" w:tentative="1">
+      <w:start w:val="1"/>
+      <w:numFmt w:val="bullet"/>
+      <w:lvlText w:val=""/>
+      <w:lvlJc w:val="left"/>
+      <w:pPr>
+        <w:tabs>
+          <w:tab w:val="num" w:pos="6480"/>
+        </w:tabs>
+        <w:ind w:left="6480" w:hanging="360"/>
+      </w:pPr>
+      <w:rPr>
+        <w:rFonts w:ascii="Wingdings" w:hAnsi="Wingdings" w:hint="default"/>
+        <w:sz w:val="20"/>
+      </w:rPr>
+    </w:lvl>
+  </w:abstractNum>
+  <w:abstractNum w:abstractNumId="7" w15:restartNumberingAfterBreak="0">
+    <w:nsid w:val="37201434"/>
+    <w:multiLevelType w:val="multilevel"/>
+    <w:tmpl w:val="7688B57C"/>
+    <w:lvl w:ilvl="0">
+      <w:start w:val="1"/>
+      <w:numFmt w:val="bullet"/>
+      <w:lvlText w:val=""/>
+      <w:lvlJc w:val="left"/>
+      <w:pPr>
+        <w:tabs>
+          <w:tab w:val="num" w:pos="720"/>
+        </w:tabs>
+        <w:ind w:left="720" w:hanging="360"/>
+      </w:pPr>
+      <w:rPr>
+        <w:rFonts w:ascii="Symbol" w:hAnsi="Symbol" w:hint="default"/>
+        <w:sz w:val="20"/>
+      </w:rPr>
+    </w:lvl>
+    <w:lvl w:ilvl="1" w:tentative="1">
+      <w:start w:val="1"/>
+      <w:numFmt w:val="bullet"/>
+      <w:lvlText w:val="o"/>
+      <w:lvlJc w:val="left"/>
+      <w:pPr>
+        <w:tabs>
+          <w:tab w:val="num" w:pos="1440"/>
+        </w:tabs>
+        <w:ind w:left="1440" w:hanging="360"/>
+      </w:pPr>
+      <w:rPr>
+        <w:rFonts w:ascii="Courier New" w:hAnsi="Courier New" w:hint="default"/>
+        <w:sz w:val="20"/>
+      </w:rPr>
+    </w:lvl>
+    <w:lvl w:ilvl="2" w:tentative="1">
+      <w:start w:val="1"/>
+      <w:numFmt w:val="bullet"/>
+      <w:lvlText w:val=""/>
+      <w:lvlJc w:val="left"/>
+      <w:pPr>
+        <w:tabs>
+          <w:tab w:val="num" w:pos="2160"/>
+        </w:tabs>
+        <w:ind w:left="2160" w:hanging="360"/>
+      </w:pPr>
+      <w:rPr>
+        <w:rFonts w:ascii="Wingdings" w:hAnsi="Wingdings" w:hint="default"/>
+        <w:sz w:val="20"/>
+      </w:rPr>
+    </w:lvl>
+    <w:lvl w:ilvl="3" w:tentative="1">
+      <w:start w:val="1"/>
+      <w:numFmt w:val="bullet"/>
+      <w:lvlText w:val=""/>
+      <w:lvlJc w:val="left"/>
+      <w:pPr>
+        <w:tabs>
+          <w:tab w:val="num" w:pos="2880"/>
+        </w:tabs>
+        <w:ind w:left="2880" w:hanging="360"/>
+      </w:pPr>
+      <w:rPr>
+        <w:rFonts w:ascii="Wingdings" w:hAnsi="Wingdings" w:hint="default"/>
+        <w:sz w:val="20"/>
+      </w:rPr>
+    </w:lvl>
+    <w:lvl w:ilvl="4" w:tentative="1">
+      <w:start w:val="1"/>
+      <w:numFmt w:val="bullet"/>
+      <w:lvlText w:val=""/>
+      <w:lvlJc w:val="left"/>
+      <w:pPr>
+        <w:tabs>
+          <w:tab w:val="num" w:pos="3600"/>
+        </w:tabs>
+        <w:ind w:left="3600" w:hanging="360"/>
+      </w:pPr>
+      <w:rPr>
+        <w:rFonts w:ascii="Wingdings" w:hAnsi="Wingdings" w:hint="default"/>
+        <w:sz w:val="20"/>
+      </w:rPr>
+    </w:lvl>
+    <w:lvl w:ilvl="5" w:tentative="1">
+      <w:start w:val="1"/>
+      <w:numFmt w:val="bullet"/>
+      <w:lvlText w:val=""/>
+      <w:lvlJc w:val="left"/>
+      <w:pPr>
+        <w:tabs>
+          <w:tab w:val="num" w:pos="4320"/>
+        </w:tabs>
+        <w:ind w:left="4320" w:hanging="360"/>
+      </w:pPr>
+      <w:rPr>
+        <w:rFonts w:ascii="Wingdings" w:hAnsi="Wingdings" w:hint="default"/>
+        <w:sz w:val="20"/>
+      </w:rPr>
+    </w:lvl>
+    <w:lvl w:ilvl="6" w:tentative="1">
+      <w:start w:val="1"/>
+      <w:numFmt w:val="bullet"/>
+      <w:lvlText w:val=""/>
+      <w:lvlJc w:val="left"/>
+      <w:pPr>
+        <w:tabs>
+          <w:tab w:val="num" w:pos="5040"/>
+        </w:tabs>
+        <w:ind w:left="5040" w:hanging="360"/>
+      </w:pPr>
+      <w:rPr>
+        <w:rFonts w:ascii="Wingdings" w:hAnsi="Wingdings" w:hint="default"/>
+        <w:sz w:val="20"/>
+      </w:rPr>
+    </w:lvl>
+    <w:lvl w:ilvl="7" w:tentative="1">
+      <w:start w:val="1"/>
+      <w:numFmt w:val="bullet"/>
+      <w:lvlText w:val=""/>
+      <w:lvlJc w:val="left"/>
+      <w:pPr>
+        <w:tabs>
+          <w:tab w:val="num" w:pos="5760"/>
+        </w:tabs>
+        <w:ind w:left="5760" w:hanging="360"/>
+      </w:pPr>
+      <w:rPr>
+        <w:rFonts w:ascii="Wingdings" w:hAnsi="Wingdings" w:hint="default"/>
+        <w:sz w:val="20"/>
+      </w:rPr>
+    </w:lvl>
+    <w:lvl w:ilvl="8" w:tentative="1">
+      <w:start w:val="1"/>
+      <w:numFmt w:val="bullet"/>
+      <w:lvlText w:val=""/>
+      <w:lvlJc w:val="left"/>
+      <w:pPr>
+        <w:tabs>
+          <w:tab w:val="num" w:pos="6480"/>
+        </w:tabs>
+        <w:ind w:left="6480" w:hanging="360"/>
+      </w:pPr>
+      <w:rPr>
+        <w:rFonts w:ascii="Wingdings" w:hAnsi="Wingdings" w:hint="default"/>
+        <w:sz w:val="20"/>
+      </w:rPr>
+    </w:lvl>
+  </w:abstractNum>
+  <w:abstractNum w:abstractNumId="8" w15:restartNumberingAfterBreak="0">
+    <w:nsid w:val="3D896AC5"/>
+    <w:multiLevelType w:val="multilevel"/>
+    <w:tmpl w:val="BDF4E96E"/>
+    <w:lvl w:ilvl="0">
+      <w:start w:val="1"/>
+      <w:numFmt w:val="bullet"/>
+      <w:lvlText w:val=""/>
+      <w:lvlJc w:val="left"/>
+      <w:pPr>
+        <w:tabs>
+          <w:tab w:val="num" w:pos="720"/>
+        </w:tabs>
+        <w:ind w:left="720" w:hanging="360"/>
+      </w:pPr>
+      <w:rPr>
+        <w:rFonts w:ascii="Symbol" w:hAnsi="Symbol" w:hint="default"/>
+        <w:sz w:val="20"/>
+      </w:rPr>
+    </w:lvl>
+    <w:lvl w:ilvl="1" w:tentative="1">
+      <w:start w:val="1"/>
+      <w:numFmt w:val="bullet"/>
+      <w:lvlText w:val="o"/>
+      <w:lvlJc w:val="left"/>
+      <w:pPr>
+        <w:tabs>
+          <w:tab w:val="num" w:pos="1440"/>
+        </w:tabs>
+        <w:ind w:left="1440" w:hanging="360"/>
+      </w:pPr>
+      <w:rPr>
+        <w:rFonts w:ascii="Courier New" w:hAnsi="Courier New" w:hint="default"/>
+        <w:sz w:val="20"/>
+      </w:rPr>
+    </w:lvl>
+    <w:lvl w:ilvl="2" w:tentative="1">
+      <w:start w:val="1"/>
+      <w:numFmt w:val="bullet"/>
+      <w:lvlText w:val=""/>
+      <w:lvlJc w:val="left"/>
+      <w:pPr>
+        <w:tabs>
+          <w:tab w:val="num" w:pos="2160"/>
+        </w:tabs>
+        <w:ind w:left="2160" w:hanging="360"/>
+      </w:pPr>
+      <w:rPr>
+        <w:rFonts w:ascii="Wingdings" w:hAnsi="Wingdings" w:hint="default"/>
+        <w:sz w:val="20"/>
+      </w:rPr>
+    </w:lvl>
+    <w:lvl w:ilvl="3" w:tentative="1">
+      <w:start w:val="1"/>
+      <w:numFmt w:val="bullet"/>
+      <w:lvlText w:val=""/>
+      <w:lvlJc w:val="left"/>
+      <w:pPr>
+        <w:tabs>
+          <w:tab w:val="num" w:pos="2880"/>
+        </w:tabs>
+        <w:ind w:left="2880" w:hanging="360"/>
+      </w:pPr>
+      <w:rPr>
+        <w:rFonts w:ascii="Wingdings" w:hAnsi="Wingdings" w:hint="default"/>
+        <w:sz w:val="20"/>
+      </w:rPr>
+    </w:lvl>
+    <w:lvl w:ilvl="4" w:tentative="1">
+      <w:start w:val="1"/>
+      <w:numFmt w:val="bullet"/>
+      <w:lvlText w:val=""/>
+      <w:lvlJc w:val="left"/>
+      <w:pPr>
+        <w:tabs>
+          <w:tab w:val="num" w:pos="3600"/>
+        </w:tabs>
+        <w:ind w:left="3600" w:hanging="360"/>
+      </w:pPr>
+      <w:rPr>
+        <w:rFonts w:ascii="Wingdings" w:hAnsi="Wingdings" w:hint="default"/>
+        <w:sz w:val="20"/>
+      </w:rPr>
+    </w:lvl>
+    <w:lvl w:ilvl="5" w:tentative="1">
+      <w:start w:val="1"/>
+      <w:numFmt w:val="bullet"/>
+      <w:lvlText w:val=""/>
+      <w:lvlJc w:val="left"/>
+      <w:pPr>
+        <w:tabs>
+          <w:tab w:val="num" w:pos="4320"/>
+        </w:tabs>
+        <w:ind w:left="4320" w:hanging="360"/>
+      </w:pPr>
+      <w:rPr>
+        <w:rFonts w:ascii="Wingdings" w:hAnsi="Wingdings" w:hint="default"/>
+        <w:sz w:val="20"/>
+      </w:rPr>
+    </w:lvl>
+    <w:lvl w:ilvl="6" w:tentative="1">
+      <w:start w:val="1"/>
+      <w:numFmt w:val="bullet"/>
+      <w:lvlText w:val=""/>
+      <w:lvlJc w:val="left"/>
+      <w:pPr>
+        <w:tabs>
+          <w:tab w:val="num" w:pos="5040"/>
+        </w:tabs>
+        <w:ind w:left="5040" w:hanging="360"/>
+      </w:pPr>
+      <w:rPr>
+        <w:rFonts w:ascii="Wingdings" w:hAnsi="Wingdings" w:hint="default"/>
+        <w:sz w:val="20"/>
+      </w:rPr>
+    </w:lvl>
+    <w:lvl w:ilvl="7" w:tentative="1">
+      <w:start w:val="1"/>
+      <w:numFmt w:val="bullet"/>
+      <w:lvlText w:val=""/>
+      <w:lvlJc w:val="left"/>
+      <w:pPr>
+        <w:tabs>
+          <w:tab w:val="num" w:pos="5760"/>
+        </w:tabs>
+        <w:ind w:left="5760" w:hanging="360"/>
+      </w:pPr>
+      <w:rPr>
+        <w:rFonts w:ascii="Wingdings" w:hAnsi="Wingdings" w:hint="default"/>
+        <w:sz w:val="20"/>
+      </w:rPr>
+    </w:lvl>
+    <w:lvl w:ilvl="8" w:tentative="1">
+      <w:start w:val="1"/>
+      <w:numFmt w:val="bullet"/>
+      <w:lvlText w:val=""/>
+      <w:lvlJc w:val="left"/>
+      <w:pPr>
+        <w:tabs>
+          <w:tab w:val="num" w:pos="6480"/>
+        </w:tabs>
+        <w:ind w:left="6480" w:hanging="360"/>
+      </w:pPr>
+      <w:rPr>
+        <w:rFonts w:ascii="Wingdings" w:hAnsi="Wingdings" w:hint="default"/>
+        <w:sz w:val="20"/>
+      </w:rPr>
+    </w:lvl>
+  </w:abstractNum>
+  <w:abstractNum w:abstractNumId="9" w15:restartNumberingAfterBreak="0">
+    <w:nsid w:val="3F4F7A4C"/>
+    <w:multiLevelType w:val="multilevel"/>
+    <w:tmpl w:val="F4284434"/>
+    <w:lvl w:ilvl="0">
+      <w:start w:val="1"/>
+      <w:numFmt w:val="bullet"/>
+      <w:lvlText w:val=""/>
+      <w:lvlJc w:val="left"/>
+      <w:pPr>
+        <w:tabs>
+          <w:tab w:val="num" w:pos="720"/>
+        </w:tabs>
+        <w:ind w:left="720" w:hanging="360"/>
+      </w:pPr>
+      <w:rPr>
+        <w:rFonts w:ascii="Symbol" w:hAnsi="Symbol" w:hint="default"/>
+        <w:sz w:val="20"/>
+      </w:rPr>
+    </w:lvl>
+    <w:lvl w:ilvl="1" w:tentative="1">
+      <w:start w:val="1"/>
+      <w:numFmt w:val="bullet"/>
+      <w:lvlText w:val="o"/>
+      <w:lvlJc w:val="left"/>
+      <w:pPr>
+        <w:tabs>
+          <w:tab w:val="num" w:pos="1440"/>
+        </w:tabs>
+        <w:ind w:left="1440" w:hanging="360"/>
+      </w:pPr>
+      <w:rPr>
+        <w:rFonts w:ascii="Courier New" w:hAnsi="Courier New" w:hint="default"/>
+        <w:sz w:val="20"/>
+      </w:rPr>
+    </w:lvl>
+    <w:lvl w:ilvl="2" w:tentative="1">
+      <w:start w:val="1"/>
+      <w:numFmt w:val="bullet"/>
+      <w:lvlText w:val=""/>
+      <w:lvlJc w:val="left"/>
+      <w:pPr>
+        <w:tabs>
+          <w:tab w:val="num" w:pos="2160"/>
+        </w:tabs>
+        <w:ind w:left="2160" w:hanging="360"/>
+      </w:pPr>
+      <w:rPr>
+        <w:rFonts w:ascii="Wingdings" w:hAnsi="Wingdings" w:hint="default"/>
+        <w:sz w:val="20"/>
+      </w:rPr>
+    </w:lvl>
+    <w:lvl w:ilvl="3" w:tentative="1">
+      <w:start w:val="1"/>
+      <w:numFmt w:val="bullet"/>
+      <w:lvlText w:val=""/>
+      <w:lvlJc w:val="left"/>
+      <w:pPr>
+        <w:tabs>
+          <w:tab w:val="num" w:pos="2880"/>
+        </w:tabs>
+        <w:ind w:left="2880" w:hanging="360"/>
+      </w:pPr>
+      <w:rPr>
+        <w:rFonts w:ascii="Wingdings" w:hAnsi="Wingdings" w:hint="default"/>
+        <w:sz w:val="20"/>
+      </w:rPr>
+    </w:lvl>
+    <w:lvl w:ilvl="4" w:tentative="1">
+      <w:start w:val="1"/>
+      <w:numFmt w:val="bullet"/>
+      <w:lvlText w:val=""/>
+      <w:lvlJc w:val="left"/>
+      <w:pPr>
+        <w:tabs>
+          <w:tab w:val="num" w:pos="3600"/>
+        </w:tabs>
+        <w:ind w:left="3600" w:hanging="360"/>
+      </w:pPr>
+      <w:rPr>
+        <w:rFonts w:ascii="Wingdings" w:hAnsi="Wingdings" w:hint="default"/>
+        <w:sz w:val="20"/>
+      </w:rPr>
+    </w:lvl>
+    <w:lvl w:ilvl="5" w:tentative="1">
+      <w:start w:val="1"/>
+      <w:numFmt w:val="bullet"/>
+      <w:lvlText w:val=""/>
+      <w:lvlJc w:val="left"/>
+      <w:pPr>
+        <w:tabs>
+          <w:tab w:val="num" w:pos="4320"/>
+        </w:tabs>
+        <w:ind w:left="4320" w:hanging="360"/>
+      </w:pPr>
+      <w:rPr>
+        <w:rFonts w:ascii="Wingdings" w:hAnsi="Wingdings" w:hint="default"/>
+        <w:sz w:val="20"/>
+      </w:rPr>
+    </w:lvl>
+    <w:lvl w:ilvl="6" w:tentative="1">
+      <w:start w:val="1"/>
+      <w:numFmt w:val="bullet"/>
+      <w:lvlText w:val=""/>
+      <w:lvlJc w:val="left"/>
+      <w:pPr>
+        <w:tabs>
+          <w:tab w:val="num" w:pos="5040"/>
+        </w:tabs>
+        <w:ind w:left="5040" w:hanging="360"/>
+      </w:pPr>
+      <w:rPr>
+        <w:rFonts w:ascii="Wingdings" w:hAnsi="Wingdings" w:hint="default"/>
+        <w:sz w:val="20"/>
+      </w:rPr>
+    </w:lvl>
+    <w:lvl w:ilvl="7" w:tentative="1">
+      <w:start w:val="1"/>
+      <w:numFmt w:val="bullet"/>
+      <w:lvlText w:val=""/>
+      <w:lvlJc w:val="left"/>
+      <w:pPr>
+        <w:tabs>
+          <w:tab w:val="num" w:pos="5760"/>
+        </w:tabs>
+        <w:ind w:left="5760" w:hanging="360"/>
+      </w:pPr>
+      <w:rPr>
+        <w:rFonts w:ascii="Wingdings" w:hAnsi="Wingdings" w:hint="default"/>
+        <w:sz w:val="20"/>
+      </w:rPr>
+    </w:lvl>
+    <w:lvl w:ilvl="8" w:tentative="1">
+      <w:start w:val="1"/>
+      <w:numFmt w:val="bullet"/>
+      <w:lvlText w:val=""/>
+      <w:lvlJc w:val="left"/>
+      <w:pPr>
+        <w:tabs>
+          <w:tab w:val="num" w:pos="6480"/>
+        </w:tabs>
+        <w:ind w:left="6480" w:hanging="360"/>
+      </w:pPr>
+      <w:rPr>
+        <w:rFonts w:ascii="Wingdings" w:hAnsi="Wingdings" w:hint="default"/>
+        <w:sz w:val="20"/>
+      </w:rPr>
+    </w:lvl>
+  </w:abstractNum>
+  <w:abstractNum w:abstractNumId="10" w15:restartNumberingAfterBreak="0">
+    <w:nsid w:val="4395724A"/>
+    <w:multiLevelType w:val="multilevel"/>
+    <w:tmpl w:val="A274B75C"/>
+    <w:lvl w:ilvl="0">
+      <w:start w:val="1"/>
+      <w:numFmt w:val="bullet"/>
+      <w:lvlText w:val=""/>
+      <w:lvlJc w:val="left"/>
+      <w:pPr>
+        <w:tabs>
+          <w:tab w:val="num" w:pos="720"/>
+        </w:tabs>
+        <w:ind w:left="720" w:hanging="360"/>
+      </w:pPr>
+      <w:rPr>
+        <w:rFonts w:ascii="Symbol" w:hAnsi="Symbol" w:hint="default"/>
+        <w:sz w:val="20"/>
+      </w:rPr>
+    </w:lvl>
+    <w:lvl w:ilvl="1" w:tentative="1">
+      <w:start w:val="1"/>
+      <w:numFmt w:val="bullet"/>
+      <w:lvlText w:val="o"/>
+      <w:lvlJc w:val="left"/>
+      <w:pPr>
+        <w:tabs>
+          <w:tab w:val="num" w:pos="1440"/>
+        </w:tabs>
+        <w:ind w:left="1440" w:hanging="360"/>
+      </w:pPr>
+      <w:rPr>
+        <w:rFonts w:ascii="Courier New" w:hAnsi="Courier New" w:hint="default"/>
+        <w:sz w:val="20"/>
+      </w:rPr>
+    </w:lvl>
+    <w:lvl w:ilvl="2" w:tentative="1">
+      <w:start w:val="1"/>
+      <w:numFmt w:val="bullet"/>
+      <w:lvlText w:val=""/>
+      <w:lvlJc w:val="left"/>
+      <w:pPr>
+        <w:tabs>
+          <w:tab w:val="num" w:pos="2160"/>
+        </w:tabs>
+        <w:ind w:left="2160" w:hanging="360"/>
+      </w:pPr>
+      <w:rPr>
+        <w:rFonts w:ascii="Wingdings" w:hAnsi="Wingdings" w:hint="default"/>
+        <w:sz w:val="20"/>
+      </w:rPr>
+    </w:lvl>
+    <w:lvl w:ilvl="3" w:tentative="1">
+      <w:start w:val="1"/>
+      <w:numFmt w:val="bullet"/>
+      <w:lvlText w:val=""/>
+      <w:lvlJc w:val="left"/>
+      <w:pPr>
+        <w:tabs>
+          <w:tab w:val="num" w:pos="2880"/>
+        </w:tabs>
+        <w:ind w:left="2880" w:hanging="360"/>
+      </w:pPr>
+      <w:rPr>
+        <w:rFonts w:ascii="Wingdings" w:hAnsi="Wingdings" w:hint="default"/>
+        <w:sz w:val="20"/>
+      </w:rPr>
+    </w:lvl>
+    <w:lvl w:ilvl="4" w:tentative="1">
+      <w:start w:val="1"/>
+      <w:numFmt w:val="bullet"/>
+      <w:lvlText w:val=""/>
+      <w:lvlJc w:val="left"/>
+      <w:pPr>
+        <w:tabs>
+          <w:tab w:val="num" w:pos="3600"/>
+        </w:tabs>
+        <w:ind w:left="3600" w:hanging="360"/>
+      </w:pPr>
+      <w:rPr>
+        <w:rFonts w:ascii="Wingdings" w:hAnsi="Wingdings" w:hint="default"/>
+        <w:sz w:val="20"/>
+      </w:rPr>
+    </w:lvl>
+    <w:lvl w:ilvl="5" w:tentative="1">
+      <w:start w:val="1"/>
+      <w:numFmt w:val="bullet"/>
+      <w:lvlText w:val=""/>
+      <w:lvlJc w:val="left"/>
+      <w:pPr>
+        <w:tabs>
+          <w:tab w:val="num" w:pos="4320"/>
+        </w:tabs>
+        <w:ind w:left="4320" w:hanging="360"/>
+      </w:pPr>
+      <w:rPr>
+        <w:rFonts w:ascii="Wingdings" w:hAnsi="Wingdings" w:hint="default"/>
+        <w:sz w:val="20"/>
+      </w:rPr>
+    </w:lvl>
+    <w:lvl w:ilvl="6" w:tentative="1">
+      <w:start w:val="1"/>
+      <w:numFmt w:val="bullet"/>
+      <w:lvlText w:val=""/>
+      <w:lvlJc w:val="left"/>
+      <w:pPr>
+        <w:tabs>
+          <w:tab w:val="num" w:pos="5040"/>
+        </w:tabs>
+        <w:ind w:left="5040" w:hanging="360"/>
+      </w:pPr>
+      <w:rPr>
+        <w:rFonts w:ascii="Wingdings" w:hAnsi="Wingdings" w:hint="default"/>
+        <w:sz w:val="20"/>
+      </w:rPr>
+    </w:lvl>
+    <w:lvl w:ilvl="7" w:tentative="1">
+      <w:start w:val="1"/>
+      <w:numFmt w:val="bullet"/>
+      <w:lvlText w:val=""/>
+      <w:lvlJc w:val="left"/>
+      <w:pPr>
+        <w:tabs>
+          <w:tab w:val="num" w:pos="5760"/>
+        </w:tabs>
+        <w:ind w:left="5760" w:hanging="360"/>
+      </w:pPr>
+      <w:rPr>
+        <w:rFonts w:ascii="Wingdings" w:hAnsi="Wingdings" w:hint="default"/>
+        <w:sz w:val="20"/>
+      </w:rPr>
+    </w:lvl>
+    <w:lvl w:ilvl="8" w:tentative="1">
+      <w:start w:val="1"/>
+      <w:numFmt w:val="bullet"/>
+      <w:lvlText w:val=""/>
+      <w:lvlJc w:val="left"/>
+      <w:pPr>
+        <w:tabs>
+          <w:tab w:val="num" w:pos="6480"/>
+        </w:tabs>
+        <w:ind w:left="6480" w:hanging="360"/>
+      </w:pPr>
+      <w:rPr>
+        <w:rFonts w:ascii="Wingdings" w:hAnsi="Wingdings" w:hint="default"/>
+        <w:sz w:val="20"/>
+      </w:rPr>
+    </w:lvl>
+  </w:abstractNum>
+  <w:abstractNum w:abstractNumId="11" w15:restartNumberingAfterBreak="0">
+    <w:nsid w:val="48EF4CFF"/>
+    <w:multiLevelType w:val="multilevel"/>
+    <w:tmpl w:val="1DB4E9AE"/>
+    <w:lvl w:ilvl="0">
+      <w:start w:val="1"/>
+      <w:numFmt w:val="bullet"/>
+      <w:lvlText w:val=""/>
+      <w:lvlJc w:val="left"/>
+      <w:pPr>
+        <w:tabs>
+          <w:tab w:val="num" w:pos="720"/>
+        </w:tabs>
+        <w:ind w:left="720" w:hanging="360"/>
+      </w:pPr>
+      <w:rPr>
+        <w:rFonts w:ascii="Symbol" w:hAnsi="Symbol" w:hint="default"/>
+        <w:sz w:val="20"/>
+      </w:rPr>
+    </w:lvl>
+    <w:lvl w:ilvl="1" w:tentative="1">
+      <w:start w:val="1"/>
+      <w:numFmt w:val="bullet"/>
+      <w:lvlText w:val="o"/>
+      <w:lvlJc w:val="left"/>
+      <w:pPr>
+        <w:tabs>
+          <w:tab w:val="num" w:pos="1440"/>
+        </w:tabs>
+        <w:ind w:left="1440" w:hanging="360"/>
+      </w:pPr>
+      <w:rPr>
+        <w:rFonts w:ascii="Courier New" w:hAnsi="Courier New" w:hint="default"/>
+        <w:sz w:val="20"/>
+      </w:rPr>
+    </w:lvl>
+    <w:lvl w:ilvl="2" w:tentative="1">
+      <w:start w:val="1"/>
+      <w:numFmt w:val="bullet"/>
+      <w:lvlText w:val=""/>
+      <w:lvlJc w:val="left"/>
+      <w:pPr>
+        <w:tabs>
+          <w:tab w:val="num" w:pos="2160"/>
+        </w:tabs>
+        <w:ind w:left="2160" w:hanging="360"/>
+      </w:pPr>
+      <w:rPr>
+        <w:rFonts w:ascii="Wingdings" w:hAnsi="Wingdings" w:hint="default"/>
+        <w:sz w:val="20"/>
+      </w:rPr>
+    </w:lvl>
+    <w:lvl w:ilvl="3" w:tentative="1">
+      <w:start w:val="1"/>
+      <w:numFmt w:val="bullet"/>
+      <w:lvlText w:val=""/>
+      <w:lvlJc w:val="left"/>
+      <w:pPr>
+        <w:tabs>
+          <w:tab w:val="num" w:pos="2880"/>
+        </w:tabs>
+        <w:ind w:left="2880" w:hanging="360"/>
+      </w:pPr>
+      <w:rPr>
+        <w:rFonts w:ascii="Wingdings" w:hAnsi="Wingdings" w:hint="default"/>
+        <w:sz w:val="20"/>
+      </w:rPr>
+    </w:lvl>
+    <w:lvl w:ilvl="4" w:tentative="1">
+      <w:start w:val="1"/>
+      <w:numFmt w:val="bullet"/>
+      <w:lvlText w:val=""/>
+      <w:lvlJc w:val="left"/>
+      <w:pPr>
+        <w:tabs>
+          <w:tab w:val="num" w:pos="3600"/>
+        </w:tabs>
+        <w:ind w:left="3600" w:hanging="360"/>
+      </w:pPr>
+      <w:rPr>
+        <w:rFonts w:ascii="Wingdings" w:hAnsi="Wingdings" w:hint="default"/>
+        <w:sz w:val="20"/>
+      </w:rPr>
+    </w:lvl>
+    <w:lvl w:ilvl="5" w:tentative="1">
+      <w:start w:val="1"/>
+      <w:numFmt w:val="bullet"/>
+      <w:lvlText w:val=""/>
+      <w:lvlJc w:val="left"/>
+      <w:pPr>
+        <w:tabs>
+          <w:tab w:val="num" w:pos="4320"/>
+        </w:tabs>
+        <w:ind w:left="4320" w:hanging="360"/>
+      </w:pPr>
+      <w:rPr>
+        <w:rFonts w:ascii="Wingdings" w:hAnsi="Wingdings" w:hint="default"/>
+        <w:sz w:val="20"/>
+      </w:rPr>
+    </w:lvl>
+    <w:lvl w:ilvl="6" w:tentative="1">
+      <w:start w:val="1"/>
+      <w:numFmt w:val="bullet"/>
+      <w:lvlText w:val=""/>
+      <w:lvlJc w:val="left"/>
+      <w:pPr>
+        <w:tabs>
+          <w:tab w:val="num" w:pos="5040"/>
+        </w:tabs>
+        <w:ind w:left="5040" w:hanging="360"/>
+      </w:pPr>
+      <w:rPr>
+        <w:rFonts w:ascii="Wingdings" w:hAnsi="Wingdings" w:hint="default"/>
+        <w:sz w:val="20"/>
+      </w:rPr>
+    </w:lvl>
+    <w:lvl w:ilvl="7" w:tentative="1">
+      <w:start w:val="1"/>
+      <w:numFmt w:val="bullet"/>
+      <w:lvlText w:val=""/>
+      <w:lvlJc w:val="left"/>
+      <w:pPr>
+        <w:tabs>
+          <w:tab w:val="num" w:pos="5760"/>
+        </w:tabs>
+        <w:ind w:left="5760" w:hanging="360"/>
+      </w:pPr>
+      <w:rPr>
+        <w:rFonts w:ascii="Wingdings" w:hAnsi="Wingdings" w:hint="default"/>
+        <w:sz w:val="20"/>
+      </w:rPr>
+    </w:lvl>
+    <w:lvl w:ilvl="8" w:tentative="1">
+      <w:start w:val="1"/>
+      <w:numFmt w:val="bullet"/>
+      <w:lvlText w:val=""/>
+      <w:lvlJc w:val="left"/>
+      <w:pPr>
+        <w:tabs>
+          <w:tab w:val="num" w:pos="6480"/>
+        </w:tabs>
+        <w:ind w:left="6480" w:hanging="360"/>
+      </w:pPr>
+      <w:rPr>
+        <w:rFonts w:ascii="Wingdings" w:hAnsi="Wingdings" w:hint="default"/>
+        <w:sz w:val="20"/>
+      </w:rPr>
+    </w:lvl>
+  </w:abstractNum>
+  <w:abstractNum w:abstractNumId="12" w15:restartNumberingAfterBreak="0">
+    <w:nsid w:val="4B0A0880"/>
+    <w:multiLevelType w:val="multilevel"/>
+    <w:tmpl w:val="932A2E18"/>
+    <w:lvl w:ilvl="0">
+      <w:start w:val="1"/>
+      <w:numFmt w:val="bullet"/>
+      <w:lvlText w:val=""/>
+      <w:lvlJc w:val="left"/>
+      <w:pPr>
+        <w:tabs>
+          <w:tab w:val="num" w:pos="720"/>
+        </w:tabs>
+        <w:ind w:left="720" w:hanging="360"/>
+      </w:pPr>
+      <w:rPr>
+        <w:rFonts w:ascii="Symbol" w:hAnsi="Symbol" w:hint="default"/>
+        <w:sz w:val="20"/>
+      </w:rPr>
+    </w:lvl>
+    <w:lvl w:ilvl="1" w:tentative="1">
+      <w:start w:val="1"/>
+      <w:numFmt w:val="bullet"/>
+      <w:lvlText w:val="o"/>
+      <w:lvlJc w:val="left"/>
+      <w:pPr>
+        <w:tabs>
+          <w:tab w:val="num" w:pos="1440"/>
+        </w:tabs>
+        <w:ind w:left="1440" w:hanging="360"/>
+      </w:pPr>
+      <w:rPr>
+        <w:rFonts w:ascii="Courier New" w:hAnsi="Courier New" w:hint="default"/>
+        <w:sz w:val="20"/>
+      </w:rPr>
+    </w:lvl>
+    <w:lvl w:ilvl="2" w:tentative="1">
+      <w:start w:val="1"/>
+      <w:numFmt w:val="bullet"/>
+      <w:lvlText w:val=""/>
+      <w:lvlJc w:val="left"/>
+      <w:pPr>
+        <w:tabs>
+          <w:tab w:val="num" w:pos="2160"/>
+        </w:tabs>
+        <w:ind w:left="2160" w:hanging="360"/>
+      </w:pPr>
+      <w:rPr>
+        <w:rFonts w:ascii="Wingdings" w:hAnsi="Wingdings" w:hint="default"/>
+        <w:sz w:val="20"/>
+      </w:rPr>
+    </w:lvl>
+    <w:lvl w:ilvl="3" w:tentative="1">
+      <w:start w:val="1"/>
+      <w:numFmt w:val="bullet"/>
+      <w:lvlText w:val=""/>
+      <w:lvlJc w:val="left"/>
+      <w:pPr>
+        <w:tabs>
+          <w:tab w:val="num" w:pos="2880"/>
+        </w:tabs>
+        <w:ind w:left="2880" w:hanging="360"/>
+      </w:pPr>
+      <w:rPr>
+        <w:rFonts w:ascii="Wingdings" w:hAnsi="Wingdings" w:hint="default"/>
+        <w:sz w:val="20"/>
+      </w:rPr>
+    </w:lvl>
+    <w:lvl w:ilvl="4" w:tentative="1">
+      <w:start w:val="1"/>
+      <w:numFmt w:val="bullet"/>
+      <w:lvlText w:val=""/>
+      <w:lvlJc w:val="left"/>
+      <w:pPr>
+        <w:tabs>
+          <w:tab w:val="num" w:pos="3600"/>
+        </w:tabs>
+        <w:ind w:left="3600" w:hanging="360"/>
+      </w:pPr>
+      <w:rPr>
+        <w:rFonts w:ascii="Wingdings" w:hAnsi="Wingdings" w:hint="default"/>
+        <w:sz w:val="20"/>
+      </w:rPr>
+    </w:lvl>
+    <w:lvl w:ilvl="5" w:tentative="1">
+      <w:start w:val="1"/>
+      <w:numFmt w:val="bullet"/>
+      <w:lvlText w:val=""/>
+      <w:lvlJc w:val="left"/>
+      <w:pPr>
+        <w:tabs>
+          <w:tab w:val="num" w:pos="4320"/>
+        </w:tabs>
+        <w:ind w:left="4320" w:hanging="360"/>
+      </w:pPr>
+      <w:rPr>
+        <w:rFonts w:ascii="Wingdings" w:hAnsi="Wingdings" w:hint="default"/>
+        <w:sz w:val="20"/>
+      </w:rPr>
+    </w:lvl>
+    <w:lvl w:ilvl="6" w:tentative="1">
+      <w:start w:val="1"/>
+      <w:numFmt w:val="bullet"/>
+      <w:lvlText w:val=""/>
+      <w:lvlJc w:val="left"/>
+      <w:pPr>
+        <w:tabs>
+          <w:tab w:val="num" w:pos="5040"/>
+        </w:tabs>
+        <w:ind w:left="5040" w:hanging="360"/>
+      </w:pPr>
+      <w:rPr>
+        <w:rFonts w:ascii="Wingdings" w:hAnsi="Wingdings" w:hint="default"/>
+        <w:sz w:val="20"/>
+      </w:rPr>
+    </w:lvl>
+    <w:lvl w:ilvl="7" w:tentative="1">
+      <w:start w:val="1"/>
+      <w:numFmt w:val="bullet"/>
+      <w:lvlText w:val=""/>
+      <w:lvlJc w:val="left"/>
+      <w:pPr>
+        <w:tabs>
+          <w:tab w:val="num" w:pos="5760"/>
+        </w:tabs>
+        <w:ind w:left="5760" w:hanging="360"/>
+      </w:pPr>
+      <w:rPr>
+        <w:rFonts w:ascii="Wingdings" w:hAnsi="Wingdings" w:hint="default"/>
+        <w:sz w:val="20"/>
+      </w:rPr>
+    </w:lvl>
+    <w:lvl w:ilvl="8" w:tentative="1">
+      <w:start w:val="1"/>
+      <w:numFmt w:val="bullet"/>
+      <w:lvlText w:val=""/>
+      <w:lvlJc w:val="left"/>
+      <w:pPr>
+        <w:tabs>
+          <w:tab w:val="num" w:pos="6480"/>
+        </w:tabs>
+        <w:ind w:left="6480" w:hanging="360"/>
+      </w:pPr>
+      <w:rPr>
+        <w:rFonts w:ascii="Wingdings" w:hAnsi="Wingdings" w:hint="default"/>
+        <w:sz w:val="20"/>
+      </w:rPr>
+    </w:lvl>
+  </w:abstractNum>
+  <w:abstractNum w:abstractNumId="13" w15:restartNumberingAfterBreak="0">
+    <w:nsid w:val="4E902852"/>
+    <w:multiLevelType w:val="multilevel"/>
+    <w:tmpl w:val="3970C902"/>
+    <w:lvl w:ilvl="0">
+      <w:start w:val="1"/>
+      <w:numFmt w:val="bullet"/>
+      <w:lvlText w:val=""/>
+      <w:lvlJc w:val="left"/>
+      <w:pPr>
+        <w:tabs>
+          <w:tab w:val="num" w:pos="720"/>
+        </w:tabs>
+        <w:ind w:left="720" w:hanging="360"/>
+      </w:pPr>
+      <w:rPr>
+        <w:rFonts w:ascii="Symbol" w:hAnsi="Symbol" w:hint="default"/>
+        <w:sz w:val="20"/>
+      </w:rPr>
+    </w:lvl>
+    <w:lvl w:ilvl="1" w:tentative="1">
+      <w:start w:val="1"/>
+      <w:numFmt w:val="bullet"/>
+      <w:lvlText w:val="o"/>
+      <w:lvlJc w:val="left"/>
+      <w:pPr>
+        <w:tabs>
+          <w:tab w:val="num" w:pos="1440"/>
+        </w:tabs>
+        <w:ind w:left="1440" w:hanging="360"/>
+      </w:pPr>
+      <w:rPr>
+        <w:rFonts w:ascii="Courier New" w:hAnsi="Courier New" w:hint="default"/>
+        <w:sz w:val="20"/>
+      </w:rPr>
+    </w:lvl>
+    <w:lvl w:ilvl="2" w:tentative="1">
+      <w:start w:val="1"/>
+      <w:numFmt w:val="bullet"/>
+      <w:lvlText w:val=""/>
+      <w:lvlJc w:val="left"/>
+      <w:pPr>
+        <w:tabs>
+          <w:tab w:val="num" w:pos="2160"/>
+        </w:tabs>
+        <w:ind w:left="2160" w:hanging="360"/>
+      </w:pPr>
+      <w:rPr>
+        <w:rFonts w:ascii="Wingdings" w:hAnsi="Wingdings" w:hint="default"/>
+        <w:sz w:val="20"/>
+      </w:rPr>
+    </w:lvl>
+    <w:lvl w:ilvl="3" w:tentative="1">
+      <w:start w:val="1"/>
+      <w:numFmt w:val="bullet"/>
+      <w:lvlText w:val=""/>
+      <w:lvlJc w:val="left"/>
+      <w:pPr>
+        <w:tabs>
+          <w:tab w:val="num" w:pos="2880"/>
+        </w:tabs>
+        <w:ind w:left="2880" w:hanging="360"/>
+      </w:pPr>
+      <w:rPr>
+        <w:rFonts w:ascii="Wingdings" w:hAnsi="Wingdings" w:hint="default"/>
+        <w:sz w:val="20"/>
+      </w:rPr>
+    </w:lvl>
+    <w:lvl w:ilvl="4" w:tentative="1">
+      <w:start w:val="1"/>
+      <w:numFmt w:val="bullet"/>
+      <w:lvlText w:val=""/>
+      <w:lvlJc w:val="left"/>
+      <w:pPr>
+        <w:tabs>
+          <w:tab w:val="num" w:pos="3600"/>
+        </w:tabs>
+        <w:ind w:left="3600" w:hanging="360"/>
+      </w:pPr>
+      <w:rPr>
+        <w:rFonts w:ascii="Wingdings" w:hAnsi="Wingdings" w:hint="default"/>
+        <w:sz w:val="20"/>
+      </w:rPr>
+    </w:lvl>
+    <w:lvl w:ilvl="5" w:tentative="1">
+      <w:start w:val="1"/>
+      <w:numFmt w:val="bullet"/>
+      <w:lvlText w:val=""/>
+      <w:lvlJc w:val="left"/>
+      <w:pPr>
+        <w:tabs>
+          <w:tab w:val="num" w:pos="4320"/>
+        </w:tabs>
+        <w:ind w:left="4320" w:hanging="360"/>
+      </w:pPr>
+      <w:rPr>
+        <w:rFonts w:ascii="Wingdings" w:hAnsi="Wingdings" w:hint="default"/>
+        <w:sz w:val="20"/>
+      </w:rPr>
+    </w:lvl>
+    <w:lvl w:ilvl="6" w:tentative="1">
+      <w:start w:val="1"/>
+      <w:numFmt w:val="bullet"/>
+      <w:lvlText w:val=""/>
+      <w:lvlJc w:val="left"/>
+      <w:pPr>
+        <w:tabs>
+          <w:tab w:val="num" w:pos="5040"/>
+        </w:tabs>
+        <w:ind w:left="5040" w:hanging="360"/>
+      </w:pPr>
+      <w:rPr>
+        <w:rFonts w:ascii="Wingdings" w:hAnsi="Wingdings" w:hint="default"/>
+        <w:sz w:val="20"/>
+      </w:rPr>
+    </w:lvl>
+    <w:lvl w:ilvl="7" w:tentative="1">
+      <w:start w:val="1"/>
+      <w:numFmt w:val="bullet"/>
+      <w:lvlText w:val=""/>
+      <w:lvlJc w:val="left"/>
+      <w:pPr>
+        <w:tabs>
+          <w:tab w:val="num" w:pos="5760"/>
+        </w:tabs>
+        <w:ind w:left="5760" w:hanging="360"/>
+      </w:pPr>
+      <w:rPr>
+        <w:rFonts w:ascii="Wingdings" w:hAnsi="Wingdings" w:hint="default"/>
+        <w:sz w:val="20"/>
+      </w:rPr>
+    </w:lvl>
+    <w:lvl w:ilvl="8" w:tentative="1">
+      <w:start w:val="1"/>
+      <w:numFmt w:val="bullet"/>
+      <w:lvlText w:val=""/>
+      <w:lvlJc w:val="left"/>
+      <w:pPr>
+        <w:tabs>
+          <w:tab w:val="num" w:pos="6480"/>
+        </w:tabs>
+        <w:ind w:left="6480" w:hanging="360"/>
+      </w:pPr>
+      <w:rPr>
+        <w:rFonts w:ascii="Wingdings" w:hAnsi="Wingdings" w:hint="default"/>
+        <w:sz w:val="20"/>
+      </w:rPr>
+    </w:lvl>
+  </w:abstractNum>
+  <w:abstractNum w:abstractNumId="14" w15:restartNumberingAfterBreak="0">
+    <w:nsid w:val="5C4348AA"/>
+    <w:multiLevelType w:val="multilevel"/>
+    <w:tmpl w:val="D08E7336"/>
+    <w:lvl w:ilvl="0">
+      <w:start w:val="1"/>
+      <w:numFmt w:val="bullet"/>
+      <w:lvlText w:val=""/>
+      <w:lvlJc w:val="left"/>
+      <w:pPr>
+        <w:tabs>
+          <w:tab w:val="num" w:pos="720"/>
+        </w:tabs>
+        <w:ind w:left="720" w:hanging="360"/>
+      </w:pPr>
+      <w:rPr>
+        <w:rFonts w:ascii="Symbol" w:hAnsi="Symbol" w:hint="default"/>
+        <w:sz w:val="20"/>
+      </w:rPr>
+    </w:lvl>
+    <w:lvl w:ilvl="1" w:tentative="1">
+      <w:start w:val="1"/>
+      <w:numFmt w:val="bullet"/>
+      <w:lvlText w:val="o"/>
+      <w:lvlJc w:val="left"/>
+      <w:pPr>
+        <w:tabs>
+          <w:tab w:val="num" w:pos="1440"/>
+        </w:tabs>
+        <w:ind w:left="1440" w:hanging="360"/>
+      </w:pPr>
+      <w:rPr>
+        <w:rFonts w:ascii="Courier New" w:hAnsi="Courier New" w:hint="default"/>
+        <w:sz w:val="20"/>
+      </w:rPr>
+    </w:lvl>
+    <w:lvl w:ilvl="2" w:tentative="1">
+      <w:start w:val="1"/>
+      <w:numFmt w:val="bullet"/>
+      <w:lvlText w:val=""/>
+      <w:lvlJc w:val="left"/>
+      <w:pPr>
+        <w:tabs>
+          <w:tab w:val="num" w:pos="2160"/>
+        </w:tabs>
+        <w:ind w:left="2160" w:hanging="360"/>
+      </w:pPr>
+      <w:rPr>
+        <w:rFonts w:ascii="Wingdings" w:hAnsi="Wingdings" w:hint="default"/>
+        <w:sz w:val="20"/>
+      </w:rPr>
+    </w:lvl>
+    <w:lvl w:ilvl="3" w:tentative="1">
+      <w:start w:val="1"/>
+      <w:numFmt w:val="bullet"/>
+      <w:lvlText w:val=""/>
+      <w:lvlJc w:val="left"/>
+      <w:pPr>
+        <w:tabs>
+          <w:tab w:val="num" w:pos="2880"/>
+        </w:tabs>
+        <w:ind w:left="2880" w:hanging="360"/>
+      </w:pPr>
+      <w:rPr>
+        <w:rFonts w:ascii="Wingdings" w:hAnsi="Wingdings" w:hint="default"/>
+        <w:sz w:val="20"/>
+      </w:rPr>
+    </w:lvl>
+    <w:lvl w:ilvl="4" w:tentative="1">
+      <w:start w:val="1"/>
+      <w:numFmt w:val="bullet"/>
+      <w:lvlText w:val=""/>
+      <w:lvlJc w:val="left"/>
+      <w:pPr>
+        <w:tabs>
+          <w:tab w:val="num" w:pos="3600"/>
+        </w:tabs>
+        <w:ind w:left="3600" w:hanging="360"/>
+      </w:pPr>
+      <w:rPr>
+        <w:rFonts w:ascii="Wingdings" w:hAnsi="Wingdings" w:hint="default"/>
+        <w:sz w:val="20"/>
+      </w:rPr>
+    </w:lvl>
+    <w:lvl w:ilvl="5" w:tentative="1">
+      <w:start w:val="1"/>
+      <w:numFmt w:val="bullet"/>
+      <w:lvlText w:val=""/>
+      <w:lvlJc w:val="left"/>
+      <w:pPr>
+        <w:tabs>
+          <w:tab w:val="num" w:pos="4320"/>
+        </w:tabs>
+        <w:ind w:left="4320" w:hanging="360"/>
+      </w:pPr>
+      <w:rPr>
+        <w:rFonts w:ascii="Wingdings" w:hAnsi="Wingdings" w:hint="default"/>
+        <w:sz w:val="20"/>
+      </w:rPr>
+    </w:lvl>
+    <w:lvl w:ilvl="6" w:tentative="1">
+      <w:start w:val="1"/>
+      <w:numFmt w:val="bullet"/>
+      <w:lvlText w:val=""/>
+      <w:lvlJc w:val="left"/>
+      <w:pPr>
+        <w:tabs>
+          <w:tab w:val="num" w:pos="5040"/>
+        </w:tabs>
+        <w:ind w:left="5040" w:hanging="360"/>
+      </w:pPr>
+      <w:rPr>
+        <w:rFonts w:ascii="Wingdings" w:hAnsi="Wingdings" w:hint="default"/>
+        <w:sz w:val="20"/>
+      </w:rPr>
+    </w:lvl>
+    <w:lvl w:ilvl="7" w:tentative="1">
+      <w:start w:val="1"/>
+      <w:numFmt w:val="bullet"/>
+      <w:lvlText w:val=""/>
+      <w:lvlJc w:val="left"/>
+      <w:pPr>
+        <w:tabs>
+          <w:tab w:val="num" w:pos="5760"/>
+        </w:tabs>
+        <w:ind w:left="5760" w:hanging="360"/>
+      </w:pPr>
+      <w:rPr>
+        <w:rFonts w:ascii="Wingdings" w:hAnsi="Wingdings" w:hint="default"/>
+        <w:sz w:val="20"/>
+      </w:rPr>
+    </w:lvl>
+    <w:lvl w:ilvl="8" w:tentative="1">
+      <w:start w:val="1"/>
+      <w:numFmt w:val="bullet"/>
+      <w:lvlText w:val=""/>
+      <w:lvlJc w:val="left"/>
+      <w:pPr>
+        <w:tabs>
+          <w:tab w:val="num" w:pos="6480"/>
+        </w:tabs>
+        <w:ind w:left="6480" w:hanging="360"/>
+      </w:pPr>
+      <w:rPr>
+        <w:rFonts w:ascii="Wingdings" w:hAnsi="Wingdings" w:hint="default"/>
+        <w:sz w:val="20"/>
+      </w:rPr>
+    </w:lvl>
+  </w:abstractNum>
+  <w:abstractNum w:abstractNumId="15" w15:restartNumberingAfterBreak="0">
     <w:nsid w:val="674334CE"/>
     <w:multiLevelType w:val="multilevel"/>
     <w:tmpl w:val="DEBC6638"/>
@@ -3601,7 +10118,716 @@
       </w:rPr>
     </w:lvl>
   </w:abstractNum>
-  <w:abstractNum w:abstractNumId="3" w15:restartNumberingAfterBreak="0">
+  <w:abstractNum w:abstractNumId="16" w15:restartNumberingAfterBreak="0">
+    <w:nsid w:val="675D17AB"/>
+    <w:multiLevelType w:val="multilevel"/>
+    <w:tmpl w:val="690EC558"/>
+    <w:lvl w:ilvl="0">
+      <w:start w:val="1"/>
+      <w:numFmt w:val="bullet"/>
+      <w:lvlText w:val=""/>
+      <w:lvlJc w:val="left"/>
+      <w:pPr>
+        <w:tabs>
+          <w:tab w:val="num" w:pos="720"/>
+        </w:tabs>
+        <w:ind w:left="720" w:hanging="360"/>
+      </w:pPr>
+      <w:rPr>
+        <w:rFonts w:ascii="Symbol" w:hAnsi="Symbol" w:hint="default"/>
+        <w:sz w:val="20"/>
+      </w:rPr>
+    </w:lvl>
+    <w:lvl w:ilvl="1" w:tentative="1">
+      <w:start w:val="1"/>
+      <w:numFmt w:val="bullet"/>
+      <w:lvlText w:val="o"/>
+      <w:lvlJc w:val="left"/>
+      <w:pPr>
+        <w:tabs>
+          <w:tab w:val="num" w:pos="1440"/>
+        </w:tabs>
+        <w:ind w:left="1440" w:hanging="360"/>
+      </w:pPr>
+      <w:rPr>
+        <w:rFonts w:ascii="Courier New" w:hAnsi="Courier New" w:hint="default"/>
+        <w:sz w:val="20"/>
+      </w:rPr>
+    </w:lvl>
+    <w:lvl w:ilvl="2" w:tentative="1">
+      <w:start w:val="1"/>
+      <w:numFmt w:val="bullet"/>
+      <w:lvlText w:val=""/>
+      <w:lvlJc w:val="left"/>
+      <w:pPr>
+        <w:tabs>
+          <w:tab w:val="num" w:pos="2160"/>
+        </w:tabs>
+        <w:ind w:left="2160" w:hanging="360"/>
+      </w:pPr>
+      <w:rPr>
+        <w:rFonts w:ascii="Wingdings" w:hAnsi="Wingdings" w:hint="default"/>
+        <w:sz w:val="20"/>
+      </w:rPr>
+    </w:lvl>
+    <w:lvl w:ilvl="3" w:tentative="1">
+      <w:start w:val="1"/>
+      <w:numFmt w:val="bullet"/>
+      <w:lvlText w:val=""/>
+      <w:lvlJc w:val="left"/>
+      <w:pPr>
+        <w:tabs>
+          <w:tab w:val="num" w:pos="2880"/>
+        </w:tabs>
+        <w:ind w:left="2880" w:hanging="360"/>
+      </w:pPr>
+      <w:rPr>
+        <w:rFonts w:ascii="Wingdings" w:hAnsi="Wingdings" w:hint="default"/>
+        <w:sz w:val="20"/>
+      </w:rPr>
+    </w:lvl>
+    <w:lvl w:ilvl="4" w:tentative="1">
+      <w:start w:val="1"/>
+      <w:numFmt w:val="bullet"/>
+      <w:lvlText w:val=""/>
+      <w:lvlJc w:val="left"/>
+      <w:pPr>
+        <w:tabs>
+          <w:tab w:val="num" w:pos="3600"/>
+        </w:tabs>
+        <w:ind w:left="3600" w:hanging="360"/>
+      </w:pPr>
+      <w:rPr>
+        <w:rFonts w:ascii="Wingdings" w:hAnsi="Wingdings" w:hint="default"/>
+        <w:sz w:val="20"/>
+      </w:rPr>
+    </w:lvl>
+    <w:lvl w:ilvl="5" w:tentative="1">
+      <w:start w:val="1"/>
+      <w:numFmt w:val="bullet"/>
+      <w:lvlText w:val=""/>
+      <w:lvlJc w:val="left"/>
+      <w:pPr>
+        <w:tabs>
+          <w:tab w:val="num" w:pos="4320"/>
+        </w:tabs>
+        <w:ind w:left="4320" w:hanging="360"/>
+      </w:pPr>
+      <w:rPr>
+        <w:rFonts w:ascii="Wingdings" w:hAnsi="Wingdings" w:hint="default"/>
+        <w:sz w:val="20"/>
+      </w:rPr>
+    </w:lvl>
+    <w:lvl w:ilvl="6" w:tentative="1">
+      <w:start w:val="1"/>
+      <w:numFmt w:val="bullet"/>
+      <w:lvlText w:val=""/>
+      <w:lvlJc w:val="left"/>
+      <w:pPr>
+        <w:tabs>
+          <w:tab w:val="num" w:pos="5040"/>
+        </w:tabs>
+        <w:ind w:left="5040" w:hanging="360"/>
+      </w:pPr>
+      <w:rPr>
+        <w:rFonts w:ascii="Wingdings" w:hAnsi="Wingdings" w:hint="default"/>
+        <w:sz w:val="20"/>
+      </w:rPr>
+    </w:lvl>
+    <w:lvl w:ilvl="7" w:tentative="1">
+      <w:start w:val="1"/>
+      <w:numFmt w:val="bullet"/>
+      <w:lvlText w:val=""/>
+      <w:lvlJc w:val="left"/>
+      <w:pPr>
+        <w:tabs>
+          <w:tab w:val="num" w:pos="5760"/>
+        </w:tabs>
+        <w:ind w:left="5760" w:hanging="360"/>
+      </w:pPr>
+      <w:rPr>
+        <w:rFonts w:ascii="Wingdings" w:hAnsi="Wingdings" w:hint="default"/>
+        <w:sz w:val="20"/>
+      </w:rPr>
+    </w:lvl>
+    <w:lvl w:ilvl="8" w:tentative="1">
+      <w:start w:val="1"/>
+      <w:numFmt w:val="bullet"/>
+      <w:lvlText w:val=""/>
+      <w:lvlJc w:val="left"/>
+      <w:pPr>
+        <w:tabs>
+          <w:tab w:val="num" w:pos="6480"/>
+        </w:tabs>
+        <w:ind w:left="6480" w:hanging="360"/>
+      </w:pPr>
+      <w:rPr>
+        <w:rFonts w:ascii="Wingdings" w:hAnsi="Wingdings" w:hint="default"/>
+        <w:sz w:val="20"/>
+      </w:rPr>
+    </w:lvl>
+  </w:abstractNum>
+  <w:abstractNum w:abstractNumId="17" w15:restartNumberingAfterBreak="0">
+    <w:nsid w:val="6DAD6053"/>
+    <w:multiLevelType w:val="multilevel"/>
+    <w:tmpl w:val="165625D8"/>
+    <w:lvl w:ilvl="0">
+      <w:start w:val="1"/>
+      <w:numFmt w:val="bullet"/>
+      <w:lvlText w:val=""/>
+      <w:lvlJc w:val="left"/>
+      <w:pPr>
+        <w:tabs>
+          <w:tab w:val="num" w:pos="720"/>
+        </w:tabs>
+        <w:ind w:left="720" w:hanging="360"/>
+      </w:pPr>
+      <w:rPr>
+        <w:rFonts w:ascii="Symbol" w:hAnsi="Symbol" w:hint="default"/>
+        <w:sz w:val="20"/>
+      </w:rPr>
+    </w:lvl>
+    <w:lvl w:ilvl="1" w:tentative="1">
+      <w:start w:val="1"/>
+      <w:numFmt w:val="bullet"/>
+      <w:lvlText w:val="o"/>
+      <w:lvlJc w:val="left"/>
+      <w:pPr>
+        <w:tabs>
+          <w:tab w:val="num" w:pos="1440"/>
+        </w:tabs>
+        <w:ind w:left="1440" w:hanging="360"/>
+      </w:pPr>
+      <w:rPr>
+        <w:rFonts w:ascii="Courier New" w:hAnsi="Courier New" w:hint="default"/>
+        <w:sz w:val="20"/>
+      </w:rPr>
+    </w:lvl>
+    <w:lvl w:ilvl="2" w:tentative="1">
+      <w:start w:val="1"/>
+      <w:numFmt w:val="bullet"/>
+      <w:lvlText w:val=""/>
+      <w:lvlJc w:val="left"/>
+      <w:pPr>
+        <w:tabs>
+          <w:tab w:val="num" w:pos="2160"/>
+        </w:tabs>
+        <w:ind w:left="2160" w:hanging="360"/>
+      </w:pPr>
+      <w:rPr>
+        <w:rFonts w:ascii="Wingdings" w:hAnsi="Wingdings" w:hint="default"/>
+        <w:sz w:val="20"/>
+      </w:rPr>
+    </w:lvl>
+    <w:lvl w:ilvl="3" w:tentative="1">
+      <w:start w:val="1"/>
+      <w:numFmt w:val="bullet"/>
+      <w:lvlText w:val=""/>
+      <w:lvlJc w:val="left"/>
+      <w:pPr>
+        <w:tabs>
+          <w:tab w:val="num" w:pos="2880"/>
+        </w:tabs>
+        <w:ind w:left="2880" w:hanging="360"/>
+      </w:pPr>
+      <w:rPr>
+        <w:rFonts w:ascii="Wingdings" w:hAnsi="Wingdings" w:hint="default"/>
+        <w:sz w:val="20"/>
+      </w:rPr>
+    </w:lvl>
+    <w:lvl w:ilvl="4" w:tentative="1">
+      <w:start w:val="1"/>
+      <w:numFmt w:val="bullet"/>
+      <w:lvlText w:val=""/>
+      <w:lvlJc w:val="left"/>
+      <w:pPr>
+        <w:tabs>
+          <w:tab w:val="num" w:pos="3600"/>
+        </w:tabs>
+        <w:ind w:left="3600" w:hanging="360"/>
+      </w:pPr>
+      <w:rPr>
+        <w:rFonts w:ascii="Wingdings" w:hAnsi="Wingdings" w:hint="default"/>
+        <w:sz w:val="20"/>
+      </w:rPr>
+    </w:lvl>
+    <w:lvl w:ilvl="5" w:tentative="1">
+      <w:start w:val="1"/>
+      <w:numFmt w:val="bullet"/>
+      <w:lvlText w:val=""/>
+      <w:lvlJc w:val="left"/>
+      <w:pPr>
+        <w:tabs>
+          <w:tab w:val="num" w:pos="4320"/>
+        </w:tabs>
+        <w:ind w:left="4320" w:hanging="360"/>
+      </w:pPr>
+      <w:rPr>
+        <w:rFonts w:ascii="Wingdings" w:hAnsi="Wingdings" w:hint="default"/>
+        <w:sz w:val="20"/>
+      </w:rPr>
+    </w:lvl>
+    <w:lvl w:ilvl="6" w:tentative="1">
+      <w:start w:val="1"/>
+      <w:numFmt w:val="bullet"/>
+      <w:lvlText w:val=""/>
+      <w:lvlJc w:val="left"/>
+      <w:pPr>
+        <w:tabs>
+          <w:tab w:val="num" w:pos="5040"/>
+        </w:tabs>
+        <w:ind w:left="5040" w:hanging="360"/>
+      </w:pPr>
+      <w:rPr>
+        <w:rFonts w:ascii="Wingdings" w:hAnsi="Wingdings" w:hint="default"/>
+        <w:sz w:val="20"/>
+      </w:rPr>
+    </w:lvl>
+    <w:lvl w:ilvl="7" w:tentative="1">
+      <w:start w:val="1"/>
+      <w:numFmt w:val="bullet"/>
+      <w:lvlText w:val=""/>
+      <w:lvlJc w:val="left"/>
+      <w:pPr>
+        <w:tabs>
+          <w:tab w:val="num" w:pos="5760"/>
+        </w:tabs>
+        <w:ind w:left="5760" w:hanging="360"/>
+      </w:pPr>
+      <w:rPr>
+        <w:rFonts w:ascii="Wingdings" w:hAnsi="Wingdings" w:hint="default"/>
+        <w:sz w:val="20"/>
+      </w:rPr>
+    </w:lvl>
+    <w:lvl w:ilvl="8" w:tentative="1">
+      <w:start w:val="1"/>
+      <w:numFmt w:val="bullet"/>
+      <w:lvlText w:val=""/>
+      <w:lvlJc w:val="left"/>
+      <w:pPr>
+        <w:tabs>
+          <w:tab w:val="num" w:pos="6480"/>
+        </w:tabs>
+        <w:ind w:left="6480" w:hanging="360"/>
+      </w:pPr>
+      <w:rPr>
+        <w:rFonts w:ascii="Wingdings" w:hAnsi="Wingdings" w:hint="default"/>
+        <w:sz w:val="20"/>
+      </w:rPr>
+    </w:lvl>
+  </w:abstractNum>
+  <w:abstractNum w:abstractNumId="18" w15:restartNumberingAfterBreak="0">
+    <w:nsid w:val="73025544"/>
+    <w:multiLevelType w:val="multilevel"/>
+    <w:tmpl w:val="BE52C820"/>
+    <w:lvl w:ilvl="0">
+      <w:start w:val="1"/>
+      <w:numFmt w:val="bullet"/>
+      <w:lvlText w:val=""/>
+      <w:lvlJc w:val="left"/>
+      <w:pPr>
+        <w:tabs>
+          <w:tab w:val="num" w:pos="720"/>
+        </w:tabs>
+        <w:ind w:left="720" w:hanging="360"/>
+      </w:pPr>
+      <w:rPr>
+        <w:rFonts w:ascii="Symbol" w:hAnsi="Symbol" w:hint="default"/>
+        <w:sz w:val="20"/>
+      </w:rPr>
+    </w:lvl>
+    <w:lvl w:ilvl="1" w:tentative="1">
+      <w:start w:val="1"/>
+      <w:numFmt w:val="bullet"/>
+      <w:lvlText w:val="o"/>
+      <w:lvlJc w:val="left"/>
+      <w:pPr>
+        <w:tabs>
+          <w:tab w:val="num" w:pos="1440"/>
+        </w:tabs>
+        <w:ind w:left="1440" w:hanging="360"/>
+      </w:pPr>
+      <w:rPr>
+        <w:rFonts w:ascii="Courier New" w:hAnsi="Courier New" w:hint="default"/>
+        <w:sz w:val="20"/>
+      </w:rPr>
+    </w:lvl>
+    <w:lvl w:ilvl="2" w:tentative="1">
+      <w:start w:val="1"/>
+      <w:numFmt w:val="bullet"/>
+      <w:lvlText w:val=""/>
+      <w:lvlJc w:val="left"/>
+      <w:pPr>
+        <w:tabs>
+          <w:tab w:val="num" w:pos="2160"/>
+        </w:tabs>
+        <w:ind w:left="2160" w:hanging="360"/>
+      </w:pPr>
+      <w:rPr>
+        <w:rFonts w:ascii="Wingdings" w:hAnsi="Wingdings" w:hint="default"/>
+        <w:sz w:val="20"/>
+      </w:rPr>
+    </w:lvl>
+    <w:lvl w:ilvl="3" w:tentative="1">
+      <w:start w:val="1"/>
+      <w:numFmt w:val="bullet"/>
+      <w:lvlText w:val=""/>
+      <w:lvlJc w:val="left"/>
+      <w:pPr>
+        <w:tabs>
+          <w:tab w:val="num" w:pos="2880"/>
+        </w:tabs>
+        <w:ind w:left="2880" w:hanging="360"/>
+      </w:pPr>
+      <w:rPr>
+        <w:rFonts w:ascii="Wingdings" w:hAnsi="Wingdings" w:hint="default"/>
+        <w:sz w:val="20"/>
+      </w:rPr>
+    </w:lvl>
+    <w:lvl w:ilvl="4" w:tentative="1">
+      <w:start w:val="1"/>
+      <w:numFmt w:val="bullet"/>
+      <w:lvlText w:val=""/>
+      <w:lvlJc w:val="left"/>
+      <w:pPr>
+        <w:tabs>
+          <w:tab w:val="num" w:pos="3600"/>
+        </w:tabs>
+        <w:ind w:left="3600" w:hanging="360"/>
+      </w:pPr>
+      <w:rPr>
+        <w:rFonts w:ascii="Wingdings" w:hAnsi="Wingdings" w:hint="default"/>
+        <w:sz w:val="20"/>
+      </w:rPr>
+    </w:lvl>
+    <w:lvl w:ilvl="5" w:tentative="1">
+      <w:start w:val="1"/>
+      <w:numFmt w:val="bullet"/>
+      <w:lvlText w:val=""/>
+      <w:lvlJc w:val="left"/>
+      <w:pPr>
+        <w:tabs>
+          <w:tab w:val="num" w:pos="4320"/>
+        </w:tabs>
+        <w:ind w:left="4320" w:hanging="360"/>
+      </w:pPr>
+      <w:rPr>
+        <w:rFonts w:ascii="Wingdings" w:hAnsi="Wingdings" w:hint="default"/>
+        <w:sz w:val="20"/>
+      </w:rPr>
+    </w:lvl>
+    <w:lvl w:ilvl="6" w:tentative="1">
+      <w:start w:val="1"/>
+      <w:numFmt w:val="bullet"/>
+      <w:lvlText w:val=""/>
+      <w:lvlJc w:val="left"/>
+      <w:pPr>
+        <w:tabs>
+          <w:tab w:val="num" w:pos="5040"/>
+        </w:tabs>
+        <w:ind w:left="5040" w:hanging="360"/>
+      </w:pPr>
+      <w:rPr>
+        <w:rFonts w:ascii="Wingdings" w:hAnsi="Wingdings" w:hint="default"/>
+        <w:sz w:val="20"/>
+      </w:rPr>
+    </w:lvl>
+    <w:lvl w:ilvl="7" w:tentative="1">
+      <w:start w:val="1"/>
+      <w:numFmt w:val="bullet"/>
+      <w:lvlText w:val=""/>
+      <w:lvlJc w:val="left"/>
+      <w:pPr>
+        <w:tabs>
+          <w:tab w:val="num" w:pos="5760"/>
+        </w:tabs>
+        <w:ind w:left="5760" w:hanging="360"/>
+      </w:pPr>
+      <w:rPr>
+        <w:rFonts w:ascii="Wingdings" w:hAnsi="Wingdings" w:hint="default"/>
+        <w:sz w:val="20"/>
+      </w:rPr>
+    </w:lvl>
+    <w:lvl w:ilvl="8" w:tentative="1">
+      <w:start w:val="1"/>
+      <w:numFmt w:val="bullet"/>
+      <w:lvlText w:val=""/>
+      <w:lvlJc w:val="left"/>
+      <w:pPr>
+        <w:tabs>
+          <w:tab w:val="num" w:pos="6480"/>
+        </w:tabs>
+        <w:ind w:left="6480" w:hanging="360"/>
+      </w:pPr>
+      <w:rPr>
+        <w:rFonts w:ascii="Wingdings" w:hAnsi="Wingdings" w:hint="default"/>
+        <w:sz w:val="20"/>
+      </w:rPr>
+    </w:lvl>
+  </w:abstractNum>
+  <w:abstractNum w:abstractNumId="19" w15:restartNumberingAfterBreak="0">
+    <w:nsid w:val="77F970C2"/>
+    <w:multiLevelType w:val="multilevel"/>
+    <w:tmpl w:val="1D140668"/>
+    <w:lvl w:ilvl="0">
+      <w:start w:val="1"/>
+      <w:numFmt w:val="bullet"/>
+      <w:lvlText w:val=""/>
+      <w:lvlJc w:val="left"/>
+      <w:pPr>
+        <w:tabs>
+          <w:tab w:val="num" w:pos="720"/>
+        </w:tabs>
+        <w:ind w:left="720" w:hanging="360"/>
+      </w:pPr>
+      <w:rPr>
+        <w:rFonts w:ascii="Symbol" w:hAnsi="Symbol" w:hint="default"/>
+        <w:sz w:val="20"/>
+      </w:rPr>
+    </w:lvl>
+    <w:lvl w:ilvl="1" w:tentative="1">
+      <w:start w:val="1"/>
+      <w:numFmt w:val="bullet"/>
+      <w:lvlText w:val="o"/>
+      <w:lvlJc w:val="left"/>
+      <w:pPr>
+        <w:tabs>
+          <w:tab w:val="num" w:pos="1440"/>
+        </w:tabs>
+        <w:ind w:left="1440" w:hanging="360"/>
+      </w:pPr>
+      <w:rPr>
+        <w:rFonts w:ascii="Courier New" w:hAnsi="Courier New" w:hint="default"/>
+        <w:sz w:val="20"/>
+      </w:rPr>
+    </w:lvl>
+    <w:lvl w:ilvl="2" w:tentative="1">
+      <w:start w:val="1"/>
+      <w:numFmt w:val="bullet"/>
+      <w:lvlText w:val=""/>
+      <w:lvlJc w:val="left"/>
+      <w:pPr>
+        <w:tabs>
+          <w:tab w:val="num" w:pos="2160"/>
+        </w:tabs>
+        <w:ind w:left="2160" w:hanging="360"/>
+      </w:pPr>
+      <w:rPr>
+        <w:rFonts w:ascii="Wingdings" w:hAnsi="Wingdings" w:hint="default"/>
+        <w:sz w:val="20"/>
+      </w:rPr>
+    </w:lvl>
+    <w:lvl w:ilvl="3" w:tentative="1">
+      <w:start w:val="1"/>
+      <w:numFmt w:val="bullet"/>
+      <w:lvlText w:val=""/>
+      <w:lvlJc w:val="left"/>
+      <w:pPr>
+        <w:tabs>
+          <w:tab w:val="num" w:pos="2880"/>
+        </w:tabs>
+        <w:ind w:left="2880" w:hanging="360"/>
+      </w:pPr>
+      <w:rPr>
+        <w:rFonts w:ascii="Wingdings" w:hAnsi="Wingdings" w:hint="default"/>
+        <w:sz w:val="20"/>
+      </w:rPr>
+    </w:lvl>
+    <w:lvl w:ilvl="4" w:tentative="1">
+      <w:start w:val="1"/>
+      <w:numFmt w:val="bullet"/>
+      <w:lvlText w:val=""/>
+      <w:lvlJc w:val="left"/>
+      <w:pPr>
+        <w:tabs>
+          <w:tab w:val="num" w:pos="3600"/>
+        </w:tabs>
+        <w:ind w:left="3600" w:hanging="360"/>
+      </w:pPr>
+      <w:rPr>
+        <w:rFonts w:ascii="Wingdings" w:hAnsi="Wingdings" w:hint="default"/>
+        <w:sz w:val="20"/>
+      </w:rPr>
+    </w:lvl>
+    <w:lvl w:ilvl="5" w:tentative="1">
+      <w:start w:val="1"/>
+      <w:numFmt w:val="bullet"/>
+      <w:lvlText w:val=""/>
+      <w:lvlJc w:val="left"/>
+      <w:pPr>
+        <w:tabs>
+          <w:tab w:val="num" w:pos="4320"/>
+        </w:tabs>
+        <w:ind w:left="4320" w:hanging="360"/>
+      </w:pPr>
+      <w:rPr>
+        <w:rFonts w:ascii="Wingdings" w:hAnsi="Wingdings" w:hint="default"/>
+        <w:sz w:val="20"/>
+      </w:rPr>
+    </w:lvl>
+    <w:lvl w:ilvl="6" w:tentative="1">
+      <w:start w:val="1"/>
+      <w:numFmt w:val="bullet"/>
+      <w:lvlText w:val=""/>
+      <w:lvlJc w:val="left"/>
+      <w:pPr>
+        <w:tabs>
+          <w:tab w:val="num" w:pos="5040"/>
+        </w:tabs>
+        <w:ind w:left="5040" w:hanging="360"/>
+      </w:pPr>
+      <w:rPr>
+        <w:rFonts w:ascii="Wingdings" w:hAnsi="Wingdings" w:hint="default"/>
+        <w:sz w:val="20"/>
+      </w:rPr>
+    </w:lvl>
+    <w:lvl w:ilvl="7" w:tentative="1">
+      <w:start w:val="1"/>
+      <w:numFmt w:val="bullet"/>
+      <w:lvlText w:val=""/>
+      <w:lvlJc w:val="left"/>
+      <w:pPr>
+        <w:tabs>
+          <w:tab w:val="num" w:pos="5760"/>
+        </w:tabs>
+        <w:ind w:left="5760" w:hanging="360"/>
+      </w:pPr>
+      <w:rPr>
+        <w:rFonts w:ascii="Wingdings" w:hAnsi="Wingdings" w:hint="default"/>
+        <w:sz w:val="20"/>
+      </w:rPr>
+    </w:lvl>
+    <w:lvl w:ilvl="8" w:tentative="1">
+      <w:start w:val="1"/>
+      <w:numFmt w:val="bullet"/>
+      <w:lvlText w:val=""/>
+      <w:lvlJc w:val="left"/>
+      <w:pPr>
+        <w:tabs>
+          <w:tab w:val="num" w:pos="6480"/>
+        </w:tabs>
+        <w:ind w:left="6480" w:hanging="360"/>
+      </w:pPr>
+      <w:rPr>
+        <w:rFonts w:ascii="Wingdings" w:hAnsi="Wingdings" w:hint="default"/>
+        <w:sz w:val="20"/>
+      </w:rPr>
+    </w:lvl>
+  </w:abstractNum>
+  <w:abstractNum w:abstractNumId="20" w15:restartNumberingAfterBreak="0">
+    <w:nsid w:val="7B927552"/>
+    <w:multiLevelType w:val="multilevel"/>
+    <w:tmpl w:val="56C2AE86"/>
+    <w:lvl w:ilvl="0">
+      <w:start w:val="1"/>
+      <w:numFmt w:val="decimal"/>
+      <w:lvlText w:val="%1."/>
+      <w:lvlJc w:val="left"/>
+      <w:pPr>
+        <w:tabs>
+          <w:tab w:val="num" w:pos="720"/>
+        </w:tabs>
+        <w:ind w:left="720" w:hanging="360"/>
+      </w:pPr>
+    </w:lvl>
+    <w:lvl w:ilvl="1" w:tentative="1">
+      <w:start w:val="1"/>
+      <w:numFmt w:val="decimal"/>
+      <w:lvlText w:val="%2."/>
+      <w:lvlJc w:val="left"/>
+      <w:pPr>
+        <w:tabs>
+          <w:tab w:val="num" w:pos="1440"/>
+        </w:tabs>
+        <w:ind w:left="1440" w:hanging="360"/>
+      </w:pPr>
+    </w:lvl>
+    <w:lvl w:ilvl="2" w:tentative="1">
+      <w:start w:val="1"/>
+      <w:numFmt w:val="decimal"/>
+      <w:lvlText w:val="%3."/>
+      <w:lvlJc w:val="left"/>
+      <w:pPr>
+        <w:tabs>
+          <w:tab w:val="num" w:pos="2160"/>
+        </w:tabs>
+        <w:ind w:left="2160" w:hanging="360"/>
+      </w:pPr>
+    </w:lvl>
+    <w:lvl w:ilvl="3" w:tentative="1">
+      <w:start w:val="1"/>
+      <w:numFmt w:val="decimal"/>
+      <w:lvlText w:val="%4."/>
+      <w:lvlJc w:val="left"/>
+      <w:pPr>
+        <w:tabs>
+          <w:tab w:val="num" w:pos="2880"/>
+        </w:tabs>
+        <w:ind w:left="2880" w:hanging="360"/>
+      </w:pPr>
+    </w:lvl>
+    <w:lvl w:ilvl="4" w:tentative="1">
+      <w:start w:val="1"/>
+      <w:numFmt w:val="decimal"/>
+      <w:lvlText w:val="%5."/>
+      <w:lvlJc w:val="left"/>
+      <w:pPr>
+        <w:tabs>
+          <w:tab w:val="num" w:pos="3600"/>
+        </w:tabs>
+        <w:ind w:left="3600" w:hanging="360"/>
+      </w:pPr>
+    </w:lvl>
+    <w:lvl w:ilvl="5" w:tentative="1">
+      <w:start w:val="1"/>
+      <w:numFmt w:val="decimal"/>
+      <w:lvlText w:val="%6."/>
+      <w:lvlJc w:val="left"/>
+      <w:pPr>
+        <w:tabs>
+          <w:tab w:val="num" w:pos="4320"/>
+        </w:tabs>
+        <w:ind w:left="4320" w:hanging="360"/>
+      </w:pPr>
+    </w:lvl>
+    <w:lvl w:ilvl="6" w:tentative="1">
+      <w:start w:val="1"/>
+      <w:numFmt w:val="decimal"/>
+      <w:lvlText w:val="%7."/>
+      <w:lvlJc w:val="left"/>
+      <w:pPr>
+        <w:tabs>
+          <w:tab w:val="num" w:pos="5040"/>
+        </w:tabs>
+        <w:ind w:left="5040" w:hanging="360"/>
+      </w:pPr>
+    </w:lvl>
+    <w:lvl w:ilvl="7" w:tentative="1">
+      <w:start w:val="1"/>
+      <w:numFmt w:val="decimal"/>
+      <w:lvlText w:val="%8."/>
+      <w:lvlJc w:val="left"/>
+      <w:pPr>
+        <w:tabs>
+          <w:tab w:val="num" w:pos="5760"/>
+        </w:tabs>
+        <w:ind w:left="5760" w:hanging="360"/>
+      </w:pPr>
+    </w:lvl>
+    <w:lvl w:ilvl="8" w:tentative="1">
+      <w:start w:val="1"/>
+      <w:numFmt w:val="decimal"/>
+      <w:lvlText w:val="%9."/>
+      <w:lvlJc w:val="left"/>
+      <w:pPr>
+        <w:tabs>
+          <w:tab w:val="num" w:pos="6480"/>
+        </w:tabs>
+        <w:ind w:left="6480" w:hanging="360"/>
+      </w:pPr>
+    </w:lvl>
+  </w:abstractNum>
+  <w:abstractNum w:abstractNumId="21" w15:restartNumberingAfterBreak="0">
     <w:nsid w:val="7E51365D"/>
     <w:multiLevelType w:val="multilevel"/>
     <w:tmpl w:val="B9404CE2"/>
@@ -3751,16 +10977,70 @@
     </w:lvl>
   </w:abstractNum>
   <w:num w:numId="1" w16cid:durableId="2007126848">
-    <w:abstractNumId w:val="2"/>
+    <w:abstractNumId w:val="15"/>
   </w:num>
   <w:num w:numId="2" w16cid:durableId="276719737">
     <w:abstractNumId w:val="0"/>
   </w:num>
   <w:num w:numId="3" w16cid:durableId="430710585">
+    <w:abstractNumId w:val="3"/>
+  </w:num>
+  <w:num w:numId="4" w16cid:durableId="96606447">
+    <w:abstractNumId w:val="21"/>
+  </w:num>
+  <w:num w:numId="5" w16cid:durableId="785075080">
+    <w:abstractNumId w:val="6"/>
+  </w:num>
+  <w:num w:numId="6" w16cid:durableId="385876245">
+    <w:abstractNumId w:val="19"/>
+  </w:num>
+  <w:num w:numId="7" w16cid:durableId="1736784210">
+    <w:abstractNumId w:val="9"/>
+  </w:num>
+  <w:num w:numId="8" w16cid:durableId="391735204">
+    <w:abstractNumId w:val="5"/>
+  </w:num>
+  <w:num w:numId="9" w16cid:durableId="611673573">
+    <w:abstractNumId w:val="11"/>
+  </w:num>
+  <w:num w:numId="10" w16cid:durableId="1773821263">
+    <w:abstractNumId w:val="13"/>
+  </w:num>
+  <w:num w:numId="11" w16cid:durableId="669019974">
+    <w:abstractNumId w:val="17"/>
+  </w:num>
+  <w:num w:numId="12" w16cid:durableId="1387533150">
+    <w:abstractNumId w:val="2"/>
+  </w:num>
+  <w:num w:numId="13" w16cid:durableId="1256326709">
+    <w:abstractNumId w:val="12"/>
+  </w:num>
+  <w:num w:numId="14" w16cid:durableId="1706173780">
+    <w:abstractNumId w:val="10"/>
+  </w:num>
+  <w:num w:numId="15" w16cid:durableId="1483735472">
+    <w:abstractNumId w:val="8"/>
+  </w:num>
+  <w:num w:numId="16" w16cid:durableId="3020002">
+    <w:abstractNumId w:val="18"/>
+  </w:num>
+  <w:num w:numId="17" w16cid:durableId="859856482">
+    <w:abstractNumId w:val="16"/>
+  </w:num>
+  <w:num w:numId="18" w16cid:durableId="1853495765">
     <w:abstractNumId w:val="1"/>
   </w:num>
-  <w:num w:numId="4" w16cid:durableId="96606447">
-    <w:abstractNumId w:val="3"/>
+  <w:num w:numId="19" w16cid:durableId="1664316665">
+    <w:abstractNumId w:val="7"/>
+  </w:num>
+  <w:num w:numId="20" w16cid:durableId="879898672">
+    <w:abstractNumId w:val="4"/>
+  </w:num>
+  <w:num w:numId="21" w16cid:durableId="545871909">
+    <w:abstractNumId w:val="14"/>
+  </w:num>
+  <w:num w:numId="22" w16cid:durableId="2075081348">
+    <w:abstractNumId w:val="20"/>
   </w:num>
 </w:numbering>
 </file>
